--- a/cd/doc/userGuide/Publikacja_iKalendarze.docx
+++ b/cd/doc/userGuide/Publikacja_iKalendarze.docx
@@ -96,8 +96,22 @@
         <w:rPr>
           <w:sz w:val="36"/>
         </w:rPr>
-        <w:t>Publikacja rozkładów zajęć za pomocą iKalendarzy</w:t>
-      </w:r>
+        <w:t xml:space="preserve">Publikacja rozkładów zajęć za pomocą </w:t>
+      </w:r>
+      <w:proofErr w:type="spellStart"/>
+      <w:r>
+        <w:rPr>
+          <w:sz w:val="36"/>
+        </w:rPr>
+        <w:t>eKalendarz</w:t>
+      </w:r>
+      <w:r>
+        <w:rPr>
+          <w:sz w:val="36"/>
+        </w:rPr>
+        <w:t>y</w:t>
+      </w:r>
+      <w:proofErr w:type="spellEnd"/>
     </w:p>
     <w:p>
       <w:pPr>
@@ -144,7 +158,7 @@
         <w:rPr>
           <w:sz w:val="20"/>
         </w:rPr>
-        <w:t>5</w:t>
+        <w:t>6</w:t>
       </w:r>
       <w:r>
         <w:rPr>
@@ -156,13 +170,7 @@
         <w:rPr>
           <w:sz w:val="20"/>
         </w:rPr>
-        <w:t>0</w:t>
-      </w:r>
-      <w:r>
-        <w:rPr>
-          <w:sz w:val="20"/>
-        </w:rPr>
-        <w:t>2</w:t>
+        <w:t>10</w:t>
       </w:r>
     </w:p>
     <w:tbl>
@@ -348,7 +356,7 @@
       <w:r>
         <w:fldChar w:fldCharType="separate"/>
       </w:r>
-      <w:hyperlink w:anchor="_Toc191794165" w:history="1">
+      <w:hyperlink w:anchor="_Toc243029645" w:history="1">
         <w:r>
           <w:rPr>
             <w:rStyle w:val="Hipercze"/>
@@ -369,7 +377,7 @@
           <w:rPr>
             <w:rStyle w:val="Hipercze"/>
           </w:rPr>
-          <w:t>Eksportowanie rozkładów zajęć do iKalendarz</w:t>
+          <w:t>Eksportowanie rozkładów zajęć do eKalendarz</w:t>
         </w:r>
         <w:r>
           <w:rPr>
@@ -387,7 +395,7 @@
           <w:rPr>
             <w:webHidden/>
           </w:rPr>
-          <w:instrText xml:space="preserve"> PAGEREF _Toc191794165 \h </w:instrText>
+          <w:instrText xml:space="preserve"> PAGEREF _Toc243029645 \h </w:instrText>
         </w:r>
         <w:r>
           <w:rPr>
@@ -428,7 +436,7 @@
           <w:lang w:eastAsia="pl-PL"/>
         </w:rPr>
       </w:pPr>
-      <w:hyperlink w:anchor="_Toc191794166" w:history="1">
+      <w:hyperlink w:anchor="_Toc243029646" w:history="1">
         <w:r>
           <w:rPr>
             <w:rStyle w:val="Hipercze"/>
@@ -455,7 +463,7 @@
             <w:noProof/>
             <w:webHidden/>
           </w:rPr>
-          <w:instrText xml:space="preserve"> PAGEREF _Toc191794166 \h </w:instrText>
+          <w:instrText xml:space="preserve"> PAGEREF _Toc243029646 \h </w:instrText>
         </w:r>
         <w:r>
           <w:rPr>
@@ -500,7 +508,7 @@
           <w:lang w:eastAsia="pl-PL"/>
         </w:rPr>
       </w:pPr>
-      <w:hyperlink w:anchor="_Toc191794167" w:history="1">
+      <w:hyperlink w:anchor="_Toc243029647" w:history="1">
         <w:r>
           <w:rPr>
             <w:rStyle w:val="Hipercze"/>
@@ -527,7 +535,7 @@
             <w:noProof/>
             <w:webHidden/>
           </w:rPr>
-          <w:instrText xml:space="preserve"> PAGEREF _Toc191794167 \h </w:instrText>
+          <w:instrText xml:space="preserve"> PAGEREF _Toc243029647 \h </w:instrText>
         </w:r>
         <w:r>
           <w:rPr>
@@ -573,7 +581,7 @@
           <w:lang w:eastAsia="pl-PL"/>
         </w:rPr>
       </w:pPr>
-      <w:hyperlink w:anchor="_Toc191794168" w:history="1">
+      <w:hyperlink w:anchor="_Toc243029648" w:history="1">
         <w:r>
           <w:rPr>
             <w:rStyle w:val="Hipercze"/>
@@ -617,7 +625,7 @@
             <w:noProof/>
             <w:webHidden/>
           </w:rPr>
-          <w:instrText xml:space="preserve"> PAGEREF _Toc191794168 \h </w:instrText>
+          <w:instrText xml:space="preserve"> PAGEREF _Toc243029648 \h </w:instrText>
         </w:r>
         <w:r>
           <w:rPr>
@@ -663,7 +671,7 @@
           <w:lang w:eastAsia="pl-PL"/>
         </w:rPr>
       </w:pPr>
-      <w:hyperlink w:anchor="_Toc191794169" w:history="1">
+      <w:hyperlink w:anchor="_Toc243029649" w:history="1">
         <w:r>
           <w:rPr>
             <w:rStyle w:val="Hipercze"/>
@@ -707,7 +715,7 @@
             <w:noProof/>
             <w:webHidden/>
           </w:rPr>
-          <w:instrText xml:space="preserve"> PAGEREF _Toc191794169 \h </w:instrText>
+          <w:instrText xml:space="preserve"> PAGEREF _Toc243029649 \h </w:instrText>
         </w:r>
         <w:r>
           <w:rPr>
@@ -752,7 +760,7 @@
           <w:szCs w:val="22"/>
         </w:rPr>
       </w:pPr>
-      <w:hyperlink w:anchor="_Toc191794170" w:history="1">
+      <w:hyperlink w:anchor="_Toc243029650" w:history="1">
         <w:r>
           <w:rPr>
             <w:rStyle w:val="Hipercze"/>
@@ -795,7 +803,7 @@
             <w:noProof/>
             <w:webHidden/>
           </w:rPr>
-          <w:instrText xml:space="preserve"> PAGEREF _Toc191794170 \h </w:instrText>
+          <w:instrText xml:space="preserve"> PAGEREF _Toc243029650 \h </w:instrText>
         </w:r>
         <w:r>
           <w:rPr>
@@ -840,7 +848,7 @@
           <w:lang w:eastAsia="pl-PL"/>
         </w:rPr>
       </w:pPr>
-      <w:hyperlink w:anchor="_Toc191794171" w:history="1">
+      <w:hyperlink w:anchor="_Toc243029651" w:history="1">
         <w:r>
           <w:rPr>
             <w:rStyle w:val="Hipercze"/>
@@ -867,7 +875,7 @@
             <w:noProof/>
             <w:webHidden/>
           </w:rPr>
-          <w:instrText xml:space="preserve"> PAGEREF _Toc191794171 \h </w:instrText>
+          <w:instrText xml:space="preserve"> PAGEREF _Toc243029651 \h </w:instrText>
         </w:r>
         <w:r>
           <w:rPr>
@@ -912,13 +920,13 @@
           <w:lang w:eastAsia="pl-PL"/>
         </w:rPr>
       </w:pPr>
-      <w:hyperlink w:anchor="_Toc191794172" w:history="1">
+      <w:hyperlink w:anchor="_Toc243029652" w:history="1">
         <w:r>
           <w:rPr>
             <w:rStyle w:val="Hipercze"/>
             <w:noProof/>
           </w:rPr>
-          <w:t>1.4 Konfiguracja iKalendarza</w:t>
+          <w:t>1.4 Konfiguracja eKalendarza</w:t>
         </w:r>
         <w:r>
           <w:rPr>
@@ -939,7 +947,7 @@
             <w:noProof/>
             <w:webHidden/>
           </w:rPr>
-          <w:instrText xml:space="preserve"> PAGEREF _Toc191794172 \h </w:instrText>
+          <w:instrText xml:space="preserve"> PAGEREF _Toc243029652 \h </w:instrText>
         </w:r>
         <w:r>
           <w:rPr>
@@ -985,7 +993,7 @@
           <w:lang w:eastAsia="pl-PL"/>
         </w:rPr>
       </w:pPr>
-      <w:hyperlink w:anchor="_Toc191794173" w:history="1">
+      <w:hyperlink w:anchor="_Toc243029653" w:history="1">
         <w:r>
           <w:rPr>
             <w:rStyle w:val="Hipercze"/>
@@ -1029,7 +1037,7 @@
             <w:noProof/>
             <w:webHidden/>
           </w:rPr>
-          <w:instrText xml:space="preserve"> PAGEREF _Toc191794173 \h </w:instrText>
+          <w:instrText xml:space="preserve"> PAGEREF _Toc243029653 \h </w:instrText>
         </w:r>
         <w:r>
           <w:rPr>
@@ -1075,7 +1083,7 @@
           <w:lang w:eastAsia="pl-PL"/>
         </w:rPr>
       </w:pPr>
-      <w:hyperlink w:anchor="_Toc191794174" w:history="1">
+      <w:hyperlink w:anchor="_Toc243029654" w:history="1">
         <w:r>
           <w:rPr>
             <w:rStyle w:val="Hipercze"/>
@@ -1119,7 +1127,7 @@
             <w:noProof/>
             <w:webHidden/>
           </w:rPr>
-          <w:instrText xml:space="preserve"> PAGEREF _Toc191794174 \h </w:instrText>
+          <w:instrText xml:space="preserve"> PAGEREF _Toc243029654 \h </w:instrText>
         </w:r>
         <w:r>
           <w:rPr>
@@ -1165,7 +1173,7 @@
           <w:lang w:eastAsia="pl-PL"/>
         </w:rPr>
       </w:pPr>
-      <w:hyperlink w:anchor="_Toc191794175" w:history="1">
+      <w:hyperlink w:anchor="_Toc243029655" w:history="1">
         <w:r>
           <w:rPr>
             <w:rStyle w:val="Hipercze"/>
@@ -1209,7 +1217,7 @@
             <w:noProof/>
             <w:webHidden/>
           </w:rPr>
-          <w:instrText xml:space="preserve"> PAGEREF _Toc191794175 \h </w:instrText>
+          <w:instrText xml:space="preserve"> PAGEREF _Toc243029655 \h </w:instrText>
         </w:r>
         <w:r>
           <w:rPr>
@@ -1255,7 +1263,7 @@
           <w:lang w:eastAsia="pl-PL"/>
         </w:rPr>
       </w:pPr>
-      <w:hyperlink w:anchor="_Toc191794176" w:history="1">
+      <w:hyperlink w:anchor="_Toc243029656" w:history="1">
         <w:r>
           <w:rPr>
             <w:rStyle w:val="Hipercze"/>
@@ -1299,7 +1307,7 @@
             <w:noProof/>
             <w:webHidden/>
           </w:rPr>
-          <w:instrText xml:space="preserve"> PAGEREF _Toc191794176 \h </w:instrText>
+          <w:instrText xml:space="preserve"> PAGEREF _Toc243029656 \h </w:instrText>
         </w:r>
         <w:r>
           <w:rPr>
@@ -1344,7 +1352,7 @@
           <w:lang w:eastAsia="pl-PL"/>
         </w:rPr>
       </w:pPr>
-      <w:hyperlink w:anchor="_Toc191794177" w:history="1">
+      <w:hyperlink w:anchor="_Toc243029657" w:history="1">
         <w:r>
           <w:rPr>
             <w:rStyle w:val="Hipercze"/>
@@ -1371,7 +1379,7 @@
             <w:noProof/>
             <w:webHidden/>
           </w:rPr>
-          <w:instrText xml:space="preserve"> PAGEREF _Toc191794177 \h </w:instrText>
+          <w:instrText xml:space="preserve"> PAGEREF _Toc243029657 \h </w:instrText>
         </w:r>
         <w:r>
           <w:rPr>
@@ -1416,7 +1424,7 @@
           <w:lang w:eastAsia="pl-PL"/>
         </w:rPr>
       </w:pPr>
-      <w:hyperlink w:anchor="_Toc191794178" w:history="1">
+      <w:hyperlink w:anchor="_Toc243029658" w:history="1">
         <w:r>
           <w:rPr>
             <w:rStyle w:val="Hipercze"/>
@@ -1443,7 +1451,7 @@
             <w:noProof/>
             <w:webHidden/>
           </w:rPr>
-          <w:instrText xml:space="preserve"> PAGEREF _Toc191794178 \h </w:instrText>
+          <w:instrText xml:space="preserve"> PAGEREF _Toc243029658 \h </w:instrText>
         </w:r>
         <w:r>
           <w:rPr>
@@ -1485,7 +1493,7 @@
           <w:lang w:eastAsia="pl-PL"/>
         </w:rPr>
       </w:pPr>
-      <w:hyperlink w:anchor="_Toc191794179" w:history="1">
+      <w:hyperlink w:anchor="_Toc243029659" w:history="1">
         <w:r>
           <w:rPr>
             <w:rStyle w:val="Hipercze"/>
@@ -1506,7 +1514,19 @@
           <w:rPr>
             <w:rStyle w:val="Hipercze"/>
           </w:rPr>
-          <w:t>Ściąga dla planistów: iKalendarze</w:t>
+          <w:t>Ściąga dla planis</w:t>
+        </w:r>
+        <w:r>
+          <w:rPr>
+            <w:rStyle w:val="Hipercze"/>
+          </w:rPr>
+          <w:t>t</w:t>
+        </w:r>
+        <w:r>
+          <w:rPr>
+            <w:rStyle w:val="Hipercze"/>
+          </w:rPr>
+          <w:t>ów: eKalendarze</w:t>
         </w:r>
         <w:r>
           <w:rPr>
@@ -1524,7 +1544,7 @@
           <w:rPr>
             <w:webHidden/>
           </w:rPr>
-          <w:instrText xml:space="preserve"> PAGEREF _Toc191794179 \h </w:instrText>
+          <w:instrText xml:space="preserve"> PAGEREF _Toc243029659 \h </w:instrText>
         </w:r>
         <w:r>
           <w:rPr>
@@ -1562,7 +1582,7 @@
           <w:lang w:eastAsia="pl-PL"/>
         </w:rPr>
       </w:pPr>
-      <w:hyperlink w:anchor="_Toc191794180" w:history="1">
+      <w:hyperlink w:anchor="_Toc243029660" w:history="1">
         <w:r>
           <w:rPr>
             <w:rStyle w:val="Hipercze"/>
@@ -1583,7 +1603,7 @@
           <w:rPr>
             <w:rStyle w:val="Hipercze"/>
           </w:rPr>
-          <w:t>Ściąga dla użytkowników: iKalendarze</w:t>
+          <w:t>Ściąga dla użytkowników: eKalendarze</w:t>
         </w:r>
         <w:r>
           <w:rPr>
@@ -1601,7 +1621,7 @@
           <w:rPr>
             <w:webHidden/>
           </w:rPr>
-          <w:instrText xml:space="preserve"> PAGEREF _Toc191794180 \h </w:instrText>
+          <w:instrText xml:space="preserve"> PAGEREF _Toc243029660 \h </w:instrText>
         </w:r>
         <w:r>
           <w:rPr>
@@ -1639,7 +1659,7 @@
           <w:lang w:eastAsia="pl-PL"/>
         </w:rPr>
       </w:pPr>
-      <w:hyperlink w:anchor="_Toc191794181" w:history="1">
+      <w:hyperlink w:anchor="_Toc243029661" w:history="1">
         <w:r>
           <w:rPr>
             <w:rStyle w:val="Hipercze"/>
@@ -1660,7 +1680,19 @@
           <w:rPr>
             <w:rStyle w:val="Hipercze"/>
           </w:rPr>
-          <w:t>Załącznik: iKalendarze: Rozwiązywanie problemów</w:t>
+          <w:t>Załącznik: eKalend</w:t>
+        </w:r>
+        <w:r>
+          <w:rPr>
+            <w:rStyle w:val="Hipercze"/>
+          </w:rPr>
+          <w:t>a</w:t>
+        </w:r>
+        <w:r>
+          <w:rPr>
+            <w:rStyle w:val="Hipercze"/>
+          </w:rPr>
+          <w:t>rze: Rozwiązywanie problemów</w:t>
         </w:r>
         <w:r>
           <w:rPr>
@@ -1678,7 +1710,7 @@
           <w:rPr>
             <w:webHidden/>
           </w:rPr>
-          <w:instrText xml:space="preserve"> PAGEREF _Toc191794181 \h </w:instrText>
+          <w:instrText xml:space="preserve"> PAGEREF _Toc243029661 \h </w:instrText>
         </w:r>
         <w:r>
           <w:rPr>
@@ -1719,7 +1751,7 @@
           <w:lang w:eastAsia="pl-PL"/>
         </w:rPr>
       </w:pPr>
-      <w:hyperlink w:anchor="_Toc191794182" w:history="1">
+      <w:hyperlink w:anchor="_Toc243029662" w:history="1">
         <w:r>
           <w:rPr>
             <w:rStyle w:val="Hipercze"/>
@@ -1746,7 +1778,7 @@
             <w:noProof/>
             <w:webHidden/>
           </w:rPr>
-          <w:instrText xml:space="preserve"> PAGEREF _Toc191794182 \h </w:instrText>
+          <w:instrText xml:space="preserve"> PAGEREF _Toc243029662 \h </w:instrText>
         </w:r>
         <w:r>
           <w:rPr>
@@ -1791,7 +1823,7 @@
           <w:lang w:eastAsia="pl-PL"/>
         </w:rPr>
       </w:pPr>
-      <w:hyperlink w:anchor="_Toc191794183" w:history="1">
+      <w:hyperlink w:anchor="_Toc243029663" w:history="1">
         <w:r>
           <w:rPr>
             <w:rStyle w:val="Hipercze"/>
@@ -1818,7 +1850,7 @@
             <w:noProof/>
             <w:webHidden/>
           </w:rPr>
-          <w:instrText xml:space="preserve"> PAGEREF _Toc191794183 \h </w:instrText>
+          <w:instrText xml:space="preserve"> PAGEREF _Toc243029663 \h </w:instrText>
         </w:r>
         <w:r>
           <w:rPr>
@@ -1863,7 +1895,7 @@
           <w:lang w:eastAsia="pl-PL"/>
         </w:rPr>
       </w:pPr>
-      <w:hyperlink w:anchor="_Toc191794184" w:history="1">
+      <w:hyperlink w:anchor="_Toc243029664" w:history="1">
         <w:r>
           <w:rPr>
             <w:rStyle w:val="Hipercze"/>
@@ -1890,7 +1922,7 @@
             <w:noProof/>
             <w:webHidden/>
           </w:rPr>
-          <w:instrText xml:space="preserve"> PAGEREF _Toc191794184 \h </w:instrText>
+          <w:instrText xml:space="preserve"> PAGEREF _Toc243029664 \h </w:instrText>
         </w:r>
         <w:r>
           <w:rPr>
@@ -1932,7 +1964,7 @@
           <w:lang w:eastAsia="pl-PL"/>
         </w:rPr>
       </w:pPr>
-      <w:hyperlink w:anchor="_Toc191794185" w:history="1">
+      <w:hyperlink w:anchor="_Toc243029665" w:history="1">
         <w:r>
           <w:rPr>
             <w:rStyle w:val="Hipercze"/>
@@ -1971,7 +2003,7 @@
           <w:rPr>
             <w:webHidden/>
           </w:rPr>
-          <w:instrText xml:space="preserve"> PAGEREF _Toc191794185 \h </w:instrText>
+          <w:instrText xml:space="preserve"> PAGEREF _Toc243029665 \h </w:instrText>
         </w:r>
         <w:r>
           <w:rPr>
@@ -2021,17 +2053,22 @@
       <w:bookmarkStart w:id="2" w:name="_Toc503604200"/>
       <w:bookmarkStart w:id="3" w:name="_Toc101825950"/>
       <w:bookmarkStart w:id="4" w:name="_Toc121951555"/>
-      <w:bookmarkStart w:id="5" w:name="_Toc191794165"/>
-      <w:bookmarkStart w:id="6" w:name="_Toc454998968"/>
-      <w:r>
-        <w:t>Eksportowanie rozkładów zajęć do iKalendarz</w:t>
+      <w:bookmarkStart w:id="5" w:name="_Toc454998968"/>
+      <w:bookmarkStart w:id="6" w:name="_Toc243029645"/>
+      <w:r>
+        <w:t xml:space="preserve">Eksportowanie rozkładów zajęć do </w:t>
+      </w:r>
+      <w:proofErr w:type="spellStart"/>
+      <w:r>
+        <w:t>eKalendarz</w:t>
       </w:r>
       <w:bookmarkEnd w:id="0"/>
       <w:bookmarkEnd w:id="1"/>
       <w:bookmarkEnd w:id="2"/>
       <w:bookmarkEnd w:id="3"/>
       <w:bookmarkEnd w:id="4"/>
-      <w:bookmarkEnd w:id="5"/>
+      <w:bookmarkEnd w:id="6"/>
+      <w:proofErr w:type="spellEnd"/>
     </w:p>
     <w:tbl>
       <w:tblPr>
@@ -2086,8 +2123,30 @@
       <w:pPr>
         <w:spacing w:line="276" w:lineRule="auto"/>
       </w:pPr>
-      <w:r>
-        <w:t>iKalendarz to to po prostu kalendarz zapisany w postaci elektronicznej. iKalendarz jest obsługiwany p</w:t>
+      <w:proofErr w:type="spellStart"/>
+      <w:r>
+        <w:t>e</w:t>
+      </w:r>
+      <w:r>
+        <w:t>Kalendarz</w:t>
+      </w:r>
+      <w:proofErr w:type="spellEnd"/>
+      <w:r>
+        <w:t xml:space="preserve"> to to po prostu kalendarz zapi</w:t>
+      </w:r>
+      <w:r>
+        <w:t xml:space="preserve">sany w postaci elektronicznej. </w:t>
+      </w:r>
+      <w:proofErr w:type="spellStart"/>
+      <w:r>
+        <w:t>e</w:t>
+      </w:r>
+      <w:r>
+        <w:t>Kalendarz</w:t>
+      </w:r>
+      <w:proofErr w:type="spellEnd"/>
+      <w:r>
+        <w:t xml:space="preserve"> jest obsługiwany p</w:t>
       </w:r>
       <w:r>
         <w:t>rzez Kalendarze Google, Outlook</w:t>
@@ -2108,7 +2167,15 @@
         <w:jc w:val="both"/>
       </w:pPr>
       <w:r>
-        <w:t>Witryna iKalendarz utwor</w:t>
+        <w:t xml:space="preserve">Witryna </w:t>
+      </w:r>
+      <w:proofErr w:type="spellStart"/>
+      <w:r>
+        <w:t>eKalendarz</w:t>
+      </w:r>
+      <w:proofErr w:type="spellEnd"/>
+      <w:r>
+        <w:t xml:space="preserve"> utwor</w:t>
       </w:r>
       <w:r>
         <w:t>zona przez program wygląda tak:</w:t>
@@ -2619,7 +2686,10 @@
       </w:r>
       <w:proofErr w:type="spellStart"/>
       <w:r>
-        <w:t>iKalendarze</w:t>
+        <w:t>eKalendarz</w:t>
+      </w:r>
+      <w:r>
+        <w:t>e</w:t>
       </w:r>
       <w:proofErr w:type="spellEnd"/>
       <w:r>
@@ -2636,7 +2706,7 @@
       <w:pPr>
         <w:pStyle w:val="Nagwek2"/>
       </w:pPr>
-      <w:bookmarkStart w:id="7" w:name="_Toc191794166"/>
+      <w:bookmarkStart w:id="7" w:name="_Toc243029646"/>
       <w:r>
         <w:t>Publikowanie zajęć podrzędnych i nadrzędnych</w:t>
       </w:r>
@@ -3240,7 +3310,7 @@
       </w:pPr>
       <w:bookmarkStart w:id="8" w:name="_Toc482300277"/>
       <w:bookmarkStart w:id="9" w:name="_Toc503604206"/>
-      <w:bookmarkEnd w:id="6"/>
+      <w:bookmarkEnd w:id="5"/>
     </w:p>
     <w:p>
       <w:pPr>
@@ -3248,7 +3318,7 @@
       </w:pPr>
       <w:bookmarkStart w:id="10" w:name="_Toc101825953"/>
       <w:bookmarkStart w:id="11" w:name="_Toc121951558"/>
-      <w:bookmarkStart w:id="12" w:name="_Toc191794167"/>
+      <w:bookmarkStart w:id="12" w:name="_Toc243029647"/>
       <w:r>
         <w:t>Publikacja rozkładów zajęć w Internecie</w:t>
       </w:r>
@@ -3265,7 +3335,7 @@
       <w:bookmarkStart w:id="13" w:name="_Toc454998969"/>
       <w:bookmarkStart w:id="14" w:name="_Toc482300278"/>
       <w:bookmarkStart w:id="15" w:name="_Toc503604207"/>
-      <w:bookmarkStart w:id="16" w:name="_Toc191794168"/>
+      <w:bookmarkStart w:id="16" w:name="_Toc243029648"/>
       <w:r>
         <w:t>Co to jest Google Kalendarz</w:t>
       </w:r>
@@ -3676,7 +3746,7 @@
       <w:bookmarkStart w:id="17" w:name="_Toc454998973"/>
       <w:bookmarkStart w:id="18" w:name="_Toc482300279"/>
       <w:bookmarkStart w:id="19" w:name="_Toc503604208"/>
-      <w:bookmarkStart w:id="20" w:name="_Toc191794169"/>
+      <w:bookmarkStart w:id="20" w:name="_Toc243029649"/>
       <w:r>
         <w:lastRenderedPageBreak/>
         <w:t>Publikowanie rozkładów zajęć</w:t>
@@ -3742,7 +3812,7 @@
       </w:pPr>
       <w:bookmarkStart w:id="21" w:name="_Toc454998974"/>
       <w:bookmarkStart w:id="22" w:name="_Toc482300280"/>
-      <w:bookmarkStart w:id="23" w:name="_Toc191794170"/>
+      <w:bookmarkStart w:id="23" w:name="_Toc243029650"/>
       <w:r>
         <w:t xml:space="preserve">Udostępnianie kalendarzy </w:t>
       </w:r>
@@ -4911,7 +4981,7 @@
       <w:bookmarkStart w:id="29" w:name="_Toc503604209"/>
       <w:bookmarkStart w:id="30" w:name="_Toc101825954"/>
       <w:bookmarkStart w:id="31" w:name="_Toc121951559"/>
-      <w:bookmarkStart w:id="32" w:name="_Toc191794171"/>
+      <w:bookmarkStart w:id="32" w:name="_Toc243029651"/>
       <w:r>
         <w:t>Cello – opis dla Informatyków</w:t>
       </w:r>
@@ -4950,7 +5020,25 @@
           <w:szCs w:val="24"/>
           <w:lang w:eastAsia="ko-KR"/>
         </w:rPr>
-        <w:t>W Plansoft.org utwórz rolę o nazwie IKALENDARZ_&lt;nazwa wydziału, która będzie ograniczała dostęp do wykładowców, grup i sal.</w:t>
+        <w:t xml:space="preserve">W Plansoft.org utwórz rolę o nazwie </w:t>
+      </w:r>
+      <w:r>
+        <w:rPr>
+          <w:rFonts w:ascii="Times New Roman" w:eastAsia="Times New Roman" w:hAnsi="Times New Roman"/>
+          <w:sz w:val="24"/>
+          <w:szCs w:val="24"/>
+          <w:lang w:eastAsia="ko-KR"/>
+        </w:rPr>
+        <w:t>EKALENDARZ</w:t>
+      </w:r>
+      <w:r>
+        <w:rPr>
+          <w:rFonts w:ascii="Times New Roman" w:eastAsia="Times New Roman" w:hAnsi="Times New Roman"/>
+          <w:sz w:val="24"/>
+          <w:szCs w:val="24"/>
+          <w:lang w:eastAsia="ko-KR"/>
+        </w:rPr>
+        <w:t>_&lt;nazwa wydziału, która będzie ograniczała dostęp do wykładowców, grup i sal.</w:t>
       </w:r>
     </w:p>
     <w:p>
@@ -5105,7 +5193,25 @@
           <w:szCs w:val="24"/>
           <w:lang w:eastAsia="ko-KR"/>
         </w:rPr>
-        <w:t>W Plansoft.org utwórz semestr o nazwie IKALENDARZ_&lt;nazwa wydziału&gt;</w:t>
+        <w:t xml:space="preserve">W Plansoft.org utwórz semestr o nazwie </w:t>
+      </w:r>
+      <w:r>
+        <w:rPr>
+          <w:rFonts w:ascii="Times New Roman" w:eastAsia="Times New Roman" w:hAnsi="Times New Roman"/>
+          <w:sz w:val="24"/>
+          <w:szCs w:val="24"/>
+          <w:lang w:eastAsia="ko-KR"/>
+        </w:rPr>
+        <w:t>EKALENDARZ</w:t>
+      </w:r>
+      <w:r>
+        <w:rPr>
+          <w:rFonts w:ascii="Times New Roman" w:eastAsia="Times New Roman" w:hAnsi="Times New Roman"/>
+          <w:sz w:val="24"/>
+          <w:szCs w:val="24"/>
+          <w:lang w:eastAsia="ko-KR"/>
+        </w:rPr>
+        <w:t>_&lt;nazwa wydziału&gt;</w:t>
       </w:r>
     </w:p>
     <w:p>
@@ -5260,18 +5366,7 @@
           <w:szCs w:val="24"/>
           <w:lang w:eastAsia="ko-KR"/>
         </w:rPr>
-        <w:t xml:space="preserve"> automatyczne aktualizacje, ponieważ zatrzymuję one funkcjonowanie s</w:t>
-      </w:r>
-      <w:bookmarkStart w:id="33" w:name="_GoBack"/>
-      <w:bookmarkEnd w:id="33"/>
-      <w:r>
-        <w:rPr>
-          <w:rFonts w:ascii="Times New Roman" w:eastAsia="Times New Roman" w:hAnsi="Times New Roman"/>
-          <w:sz w:val="24"/>
-          <w:szCs w:val="24"/>
-          <w:lang w:eastAsia="ko-KR"/>
-        </w:rPr>
-        <w:t>kryptów wsadowych</w:t>
+        <w:t xml:space="preserve"> automatyczne aktualizacje, ponieważ zatrzymuję one funkcjonowanie skryptów wsadowych</w:t>
       </w:r>
     </w:p>
     <w:p>
@@ -5284,6 +5379,8 @@
       <w:r>
         <w:rPr>
           <w:rFonts w:eastAsia="Times New Roman"/>
+          <w:noProof/>
+          <w:lang w:eastAsia="pl-PL"/>
         </w:rPr>
         <w:drawing>
           <wp:inline distT="0" distB="0" distL="0" distR="0" wp14:anchorId="0E629AC0" wp14:editId="794B710A">
@@ -5470,19 +5567,18 @@
           <w:szCs w:val="24"/>
           <w:lang w:eastAsia="ko-KR"/>
         </w:rPr>
-        <w:t>ia iKalendarzy</w:t>
-      </w:r>
-    </w:p>
-    <w:p>
-      <w:pPr>
-        <w:pStyle w:val="Akapitzlist"/>
+        <w:t xml:space="preserve">ia </w:t>
+      </w:r>
+      <w:proofErr w:type="spellStart"/>
+      <w:r>
         <w:rPr>
           <w:rFonts w:ascii="Times New Roman" w:eastAsia="Times New Roman" w:hAnsi="Times New Roman"/>
           <w:sz w:val="24"/>
           <w:szCs w:val="24"/>
           <w:lang w:eastAsia="ko-KR"/>
         </w:rPr>
-      </w:pPr>
+        <w:t>eKalendarz</w:t>
+      </w:r>
       <w:r>
         <w:rPr>
           <w:rFonts w:ascii="Times New Roman" w:eastAsia="Times New Roman" w:hAnsi="Times New Roman"/>
@@ -5490,7 +5586,37 @@
           <w:szCs w:val="24"/>
           <w:lang w:eastAsia="ko-KR"/>
         </w:rPr>
-        <w:t>Wybierz Semestr IKALENDARZ</w:t>
+        <w:t>y</w:t>
+      </w:r>
+      <w:proofErr w:type="spellEnd"/>
+    </w:p>
+    <w:p>
+      <w:pPr>
+        <w:pStyle w:val="Akapitzlist"/>
+        <w:rPr>
+          <w:rFonts w:ascii="Times New Roman" w:eastAsia="Times New Roman" w:hAnsi="Times New Roman"/>
+          <w:sz w:val="24"/>
+          <w:szCs w:val="24"/>
+          <w:lang w:eastAsia="ko-KR"/>
+        </w:rPr>
+      </w:pPr>
+      <w:r>
+        <w:rPr>
+          <w:rFonts w:ascii="Times New Roman" w:eastAsia="Times New Roman" w:hAnsi="Times New Roman"/>
+          <w:sz w:val="24"/>
+          <w:szCs w:val="24"/>
+          <w:lang w:eastAsia="ko-KR"/>
+        </w:rPr>
+        <w:t xml:space="preserve">Wybierz Semestr </w:t>
+      </w:r>
+      <w:r>
+        <w:rPr>
+          <w:rFonts w:ascii="Times New Roman" w:eastAsia="Times New Roman" w:hAnsi="Times New Roman"/>
+          <w:sz w:val="24"/>
+          <w:szCs w:val="24"/>
+          <w:lang w:eastAsia="ko-KR"/>
+        </w:rPr>
+        <w:t>EKALENDARZ</w:t>
       </w:r>
       <w:r>
         <w:rPr>
@@ -5608,7 +5734,36 @@
           <w:szCs w:val="24"/>
           <w:lang w:eastAsia="ko-KR"/>
         </w:rPr>
-        <w:t xml:space="preserve">Zostanie utworzony plik Publikacja.bat (oraz dwa pliki konfiguracyjne), który po uruchomieniu utworzy w sposób całkowicie bezobsługowy iKalendarze. </w:t>
+        <w:t xml:space="preserve">Zostanie utworzony plik Publikacja.bat (oraz dwa pliki konfiguracyjne), który po uruchomieniu utworzy w sposób całkowicie bezobsługowy </w:t>
+      </w:r>
+      <w:proofErr w:type="spellStart"/>
+      <w:r>
+        <w:rPr>
+          <w:rFonts w:ascii="Times New Roman" w:eastAsia="Times New Roman" w:hAnsi="Times New Roman"/>
+          <w:sz w:val="24"/>
+          <w:szCs w:val="24"/>
+          <w:lang w:eastAsia="ko-KR"/>
+        </w:rPr>
+        <w:t>eKalendarz</w:t>
+      </w:r>
+      <w:r>
+        <w:rPr>
+          <w:rFonts w:ascii="Times New Roman" w:eastAsia="Times New Roman" w:hAnsi="Times New Roman"/>
+          <w:sz w:val="24"/>
+          <w:szCs w:val="24"/>
+          <w:lang w:eastAsia="ko-KR"/>
+        </w:rPr>
+        <w:t>e</w:t>
+      </w:r>
+      <w:proofErr w:type="spellEnd"/>
+      <w:r>
+        <w:rPr>
+          <w:rFonts w:ascii="Times New Roman" w:eastAsia="Times New Roman" w:hAnsi="Times New Roman"/>
+          <w:sz w:val="24"/>
+          <w:szCs w:val="24"/>
+          <w:lang w:eastAsia="ko-KR"/>
+        </w:rPr>
+        <w:t xml:space="preserve">. </w:t>
       </w:r>
     </w:p>
     <w:p>
@@ -6565,7 +6720,21 @@
                 <w:rFonts w:ascii="Times New Roman" w:hAnsi="Times New Roman"/>
                 <w:lang w:eastAsia="ko-KR"/>
               </w:rPr>
-              <w:t>Zostanie wygenerowany plik Status.xml o następującej zawartości</w:t>
+              <w:t>Zostanie wygenerowany plik Status.</w:t>
+            </w:r>
+            <w:r>
+              <w:rPr>
+                <w:rFonts w:ascii="Times New Roman" w:hAnsi="Times New Roman"/>
+                <w:lang w:eastAsia="ko-KR"/>
+              </w:rPr>
+              <w:t>html</w:t>
+            </w:r>
+            <w:r>
+              <w:rPr>
+                <w:rFonts w:ascii="Times New Roman" w:hAnsi="Times New Roman"/>
+                <w:lang w:eastAsia="ko-KR"/>
+              </w:rPr>
+              <w:t xml:space="preserve"> o następującej zawartości</w:t>
             </w:r>
           </w:p>
           <w:p>
@@ -7161,32 +7330,32 @@
       <w:pPr>
         <w:pStyle w:val="Nagwek2"/>
       </w:pPr>
-      <w:bookmarkStart w:id="34" w:name="_Toc454998976"/>
-      <w:bookmarkStart w:id="35" w:name="_Toc482300273"/>
-      <w:bookmarkStart w:id="36" w:name="_Toc503604202"/>
-      <w:bookmarkStart w:id="37" w:name="_Toc101825952"/>
-      <w:bookmarkStart w:id="38" w:name="_Toc121951557"/>
-      <w:bookmarkStart w:id="39" w:name="_Toc191794172"/>
-      <w:bookmarkStart w:id="40" w:name="_Toc482300286"/>
-      <w:bookmarkStart w:id="41" w:name="_Toc503604210"/>
-      <w:bookmarkStart w:id="42" w:name="_Toc101825955"/>
-      <w:bookmarkStart w:id="43" w:name="_Toc121951560"/>
+      <w:bookmarkStart w:id="33" w:name="_Toc454998976"/>
+      <w:bookmarkStart w:id="34" w:name="_Toc482300273"/>
+      <w:bookmarkStart w:id="35" w:name="_Toc503604202"/>
+      <w:bookmarkStart w:id="36" w:name="_Toc101825952"/>
+      <w:bookmarkStart w:id="37" w:name="_Toc121951557"/>
+      <w:bookmarkStart w:id="38" w:name="_Toc482300286"/>
+      <w:bookmarkStart w:id="39" w:name="_Toc503604210"/>
+      <w:bookmarkStart w:id="40" w:name="_Toc101825955"/>
+      <w:bookmarkStart w:id="41" w:name="_Toc121951560"/>
+      <w:bookmarkStart w:id="42" w:name="_Toc243029652"/>
       <w:r>
         <w:t xml:space="preserve">Konfiguracja </w:t>
       </w:r>
       <w:proofErr w:type="spellStart"/>
       <w:r>
-        <w:t>iKalendarz</w:t>
+        <w:t>eKalendarz</w:t>
       </w:r>
       <w:r>
         <w:t>a</w:t>
       </w:r>
+      <w:bookmarkEnd w:id="33"/>
       <w:bookmarkEnd w:id="34"/>
       <w:bookmarkEnd w:id="35"/>
       <w:bookmarkEnd w:id="36"/>
       <w:bookmarkEnd w:id="37"/>
-      <w:bookmarkEnd w:id="38"/>
-      <w:bookmarkEnd w:id="39"/>
+      <w:bookmarkEnd w:id="42"/>
       <w:proofErr w:type="spellEnd"/>
     </w:p>
     <w:p>
@@ -7200,7 +7369,7 @@
       </w:r>
       <w:proofErr w:type="spellStart"/>
       <w:r>
-        <w:t>iKalendarz</w:t>
+        <w:t>eKalendarz</w:t>
       </w:r>
       <w:proofErr w:type="spellEnd"/>
       <w:r>
@@ -7218,7 +7387,10 @@
       </w:r>
       <w:proofErr w:type="spellStart"/>
       <w:r>
-        <w:t>iKalendarza</w:t>
+        <w:t>eKalendarz</w:t>
+      </w:r>
+      <w:r>
+        <w:t>a</w:t>
       </w:r>
       <w:proofErr w:type="spellEnd"/>
       <w:r>
@@ -7264,7 +7436,7 @@
         <w:rPr>
           <w:i/>
         </w:rPr>
-        <w:t>iKalendarz</w:t>
+        <w:t>eKalendarz</w:t>
       </w:r>
       <w:proofErr w:type="spellEnd"/>
       <w:r>
@@ -7336,7 +7508,7 @@
       </w:r>
       <w:proofErr w:type="spellStart"/>
       <w:r>
-        <w:t>iKalendarz</w:t>
+        <w:t>eKalendarz</w:t>
       </w:r>
       <w:proofErr w:type="spellEnd"/>
       <w:r>
@@ -7419,7 +7591,10 @@
       </w:r>
       <w:proofErr w:type="spellStart"/>
       <w:r>
-        <w:t>iKalendarzy</w:t>
+        <w:t>eKalendarz</w:t>
+      </w:r>
+      <w:r>
+        <w:t>y</w:t>
       </w:r>
       <w:proofErr w:type="spellEnd"/>
     </w:p>
@@ -7458,7 +7633,13 @@
         <w:rPr>
           <w:rFonts w:eastAsia="Times New Roman"/>
         </w:rPr>
-        <w:t>IKALENDARZ_&lt;nazwa wydziału&gt;</w:t>
+        <w:t>EKALENDARZ</w:t>
+      </w:r>
+      <w:r>
+        <w:rPr>
+          <w:rFonts w:eastAsia="Times New Roman"/>
+        </w:rPr>
+        <w:t>_&lt;nazwa wydziału&gt;</w:t>
       </w:r>
       <w:r>
         <w:t>.</w:t>
@@ -7481,7 +7662,10 @@
       </w:r>
       <w:proofErr w:type="spellStart"/>
       <w:r>
-        <w:t>iKalendarzy</w:t>
+        <w:t>eKalendarz</w:t>
+      </w:r>
+      <w:r>
+        <w:t>y</w:t>
       </w:r>
       <w:proofErr w:type="spellEnd"/>
       <w:r>
@@ -7530,7 +7714,10 @@
       </w:r>
       <w:proofErr w:type="spellStart"/>
       <w:r>
-        <w:t>iKalendarzy</w:t>
+        <w:t>eKalendarz</w:t>
+      </w:r>
+      <w:r>
+        <w:t>y</w:t>
       </w:r>
       <w:proofErr w:type="spellEnd"/>
       <w:r>
@@ -7548,15 +7735,15 @@
       <w:pPr>
         <w:pStyle w:val="Nagwek3"/>
       </w:pPr>
-      <w:bookmarkStart w:id="44" w:name="_Toc482300274"/>
-      <w:bookmarkStart w:id="45" w:name="_Toc503604203"/>
-      <w:bookmarkStart w:id="46" w:name="_Toc191794173"/>
+      <w:bookmarkStart w:id="43" w:name="_Toc482300274"/>
+      <w:bookmarkStart w:id="44" w:name="_Toc503604203"/>
+      <w:bookmarkStart w:id="45" w:name="_Toc243029653"/>
       <w:r>
         <w:t>Co eksportować?</w:t>
       </w:r>
+      <w:bookmarkEnd w:id="43"/>
       <w:bookmarkEnd w:id="44"/>
       <w:bookmarkEnd w:id="45"/>
-      <w:bookmarkEnd w:id="46"/>
     </w:p>
     <w:p>
       <w:pPr>
@@ -7568,7 +7755,10 @@
       </w:r>
       <w:proofErr w:type="spellStart"/>
       <w:r>
-        <w:t>iKalendarza</w:t>
+        <w:t>eKalendarz</w:t>
+      </w:r>
+      <w:r>
+        <w:t>a</w:t>
       </w:r>
       <w:proofErr w:type="spellEnd"/>
       <w:r>
@@ -7643,20 +7833,20 @@
       <w:pPr>
         <w:pStyle w:val="Nagwek3"/>
       </w:pPr>
-      <w:bookmarkStart w:id="47" w:name="_Toc454998977"/>
-      <w:bookmarkStart w:id="48" w:name="_Toc482300275"/>
-      <w:bookmarkStart w:id="49" w:name="_Toc503604204"/>
-      <w:bookmarkStart w:id="50" w:name="_Toc191794174"/>
+      <w:bookmarkStart w:id="46" w:name="_Toc454998977"/>
+      <w:bookmarkStart w:id="47" w:name="_Toc482300275"/>
+      <w:bookmarkStart w:id="48" w:name="_Toc503604204"/>
+      <w:bookmarkStart w:id="49" w:name="_Toc243029654"/>
       <w:r>
         <w:t>Godziny</w:t>
       </w:r>
+      <w:bookmarkEnd w:id="46"/>
+      <w:r>
+        <w:t xml:space="preserve"> zajęć</w:t>
+      </w:r>
       <w:bookmarkEnd w:id="47"/>
-      <w:r>
-        <w:t xml:space="preserve"> zajęć</w:t>
-      </w:r>
       <w:bookmarkEnd w:id="48"/>
       <w:bookmarkEnd w:id="49"/>
-      <w:bookmarkEnd w:id="50"/>
     </w:p>
     <w:p>
       <w:pPr>
@@ -8434,17 +8624,17 @@
           <w:tab w:val="clear" w:pos="5681"/>
         </w:tabs>
       </w:pPr>
-      <w:bookmarkStart w:id="51" w:name="_Toc454998978"/>
-      <w:bookmarkStart w:id="52" w:name="_Toc482300276"/>
-      <w:bookmarkStart w:id="53" w:name="_Toc503604205"/>
-      <w:bookmarkStart w:id="54" w:name="_Toc191794175"/>
+      <w:bookmarkStart w:id="50" w:name="_Toc454998978"/>
+      <w:bookmarkStart w:id="51" w:name="_Toc482300276"/>
+      <w:bookmarkStart w:id="52" w:name="_Toc503604205"/>
+      <w:bookmarkStart w:id="53" w:name="_Toc243029655"/>
       <w:r>
         <w:t>Wprowadzanie lokalizacji zasobów</w:t>
       </w:r>
+      <w:bookmarkEnd w:id="50"/>
       <w:bookmarkEnd w:id="51"/>
       <w:bookmarkEnd w:id="52"/>
       <w:bookmarkEnd w:id="53"/>
-      <w:bookmarkEnd w:id="54"/>
     </w:p>
     <w:p>
       <w:pPr>
@@ -8973,11 +9163,11 @@
       <w:pPr>
         <w:pStyle w:val="Nagwek3"/>
       </w:pPr>
-      <w:bookmarkStart w:id="55" w:name="_Toc191794176"/>
+      <w:bookmarkStart w:id="54" w:name="_Toc243029656"/>
       <w:r>
         <w:t>Scalanie komórek</w:t>
       </w:r>
-      <w:bookmarkEnd w:id="55"/>
+      <w:bookmarkEnd w:id="54"/>
     </w:p>
     <w:p>
       <w:pPr>
@@ -9066,11 +9256,11 @@
       <w:pPr>
         <w:pStyle w:val="Nagwek2"/>
       </w:pPr>
-      <w:bookmarkStart w:id="56" w:name="_Toc191794177"/>
+      <w:bookmarkStart w:id="55" w:name="_Toc243029657"/>
       <w:r>
         <w:t>Bezpieczeństwo rozwiązania</w:t>
       </w:r>
-      <w:bookmarkEnd w:id="56"/>
+      <w:bookmarkEnd w:id="55"/>
     </w:p>
     <w:p>
       <w:pPr>
@@ -9287,15 +9477,15 @@
       <w:pPr>
         <w:pStyle w:val="Nagwek2"/>
       </w:pPr>
-      <w:bookmarkStart w:id="57" w:name="_Toc191794178"/>
+      <w:bookmarkStart w:id="56" w:name="_Toc243029658"/>
       <w:r>
         <w:t>Dla dociekliwych</w:t>
       </w:r>
+      <w:bookmarkEnd w:id="38"/>
+      <w:bookmarkEnd w:id="39"/>
       <w:bookmarkEnd w:id="40"/>
       <w:bookmarkEnd w:id="41"/>
-      <w:bookmarkEnd w:id="42"/>
-      <w:bookmarkEnd w:id="43"/>
-      <w:bookmarkEnd w:id="57"/>
+      <w:bookmarkEnd w:id="56"/>
     </w:p>
     <w:p>
       <w:pPr>
@@ -9968,20 +10158,34 @@
           <w:rFonts w:ascii="Times New Roman" w:hAnsi="Times New Roman" w:cs="Times New Roman"/>
         </w:rPr>
       </w:pPr>
-      <w:bookmarkStart w:id="58" w:name="_Toc503604374"/>
-      <w:bookmarkStart w:id="59" w:name="_Toc101826078"/>
-      <w:bookmarkStart w:id="60" w:name="_Toc162707397"/>
-      <w:bookmarkStart w:id="61" w:name="_Toc191794179"/>
+      <w:bookmarkStart w:id="57" w:name="_Toc503604374"/>
+      <w:bookmarkStart w:id="58" w:name="_Toc101826078"/>
+      <w:bookmarkStart w:id="59" w:name="_Toc162707397"/>
+      <w:bookmarkStart w:id="60" w:name="_Toc243029659"/>
       <w:r>
         <w:rPr>
           <w:rFonts w:ascii="Times New Roman" w:hAnsi="Times New Roman" w:cs="Times New Roman"/>
         </w:rPr>
-        <w:t>Ściąga dla planistów: iKalendarze</w:t>
-      </w:r>
+        <w:t xml:space="preserve">Ściąga dla planistów: </w:t>
+      </w:r>
+      <w:proofErr w:type="spellStart"/>
+      <w:r>
+        <w:rPr>
+          <w:rFonts w:ascii="Times New Roman" w:hAnsi="Times New Roman" w:cs="Times New Roman"/>
+        </w:rPr>
+        <w:t>eKalendarz</w:t>
+      </w:r>
+      <w:r>
+        <w:rPr>
+          <w:rFonts w:ascii="Times New Roman" w:hAnsi="Times New Roman" w:cs="Times New Roman"/>
+        </w:rPr>
+        <w:t>e</w:t>
+      </w:r>
+      <w:bookmarkEnd w:id="57"/>
       <w:bookmarkEnd w:id="58"/>
       <w:bookmarkEnd w:id="59"/>
       <w:bookmarkEnd w:id="60"/>
-      <w:bookmarkEnd w:id="61"/>
+      <w:proofErr w:type="spellEnd"/>
       <w:r>
         <w:rPr>
           <w:rFonts w:ascii="Times New Roman" w:hAnsi="Times New Roman" w:cs="Times New Roman"/>
@@ -10044,21 +10248,37 @@
           <w:i/>
           <w:sz w:val="18"/>
         </w:rPr>
-        <w:t>IKALENDARZ_WCY</w:t>
-      </w:r>
-      <w:r>
-        <w:rPr>
-          <w:sz w:val="18"/>
-        </w:rPr>
-        <w:t xml:space="preserve">) oraz semestr używany do synchronizacji (np. </w:t>
+        <w:t>EKALENDARZ</w:t>
       </w:r>
       <w:r>
         <w:rPr>
           <w:i/>
           <w:sz w:val="18"/>
         </w:rPr>
-        <w:t>iKalendarz_WCY</w:t>
-      </w:r>
+        <w:t>_WCY</w:t>
+      </w:r>
+      <w:r>
+        <w:rPr>
+          <w:sz w:val="18"/>
+        </w:rPr>
+        <w:t xml:space="preserve">) oraz semestr używany do synchronizacji (np. </w:t>
+      </w:r>
+      <w:proofErr w:type="spellStart"/>
+      <w:r>
+        <w:rPr>
+          <w:i/>
+          <w:sz w:val="18"/>
+        </w:rPr>
+        <w:t>eKalendarz</w:t>
+      </w:r>
+      <w:r>
+        <w:rPr>
+          <w:i/>
+          <w:sz w:val="18"/>
+        </w:rPr>
+        <w:t>_WCY</w:t>
+      </w:r>
+      <w:proofErr w:type="spellEnd"/>
       <w:r>
         <w:rPr>
           <w:sz w:val="18"/>
@@ -10120,7 +10340,13 @@
         <w:rPr>
           <w:i/>
         </w:rPr>
-        <w:t>IKALENDARZ_&lt;kod wydziału&gt;</w:t>
+        <w:t>EKALENDARZ</w:t>
+      </w:r>
+      <w:r>
+        <w:rPr>
+          <w:i/>
+        </w:rPr>
+        <w:t>_&lt;kod wydziału&gt;</w:t>
       </w:r>
       <w:r>
         <w:t xml:space="preserve">. </w:t>
@@ -10353,7 +10579,13 @@
         <w:rPr>
           <w:i/>
         </w:rPr>
-        <w:t>IKALENDARZ_&lt;kod wydziału&gt;</w:t>
+        <w:t>EKALENDARZ</w:t>
+      </w:r>
+      <w:r>
+        <w:rPr>
+          <w:i/>
+        </w:rPr>
+        <w:t>_&lt;kod wydziału&gt;</w:t>
       </w:r>
       <w:r>
         <w:t xml:space="preserve"> </w:t>
@@ -10407,11 +10639,19 @@
       <w:r>
         <w:t xml:space="preserve">Odszukaj semestr </w:t>
       </w:r>
+      <w:proofErr w:type="spellStart"/>
       <w:r>
         <w:rPr>
           <w:i/>
         </w:rPr>
-        <w:t>iKalendarz_&lt;kod wydziału&gt;</w:t>
+        <w:t>eKalendarz</w:t>
+      </w:r>
+      <w:proofErr w:type="spellEnd"/>
+      <w:r>
+        <w:rPr>
+          <w:i/>
+        </w:rPr>
+        <w:t>_&lt;kod wydziału&gt;</w:t>
       </w:r>
       <w:r>
         <w:t xml:space="preserve"> i zmień zakres dat. </w:t>
@@ -10439,12 +10679,14 @@
           <w:rPr>
             <w:rStyle w:val="Hipercze"/>
           </w:rPr>
-          <w:t>https://www.plansoft.org/wat/status.xml</w:t>
+          <w:t>https://www.plansoft.org/wat/status.html</w:t>
         </w:r>
       </w:hyperlink>
-      <w:r>
-        <w:t>.</w:t>
-      </w:r>
+    </w:p>
+    <w:p>
+      <w:pPr>
+        <w:spacing w:line="360" w:lineRule="auto"/>
+      </w:pPr>
     </w:p>
     <w:p>
       <w:pPr>
@@ -10487,16 +10729,13 @@
         </w:pBdr>
         <w:spacing w:after="240" w:line="276" w:lineRule="auto"/>
         <w:jc w:val="center"/>
-        <w:rPr>
-          <w:rStyle w:val="Hipercze"/>
-        </w:rPr>
       </w:pPr>
       <w:hyperlink r:id="rId77" w:history="1">
         <w:r>
           <w:rPr>
             <w:rStyle w:val="Hipercze"/>
           </w:rPr>
-          <w:t>http://plansoft.org/wat/status.xml</w:t>
+          <w:t>http://plansoft.org/wat/status.html</w:t>
         </w:r>
       </w:hyperlink>
     </w:p>
@@ -10701,7 +10940,17 @@
           <w:szCs w:val="24"/>
           <w:lang w:eastAsia="ko-KR"/>
         </w:rPr>
-        <w:t>IKALENDARZ_&lt;kod wydziału&gt;</w:t>
+        <w:t>EKALENDARZ</w:t>
+      </w:r>
+      <w:r>
+        <w:rPr>
+          <w:rFonts w:ascii="Times New Roman" w:eastAsia="Times New Roman" w:hAnsi="Times New Roman"/>
+          <w:i/>
+          <w:sz w:val="24"/>
+          <w:szCs w:val="24"/>
+          <w:lang w:eastAsia="ko-KR"/>
+        </w:rPr>
+        <w:t>_&lt;kod wydziału&gt;</w:t>
       </w:r>
     </w:p>
     <w:p>
@@ -10849,7 +11098,7 @@
           <w:lang w:eastAsia="pl-PL"/>
         </w:rPr>
       </w:pPr>
-      <w:bookmarkStart w:id="62" w:name="_Toc9496076"/>
+      <w:bookmarkStart w:id="61" w:name="_Toc9496076"/>
       <w:r>
         <w:rPr>
           <w:b/>
@@ -10876,7 +11125,13 @@
         <w:rPr>
           <w:i/>
         </w:rPr>
-        <w:t>IKALENDARZ_&lt;kod wydziału&gt;</w:t>
+        <w:t>EKALENDARZ</w:t>
+      </w:r>
+      <w:r>
+        <w:rPr>
+          <w:i/>
+        </w:rPr>
+        <w:t>_&lt;kod wydziału&gt;</w:t>
       </w:r>
       <w:r>
         <w:t xml:space="preserve"> i wprowadź fikcyjne daty do kalendarza np. od 2000-01-01 do 2000-01-01</w:t>
@@ -10908,7 +11163,7 @@
         </w:rPr>
         <w:t>Kasowanie kalendarzy</w:t>
       </w:r>
-      <w:bookmarkEnd w:id="62"/>
+      <w:bookmarkEnd w:id="61"/>
       <w:r>
         <w:rPr>
           <w:b/>
@@ -11206,20 +11461,34 @@
           <w:rFonts w:ascii="Times New Roman" w:hAnsi="Times New Roman" w:cs="Times New Roman"/>
         </w:rPr>
       </w:pPr>
-      <w:bookmarkStart w:id="63" w:name="_Toc503604375"/>
-      <w:bookmarkStart w:id="64" w:name="_Toc101826079"/>
-      <w:bookmarkStart w:id="65" w:name="_Toc162707398"/>
-      <w:bookmarkStart w:id="66" w:name="_Toc191794180"/>
+      <w:bookmarkStart w:id="62" w:name="_Toc503604375"/>
+      <w:bookmarkStart w:id="63" w:name="_Toc101826079"/>
+      <w:bookmarkStart w:id="64" w:name="_Toc162707398"/>
+      <w:bookmarkStart w:id="65" w:name="_Toc243029660"/>
       <w:r>
         <w:rPr>
           <w:rFonts w:ascii="Times New Roman" w:hAnsi="Times New Roman" w:cs="Times New Roman"/>
         </w:rPr>
-        <w:t>Ściąga dla użytkowników: iKalendarze</w:t>
-      </w:r>
+        <w:t xml:space="preserve">Ściąga dla użytkowników: </w:t>
+      </w:r>
+      <w:proofErr w:type="spellStart"/>
+      <w:r>
+        <w:rPr>
+          <w:rFonts w:ascii="Times New Roman" w:hAnsi="Times New Roman" w:cs="Times New Roman"/>
+        </w:rPr>
+        <w:t>eKalendarz</w:t>
+      </w:r>
+      <w:r>
+        <w:rPr>
+          <w:rFonts w:ascii="Times New Roman" w:hAnsi="Times New Roman" w:cs="Times New Roman"/>
+        </w:rPr>
+        <w:t>e</w:t>
+      </w:r>
+      <w:bookmarkEnd w:id="62"/>
       <w:bookmarkEnd w:id="63"/>
       <w:bookmarkEnd w:id="64"/>
       <w:bookmarkEnd w:id="65"/>
-      <w:bookmarkEnd w:id="66"/>
+      <w:proofErr w:type="spellEnd"/>
       <w:r>
         <w:rPr>
           <w:rFonts w:ascii="Times New Roman" w:hAnsi="Times New Roman" w:cs="Times New Roman"/>
@@ -11844,18 +12113,40 @@
           <w:rFonts w:ascii="Times New Roman" w:hAnsi="Times New Roman" w:cs="Times New Roman"/>
         </w:rPr>
       </w:pPr>
-      <w:bookmarkStart w:id="67" w:name="_Toc101826080"/>
-      <w:bookmarkStart w:id="68" w:name="_Toc162707399"/>
-      <w:bookmarkStart w:id="69" w:name="_Toc191794181"/>
+      <w:bookmarkStart w:id="66" w:name="_Toc101826080"/>
+      <w:bookmarkStart w:id="67" w:name="_Toc162707399"/>
+      <w:bookmarkStart w:id="68" w:name="_Toc243029661"/>
+      <w:bookmarkStart w:id="69" w:name="_GoBack"/>
+      <w:bookmarkEnd w:id="69"/>
       <w:r>
         <w:rPr>
           <w:rFonts w:ascii="Times New Roman" w:hAnsi="Times New Roman" w:cs="Times New Roman"/>
         </w:rPr>
-        <w:t>Załącznik: iKalendarze: Rozwiązywanie problemów</w:t>
-      </w:r>
+        <w:t xml:space="preserve">Załącznik: </w:t>
+      </w:r>
+      <w:proofErr w:type="spellStart"/>
+      <w:r>
+        <w:rPr>
+          <w:rFonts w:ascii="Times New Roman" w:hAnsi="Times New Roman" w:cs="Times New Roman"/>
+        </w:rPr>
+        <w:t>eKalendarz</w:t>
+      </w:r>
+      <w:r>
+        <w:rPr>
+          <w:rFonts w:ascii="Times New Roman" w:hAnsi="Times New Roman" w:cs="Times New Roman"/>
+        </w:rPr>
+        <w:t>e</w:t>
+      </w:r>
+      <w:proofErr w:type="spellEnd"/>
+      <w:r>
+        <w:rPr>
+          <w:rFonts w:ascii="Times New Roman" w:hAnsi="Times New Roman" w:cs="Times New Roman"/>
+        </w:rPr>
+        <w:t>: Rozwiązywanie problemów</w:t>
+      </w:r>
+      <w:bookmarkEnd w:id="66"/>
       <w:bookmarkEnd w:id="67"/>
       <w:bookmarkEnd w:id="68"/>
-      <w:bookmarkEnd w:id="69"/>
     </w:p>
     <w:p>
       <w:pPr>
@@ -11867,7 +12158,7 @@
       </w:pPr>
       <w:bookmarkStart w:id="70" w:name="_Toc101826081"/>
       <w:bookmarkStart w:id="71" w:name="_Toc162707400"/>
-      <w:bookmarkStart w:id="72" w:name="_Toc191794182"/>
+      <w:bookmarkStart w:id="72" w:name="_Toc243029662"/>
       <w:r>
         <w:rPr>
           <w:rFonts w:ascii="Times New Roman" w:hAnsi="Times New Roman" w:cs="Times New Roman"/>
@@ -12205,9 +12496,9 @@
         <w:pStyle w:val="Nagwek2"/>
         <w:spacing w:line="276" w:lineRule="auto"/>
       </w:pPr>
-      <w:bookmarkStart w:id="73" w:name="_Toc191794183"/>
-      <w:bookmarkStart w:id="74" w:name="_Toc101826082"/>
-      <w:bookmarkStart w:id="75" w:name="_Toc162707401"/>
+      <w:bookmarkStart w:id="73" w:name="_Toc101826082"/>
+      <w:bookmarkStart w:id="74" w:name="_Toc162707401"/>
+      <w:bookmarkStart w:id="75" w:name="_Toc243029663"/>
       <w:proofErr w:type="spellStart"/>
       <w:r>
         <w:t>Calendar</w:t>
@@ -12236,7 +12527,7 @@
       <w:r>
         <w:t>exceeded</w:t>
       </w:r>
-      <w:bookmarkEnd w:id="73"/>
+      <w:bookmarkEnd w:id="75"/>
       <w:proofErr w:type="spellEnd"/>
     </w:p>
     <w:p>
@@ -12287,15 +12578,15 @@
           <w:rFonts w:ascii="Times New Roman" w:hAnsi="Times New Roman" w:cs="Times New Roman"/>
         </w:rPr>
       </w:pPr>
-      <w:bookmarkStart w:id="76" w:name="_Toc191794184"/>
+      <w:bookmarkStart w:id="76" w:name="_Toc243029664"/>
       <w:r>
         <w:rPr>
           <w:rFonts w:ascii="Times New Roman" w:hAnsi="Times New Roman" w:cs="Times New Roman"/>
         </w:rPr>
         <w:t>Powiadomienia nie są wysyłane</w:t>
       </w:r>
+      <w:bookmarkEnd w:id="73"/>
       <w:bookmarkEnd w:id="74"/>
-      <w:bookmarkEnd w:id="75"/>
       <w:bookmarkEnd w:id="76"/>
     </w:p>
     <w:p>
@@ -12604,7 +12895,7 @@
       <w:pPr>
         <w:pStyle w:val="Nagwek1"/>
       </w:pPr>
-      <w:bookmarkStart w:id="77" w:name="_Toc191794185"/>
+      <w:bookmarkStart w:id="77" w:name="_Toc243029665"/>
       <w:r>
         <w:t>FAQ</w:t>
       </w:r>
@@ -12779,7 +13070,7 @@
         <w:rStyle w:val="Numerstrony"/>
         <w:noProof/>
       </w:rPr>
-      <w:t>15</w:t>
+      <w:t>2</w:t>
     </w:r>
     <w:r>
       <w:rPr>
@@ -27872,7 +28163,7 @@
 </file>
 
 <file path=customXml/itemProps1.xml><?xml version="1.0" encoding="utf-8"?>
-<ds:datastoreItem xmlns:ds="http://schemas.openxmlformats.org/officeDocument/2006/customXml" ds:itemID="{4E9A51E0-DFA3-4F1E-BDC7-E9E4C91573B7}">
+<ds:datastoreItem xmlns:ds="http://schemas.openxmlformats.org/officeDocument/2006/customXml" ds:itemID="{76AB2278-E616-4C9D-90C1-F8876DDD5223}">
   <ds:schemaRefs>
     <ds:schemaRef ds:uri="http://schemas.openxmlformats.org/officeDocument/2006/bibliography"/>
   </ds:schemaRefs>

--- a/cd/doc/userGuide/Publikacja_iKalendarze.docx
+++ b/cd/doc/userGuide/Publikacja_iKalendarze.docx
@@ -7,6 +7,8 @@
         <w:spacing w:line="276" w:lineRule="auto"/>
         <w:jc w:val="center"/>
       </w:pPr>
+      <w:bookmarkStart w:id="0" w:name="_GoBack"/>
+      <w:bookmarkEnd w:id="0"/>
     </w:p>
     <w:p>
       <w:pPr>
@@ -146,31 +148,7 @@
         <w:rPr>
           <w:sz w:val="20"/>
         </w:rPr>
-        <w:t xml:space="preserve">Wersja </w:t>
-      </w:r>
-      <w:r>
-        <w:rPr>
-          <w:sz w:val="20"/>
-        </w:rPr>
-        <w:t>202</w:t>
-      </w:r>
-      <w:r>
-        <w:rPr>
-          <w:sz w:val="20"/>
-        </w:rPr>
-        <w:t>6</w:t>
-      </w:r>
-      <w:r>
-        <w:rPr>
-          <w:sz w:val="20"/>
-        </w:rPr>
-        <w:t>-</w:t>
-      </w:r>
-      <w:r>
-        <w:rPr>
-          <w:sz w:val="20"/>
-        </w:rPr>
-        <w:t>10</w:t>
+        <w:t>Wersja 2026-10-25</w:t>
       </w:r>
     </w:p>
     <w:tbl>
@@ -282,8 +260,17 @@
                 <w:b/>
                 <w:color w:val="FF0000"/>
               </w:rPr>
-              <w:t>Software Factory</w:t>
+              <w:t xml:space="preserve">Software </w:t>
             </w:r>
+            <w:proofErr w:type="spellStart"/>
+            <w:r>
+              <w:rPr>
+                <w:b/>
+                <w:color w:val="FF0000"/>
+              </w:rPr>
+              <w:t>Factory</w:t>
+            </w:r>
+            <w:proofErr w:type="spellEnd"/>
           </w:p>
         </w:tc>
       </w:tr>
@@ -356,7 +343,7 @@
       <w:r>
         <w:fldChar w:fldCharType="separate"/>
       </w:r>
-      <w:hyperlink w:anchor="_Toc243029645" w:history="1">
+      <w:hyperlink w:anchor="_Toc243833254" w:history="1">
         <w:r>
           <w:rPr>
             <w:rStyle w:val="Hipercze"/>
@@ -395,7 +382,7 @@
           <w:rPr>
             <w:webHidden/>
           </w:rPr>
-          <w:instrText xml:space="preserve"> PAGEREF _Toc243029645 \h </w:instrText>
+          <w:instrText xml:space="preserve"> PAGEREF _Toc243833254 \h </w:instrText>
         </w:r>
         <w:r>
           <w:rPr>
@@ -436,13 +423,13 @@
           <w:lang w:eastAsia="pl-PL"/>
         </w:rPr>
       </w:pPr>
-      <w:hyperlink w:anchor="_Toc243029646" w:history="1">
+      <w:hyperlink w:anchor="_Toc243833255" w:history="1">
         <w:r>
           <w:rPr>
             <w:rStyle w:val="Hipercze"/>
             <w:noProof/>
           </w:rPr>
-          <w:t>1.1 Publikowanie zajęć podrzędnych i nadrzędnych</w:t>
+          <w:t>1.1 Natychmiastowy podgląd spisu treści (wrzesień 2026)</w:t>
         </w:r>
         <w:r>
           <w:rPr>
@@ -463,7 +450,7 @@
             <w:noProof/>
             <w:webHidden/>
           </w:rPr>
-          <w:instrText xml:space="preserve"> PAGEREF _Toc243029646 \h </w:instrText>
+          <w:instrText xml:space="preserve"> PAGEREF _Toc243833255 \h </w:instrText>
         </w:r>
         <w:r>
           <w:rPr>
@@ -508,13 +495,13 @@
           <w:lang w:eastAsia="pl-PL"/>
         </w:rPr>
       </w:pPr>
-      <w:hyperlink w:anchor="_Toc243029647" w:history="1">
+      <w:hyperlink w:anchor="_Toc243833256" w:history="1">
         <w:r>
           <w:rPr>
             <w:rStyle w:val="Hipercze"/>
             <w:noProof/>
           </w:rPr>
-          <w:t>1.2 Publikacja rozkładów zajęć w Internecie</w:t>
+          <w:t>1.2 Bezpieczne tworzenie dokumentów i eksportów (wrzesień 2026)</w:t>
         </w:r>
         <w:r>
           <w:rPr>
@@ -535,7 +522,7 @@
             <w:noProof/>
             <w:webHidden/>
           </w:rPr>
-          <w:instrText xml:space="preserve"> PAGEREF _Toc243029647 \h </w:instrText>
+          <w:instrText xml:space="preserve"> PAGEREF _Toc243833256 \h </w:instrText>
         </w:r>
         <w:r>
           <w:rPr>
@@ -568,6 +555,150 @@
     </w:p>
     <w:p>
       <w:pPr>
+        <w:pStyle w:val="Spistreci2"/>
+        <w:tabs>
+          <w:tab w:val="right" w:leader="dot" w:pos="9062"/>
+        </w:tabs>
+        <w:rPr>
+          <w:rFonts w:asciiTheme="minorHAnsi" w:eastAsiaTheme="minorEastAsia" w:hAnsiTheme="minorHAnsi" w:cstheme="minorBidi"/>
+          <w:noProof/>
+          <w:sz w:val="22"/>
+          <w:szCs w:val="22"/>
+          <w:lang w:eastAsia="pl-PL"/>
+        </w:rPr>
+      </w:pPr>
+      <w:hyperlink w:anchor="_Toc243833257" w:history="1">
+        <w:r>
+          <w:rPr>
+            <w:rStyle w:val="Hipercze"/>
+            <w:noProof/>
+          </w:rPr>
+          <w:t>1.3 Publikowanie zajęć podrzędnych i nadrzędnych</w:t>
+        </w:r>
+        <w:r>
+          <w:rPr>
+            <w:noProof/>
+            <w:webHidden/>
+          </w:rPr>
+          <w:tab/>
+        </w:r>
+        <w:r>
+          <w:rPr>
+            <w:noProof/>
+            <w:webHidden/>
+          </w:rPr>
+          <w:fldChar w:fldCharType="begin"/>
+        </w:r>
+        <w:r>
+          <w:rPr>
+            <w:noProof/>
+            <w:webHidden/>
+          </w:rPr>
+          <w:instrText xml:space="preserve"> PAGEREF _Toc243833257 \h </w:instrText>
+        </w:r>
+        <w:r>
+          <w:rPr>
+            <w:noProof/>
+            <w:webHidden/>
+          </w:rPr>
+        </w:r>
+        <w:r>
+          <w:rPr>
+            <w:noProof/>
+            <w:webHidden/>
+          </w:rPr>
+          <w:fldChar w:fldCharType="separate"/>
+        </w:r>
+        <w:r>
+          <w:rPr>
+            <w:noProof/>
+            <w:webHidden/>
+          </w:rPr>
+          <w:t>6</w:t>
+        </w:r>
+        <w:r>
+          <w:rPr>
+            <w:noProof/>
+            <w:webHidden/>
+          </w:rPr>
+          <w:fldChar w:fldCharType="end"/>
+        </w:r>
+      </w:hyperlink>
+    </w:p>
+    <w:p>
+      <w:pPr>
+        <w:pStyle w:val="Spistreci2"/>
+        <w:tabs>
+          <w:tab w:val="right" w:leader="dot" w:pos="9062"/>
+        </w:tabs>
+        <w:rPr>
+          <w:rFonts w:asciiTheme="minorHAnsi" w:eastAsiaTheme="minorEastAsia" w:hAnsiTheme="minorHAnsi" w:cstheme="minorBidi"/>
+          <w:noProof/>
+          <w:sz w:val="22"/>
+          <w:szCs w:val="22"/>
+          <w:lang w:eastAsia="pl-PL"/>
+        </w:rPr>
+      </w:pPr>
+      <w:hyperlink w:anchor="_Toc243833258" w:history="1">
+        <w:r>
+          <w:rPr>
+            <w:rStyle w:val="Hipercze"/>
+            <w:noProof/>
+          </w:rPr>
+          <w:t>1.4 Publikacja rozkładów zajęć w Internecie</w:t>
+        </w:r>
+        <w:r>
+          <w:rPr>
+            <w:noProof/>
+            <w:webHidden/>
+          </w:rPr>
+          <w:tab/>
+        </w:r>
+        <w:r>
+          <w:rPr>
+            <w:noProof/>
+            <w:webHidden/>
+          </w:rPr>
+          <w:fldChar w:fldCharType="begin"/>
+        </w:r>
+        <w:r>
+          <w:rPr>
+            <w:noProof/>
+            <w:webHidden/>
+          </w:rPr>
+          <w:instrText xml:space="preserve"> PAGEREF _Toc243833258 \h </w:instrText>
+        </w:r>
+        <w:r>
+          <w:rPr>
+            <w:noProof/>
+            <w:webHidden/>
+          </w:rPr>
+        </w:r>
+        <w:r>
+          <w:rPr>
+            <w:noProof/>
+            <w:webHidden/>
+          </w:rPr>
+          <w:fldChar w:fldCharType="separate"/>
+        </w:r>
+        <w:r>
+          <w:rPr>
+            <w:noProof/>
+            <w:webHidden/>
+          </w:rPr>
+          <w:t>7</w:t>
+        </w:r>
+        <w:r>
+          <w:rPr>
+            <w:noProof/>
+            <w:webHidden/>
+          </w:rPr>
+          <w:fldChar w:fldCharType="end"/>
+        </w:r>
+      </w:hyperlink>
+    </w:p>
+    <w:p>
+      <w:pPr>
         <w:pStyle w:val="Spistreci3"/>
         <w:tabs>
           <w:tab w:val="left" w:pos="1200"/>
@@ -581,13 +712,13 @@
           <w:lang w:eastAsia="pl-PL"/>
         </w:rPr>
       </w:pPr>
-      <w:hyperlink w:anchor="_Toc243029648" w:history="1">
+      <w:hyperlink w:anchor="_Toc243833259" w:history="1">
         <w:r>
           <w:rPr>
             <w:rStyle w:val="Hipercze"/>
             <w:noProof/>
           </w:rPr>
-          <w:t>1.2.1</w:t>
+          <w:t>1.4.1</w:t>
         </w:r>
         <w:r>
           <w:rPr>
@@ -625,7 +756,7 @@
             <w:noProof/>
             <w:webHidden/>
           </w:rPr>
-          <w:instrText xml:space="preserve"> PAGEREF _Toc243029648 \h </w:instrText>
+          <w:instrText xml:space="preserve"> PAGEREF _Toc243833259 \h </w:instrText>
         </w:r>
         <w:r>
           <w:rPr>
@@ -645,7 +776,7 @@
             <w:noProof/>
             <w:webHidden/>
           </w:rPr>
-          <w:t>6</w:t>
+          <w:t>7</w:t>
         </w:r>
         <w:r>
           <w:rPr>
@@ -671,13 +802,13 @@
           <w:lang w:eastAsia="pl-PL"/>
         </w:rPr>
       </w:pPr>
-      <w:hyperlink w:anchor="_Toc243029649" w:history="1">
+      <w:hyperlink w:anchor="_Toc243833260" w:history="1">
         <w:r>
           <w:rPr>
             <w:rStyle w:val="Hipercze"/>
             <w:noProof/>
           </w:rPr>
-          <w:t>1.2.2</w:t>
+          <w:t>1.4.2</w:t>
         </w:r>
         <w:r>
           <w:rPr>
@@ -715,7 +846,7 @@
             <w:noProof/>
             <w:webHidden/>
           </w:rPr>
-          <w:instrText xml:space="preserve"> PAGEREF _Toc243029649 \h </w:instrText>
+          <w:instrText xml:space="preserve"> PAGEREF _Toc243833260 \h </w:instrText>
         </w:r>
         <w:r>
           <w:rPr>
@@ -735,7 +866,7 @@
             <w:noProof/>
             <w:webHidden/>
           </w:rPr>
-          <w:t>9</w:t>
+          <w:t>10</w:t>
         </w:r>
         <w:r>
           <w:rPr>
@@ -760,13 +891,13 @@
           <w:szCs w:val="22"/>
         </w:rPr>
       </w:pPr>
-      <w:hyperlink w:anchor="_Toc243029650" w:history="1">
+      <w:hyperlink w:anchor="_Toc243833261" w:history="1">
         <w:r>
           <w:rPr>
             <w:rStyle w:val="Hipercze"/>
             <w:noProof/>
           </w:rPr>
-          <w:t>1.2.2.1</w:t>
+          <w:t>1.4.2.1</w:t>
         </w:r>
         <w:r>
           <w:rPr>
@@ -803,7 +934,7 @@
             <w:noProof/>
             <w:webHidden/>
           </w:rPr>
-          <w:instrText xml:space="preserve"> PAGEREF _Toc243029650 \h </w:instrText>
+          <w:instrText xml:space="preserve"> PAGEREF _Toc243833261 \h </w:instrText>
         </w:r>
         <w:r>
           <w:rPr>
@@ -823,7 +954,7 @@
             <w:noProof/>
             <w:webHidden/>
           </w:rPr>
-          <w:t>9</w:t>
+          <w:t>10</w:t>
         </w:r>
         <w:r>
           <w:rPr>
@@ -848,13 +979,13 @@
           <w:lang w:eastAsia="pl-PL"/>
         </w:rPr>
       </w:pPr>
-      <w:hyperlink w:anchor="_Toc243029651" w:history="1">
+      <w:hyperlink w:anchor="_Toc243833262" w:history="1">
         <w:r>
           <w:rPr>
             <w:rStyle w:val="Hipercze"/>
             <w:noProof/>
           </w:rPr>
-          <w:t>1.3 Cello – opis dla Informatyków</w:t>
+          <w:t>1.5 Cello – opis dla Informatyków</w:t>
         </w:r>
         <w:r>
           <w:rPr>
@@ -875,7 +1006,7 @@
             <w:noProof/>
             <w:webHidden/>
           </w:rPr>
-          <w:instrText xml:space="preserve"> PAGEREF _Toc243029651 \h </w:instrText>
+          <w:instrText xml:space="preserve"> PAGEREF _Toc243833262 \h </w:instrText>
         </w:r>
         <w:r>
           <w:rPr>
@@ -895,7 +1026,7 @@
             <w:noProof/>
             <w:webHidden/>
           </w:rPr>
-          <w:t>13</w:t>
+          <w:t>14</w:t>
         </w:r>
         <w:r>
           <w:rPr>
@@ -920,13 +1051,13 @@
           <w:lang w:eastAsia="pl-PL"/>
         </w:rPr>
       </w:pPr>
-      <w:hyperlink w:anchor="_Toc243029652" w:history="1">
+      <w:hyperlink w:anchor="_Toc243833263" w:history="1">
         <w:r>
           <w:rPr>
             <w:rStyle w:val="Hipercze"/>
             <w:noProof/>
           </w:rPr>
-          <w:t>1.4 Konfiguracja eKalendarza</w:t>
+          <w:t>1.6 Konfiguracja eKalendarza</w:t>
         </w:r>
         <w:r>
           <w:rPr>
@@ -947,7 +1078,7 @@
             <w:noProof/>
             <w:webHidden/>
           </w:rPr>
-          <w:instrText xml:space="preserve"> PAGEREF _Toc243029652 \h </w:instrText>
+          <w:instrText xml:space="preserve"> PAGEREF _Toc243833263 \h </w:instrText>
         </w:r>
         <w:r>
           <w:rPr>
@@ -967,7 +1098,7 @@
             <w:noProof/>
             <w:webHidden/>
           </w:rPr>
-          <w:t>20</w:t>
+          <w:t>21</w:t>
         </w:r>
         <w:r>
           <w:rPr>
@@ -993,13 +1124,13 @@
           <w:lang w:eastAsia="pl-PL"/>
         </w:rPr>
       </w:pPr>
-      <w:hyperlink w:anchor="_Toc243029653" w:history="1">
+      <w:hyperlink w:anchor="_Toc243833264" w:history="1">
         <w:r>
           <w:rPr>
             <w:rStyle w:val="Hipercze"/>
             <w:noProof/>
           </w:rPr>
-          <w:t>1.4.1</w:t>
+          <w:t>1.6.1</w:t>
         </w:r>
         <w:r>
           <w:rPr>
@@ -1037,7 +1168,7 @@
             <w:noProof/>
             <w:webHidden/>
           </w:rPr>
-          <w:instrText xml:space="preserve"> PAGEREF _Toc243029653 \h </w:instrText>
+          <w:instrText xml:space="preserve"> PAGEREF _Toc243833264 \h </w:instrText>
         </w:r>
         <w:r>
           <w:rPr>
@@ -1057,7 +1188,7 @@
             <w:noProof/>
             <w:webHidden/>
           </w:rPr>
-          <w:t>21</w:t>
+          <w:t>22</w:t>
         </w:r>
         <w:r>
           <w:rPr>
@@ -1083,13 +1214,13 @@
           <w:lang w:eastAsia="pl-PL"/>
         </w:rPr>
       </w:pPr>
-      <w:hyperlink w:anchor="_Toc243029654" w:history="1">
+      <w:hyperlink w:anchor="_Toc243833265" w:history="1">
         <w:r>
           <w:rPr>
             <w:rStyle w:val="Hipercze"/>
             <w:noProof/>
           </w:rPr>
-          <w:t>1.4.2</w:t>
+          <w:t>1.6.2</w:t>
         </w:r>
         <w:r>
           <w:rPr>
@@ -1127,7 +1258,7 @@
             <w:noProof/>
             <w:webHidden/>
           </w:rPr>
-          <w:instrText xml:space="preserve"> PAGEREF _Toc243029654 \h </w:instrText>
+          <w:instrText xml:space="preserve"> PAGEREF _Toc243833265 \h </w:instrText>
         </w:r>
         <w:r>
           <w:rPr>
@@ -1147,7 +1278,7 @@
             <w:noProof/>
             <w:webHidden/>
           </w:rPr>
-          <w:t>22</w:t>
+          <w:t>23</w:t>
         </w:r>
         <w:r>
           <w:rPr>
@@ -1173,13 +1304,13 @@
           <w:lang w:eastAsia="pl-PL"/>
         </w:rPr>
       </w:pPr>
-      <w:hyperlink w:anchor="_Toc243029655" w:history="1">
+      <w:hyperlink w:anchor="_Toc243833266" w:history="1">
         <w:r>
           <w:rPr>
             <w:rStyle w:val="Hipercze"/>
             <w:noProof/>
           </w:rPr>
-          <w:t>1.4.3</w:t>
+          <w:t>1.6.3</w:t>
         </w:r>
         <w:r>
           <w:rPr>
@@ -1217,7 +1348,7 @@
             <w:noProof/>
             <w:webHidden/>
           </w:rPr>
-          <w:instrText xml:space="preserve"> PAGEREF _Toc243029655 \h </w:instrText>
+          <w:instrText xml:space="preserve"> PAGEREF _Toc243833266 \h </w:instrText>
         </w:r>
         <w:r>
           <w:rPr>
@@ -1237,7 +1368,7 @@
             <w:noProof/>
             <w:webHidden/>
           </w:rPr>
-          <w:t>25</w:t>
+          <w:t>26</w:t>
         </w:r>
         <w:r>
           <w:rPr>
@@ -1263,13 +1394,13 @@
           <w:lang w:eastAsia="pl-PL"/>
         </w:rPr>
       </w:pPr>
-      <w:hyperlink w:anchor="_Toc243029656" w:history="1">
+      <w:hyperlink w:anchor="_Toc243833267" w:history="1">
         <w:r>
           <w:rPr>
             <w:rStyle w:val="Hipercze"/>
             <w:noProof/>
           </w:rPr>
-          <w:t>1.4.4</w:t>
+          <w:t>1.6.4</w:t>
         </w:r>
         <w:r>
           <w:rPr>
@@ -1307,151 +1438,7 @@
             <w:noProof/>
             <w:webHidden/>
           </w:rPr>
-          <w:instrText xml:space="preserve"> PAGEREF _Toc243029656 \h </w:instrText>
-        </w:r>
-        <w:r>
-          <w:rPr>
-            <w:noProof/>
-            <w:webHidden/>
-          </w:rPr>
-        </w:r>
-        <w:r>
-          <w:rPr>
-            <w:noProof/>
-            <w:webHidden/>
-          </w:rPr>
-          <w:fldChar w:fldCharType="separate"/>
-        </w:r>
-        <w:r>
-          <w:rPr>
-            <w:noProof/>
-            <w:webHidden/>
-          </w:rPr>
-          <w:t>28</w:t>
-        </w:r>
-        <w:r>
-          <w:rPr>
-            <w:noProof/>
-            <w:webHidden/>
-          </w:rPr>
-          <w:fldChar w:fldCharType="end"/>
-        </w:r>
-      </w:hyperlink>
-    </w:p>
-    <w:p>
-      <w:pPr>
-        <w:pStyle w:val="Spistreci2"/>
-        <w:tabs>
-          <w:tab w:val="right" w:leader="dot" w:pos="9062"/>
-        </w:tabs>
-        <w:rPr>
-          <w:rFonts w:asciiTheme="minorHAnsi" w:eastAsiaTheme="minorEastAsia" w:hAnsiTheme="minorHAnsi" w:cstheme="minorBidi"/>
-          <w:noProof/>
-          <w:sz w:val="22"/>
-          <w:szCs w:val="22"/>
-          <w:lang w:eastAsia="pl-PL"/>
-        </w:rPr>
-      </w:pPr>
-      <w:hyperlink w:anchor="_Toc243029657" w:history="1">
-        <w:r>
-          <w:rPr>
-            <w:rStyle w:val="Hipercze"/>
-            <w:noProof/>
-          </w:rPr>
-          <w:t>1.5 Bezpieczeństwo rozwiązania</w:t>
-        </w:r>
-        <w:r>
-          <w:rPr>
-            <w:noProof/>
-            <w:webHidden/>
-          </w:rPr>
-          <w:tab/>
-        </w:r>
-        <w:r>
-          <w:rPr>
-            <w:noProof/>
-            <w:webHidden/>
-          </w:rPr>
-          <w:fldChar w:fldCharType="begin"/>
-        </w:r>
-        <w:r>
-          <w:rPr>
-            <w:noProof/>
-            <w:webHidden/>
-          </w:rPr>
-          <w:instrText xml:space="preserve"> PAGEREF _Toc243029657 \h </w:instrText>
-        </w:r>
-        <w:r>
-          <w:rPr>
-            <w:noProof/>
-            <w:webHidden/>
-          </w:rPr>
-        </w:r>
-        <w:r>
-          <w:rPr>
-            <w:noProof/>
-            <w:webHidden/>
-          </w:rPr>
-          <w:fldChar w:fldCharType="separate"/>
-        </w:r>
-        <w:r>
-          <w:rPr>
-            <w:noProof/>
-            <w:webHidden/>
-          </w:rPr>
-          <w:t>28</w:t>
-        </w:r>
-        <w:r>
-          <w:rPr>
-            <w:noProof/>
-            <w:webHidden/>
-          </w:rPr>
-          <w:fldChar w:fldCharType="end"/>
-        </w:r>
-      </w:hyperlink>
-    </w:p>
-    <w:p>
-      <w:pPr>
-        <w:pStyle w:val="Spistreci2"/>
-        <w:tabs>
-          <w:tab w:val="right" w:leader="dot" w:pos="9062"/>
-        </w:tabs>
-        <w:rPr>
-          <w:rFonts w:asciiTheme="minorHAnsi" w:eastAsiaTheme="minorEastAsia" w:hAnsiTheme="minorHAnsi" w:cstheme="minorBidi"/>
-          <w:noProof/>
-          <w:sz w:val="22"/>
-          <w:szCs w:val="22"/>
-          <w:lang w:eastAsia="pl-PL"/>
-        </w:rPr>
-      </w:pPr>
-      <w:hyperlink w:anchor="_Toc243029658" w:history="1">
-        <w:r>
-          <w:rPr>
-            <w:rStyle w:val="Hipercze"/>
-            <w:noProof/>
-          </w:rPr>
-          <w:t>1.6 Dla dociekliwych</w:t>
-        </w:r>
-        <w:r>
-          <w:rPr>
-            <w:noProof/>
-            <w:webHidden/>
-          </w:rPr>
-          <w:tab/>
-        </w:r>
-        <w:r>
-          <w:rPr>
-            <w:noProof/>
-            <w:webHidden/>
-          </w:rPr>
-          <w:fldChar w:fldCharType="begin"/>
-        </w:r>
-        <w:r>
-          <w:rPr>
-            <w:noProof/>
-            <w:webHidden/>
-          </w:rPr>
-          <w:instrText xml:space="preserve"> PAGEREF _Toc243029658 \h </w:instrText>
+          <w:instrText xml:space="preserve"> PAGEREF _Toc243833267 \h </w:instrText>
         </w:r>
         <w:r>
           <w:rPr>
@@ -1484,6 +1471,150 @@
     </w:p>
     <w:p>
       <w:pPr>
+        <w:pStyle w:val="Spistreci2"/>
+        <w:tabs>
+          <w:tab w:val="right" w:leader="dot" w:pos="9062"/>
+        </w:tabs>
+        <w:rPr>
+          <w:rFonts w:asciiTheme="minorHAnsi" w:eastAsiaTheme="minorEastAsia" w:hAnsiTheme="minorHAnsi" w:cstheme="minorBidi"/>
+          <w:noProof/>
+          <w:sz w:val="22"/>
+          <w:szCs w:val="22"/>
+          <w:lang w:eastAsia="pl-PL"/>
+        </w:rPr>
+      </w:pPr>
+      <w:hyperlink w:anchor="_Toc243833268" w:history="1">
+        <w:r>
+          <w:rPr>
+            <w:rStyle w:val="Hipercze"/>
+            <w:noProof/>
+          </w:rPr>
+          <w:t>1.7 Bezpieczeństwo rozwiązania</w:t>
+        </w:r>
+        <w:r>
+          <w:rPr>
+            <w:noProof/>
+            <w:webHidden/>
+          </w:rPr>
+          <w:tab/>
+        </w:r>
+        <w:r>
+          <w:rPr>
+            <w:noProof/>
+            <w:webHidden/>
+          </w:rPr>
+          <w:fldChar w:fldCharType="begin"/>
+        </w:r>
+        <w:r>
+          <w:rPr>
+            <w:noProof/>
+            <w:webHidden/>
+          </w:rPr>
+          <w:instrText xml:space="preserve"> PAGEREF _Toc243833268 \h </w:instrText>
+        </w:r>
+        <w:r>
+          <w:rPr>
+            <w:noProof/>
+            <w:webHidden/>
+          </w:rPr>
+        </w:r>
+        <w:r>
+          <w:rPr>
+            <w:noProof/>
+            <w:webHidden/>
+          </w:rPr>
+          <w:fldChar w:fldCharType="separate"/>
+        </w:r>
+        <w:r>
+          <w:rPr>
+            <w:noProof/>
+            <w:webHidden/>
+          </w:rPr>
+          <w:t>29</w:t>
+        </w:r>
+        <w:r>
+          <w:rPr>
+            <w:noProof/>
+            <w:webHidden/>
+          </w:rPr>
+          <w:fldChar w:fldCharType="end"/>
+        </w:r>
+      </w:hyperlink>
+    </w:p>
+    <w:p>
+      <w:pPr>
+        <w:pStyle w:val="Spistreci2"/>
+        <w:tabs>
+          <w:tab w:val="right" w:leader="dot" w:pos="9062"/>
+        </w:tabs>
+        <w:rPr>
+          <w:rFonts w:asciiTheme="minorHAnsi" w:eastAsiaTheme="minorEastAsia" w:hAnsiTheme="minorHAnsi" w:cstheme="minorBidi"/>
+          <w:noProof/>
+          <w:sz w:val="22"/>
+          <w:szCs w:val="22"/>
+          <w:lang w:eastAsia="pl-PL"/>
+        </w:rPr>
+      </w:pPr>
+      <w:hyperlink w:anchor="_Toc243833269" w:history="1">
+        <w:r>
+          <w:rPr>
+            <w:rStyle w:val="Hipercze"/>
+            <w:noProof/>
+          </w:rPr>
+          <w:t>1.8 Dla dociekliwych</w:t>
+        </w:r>
+        <w:r>
+          <w:rPr>
+            <w:noProof/>
+            <w:webHidden/>
+          </w:rPr>
+          <w:tab/>
+        </w:r>
+        <w:r>
+          <w:rPr>
+            <w:noProof/>
+            <w:webHidden/>
+          </w:rPr>
+          <w:fldChar w:fldCharType="begin"/>
+        </w:r>
+        <w:r>
+          <w:rPr>
+            <w:noProof/>
+            <w:webHidden/>
+          </w:rPr>
+          <w:instrText xml:space="preserve"> PAGEREF _Toc243833269 \h </w:instrText>
+        </w:r>
+        <w:r>
+          <w:rPr>
+            <w:noProof/>
+            <w:webHidden/>
+          </w:rPr>
+        </w:r>
+        <w:r>
+          <w:rPr>
+            <w:noProof/>
+            <w:webHidden/>
+          </w:rPr>
+          <w:fldChar w:fldCharType="separate"/>
+        </w:r>
+        <w:r>
+          <w:rPr>
+            <w:noProof/>
+            <w:webHidden/>
+          </w:rPr>
+          <w:t>30</w:t>
+        </w:r>
+        <w:r>
+          <w:rPr>
+            <w:noProof/>
+            <w:webHidden/>
+          </w:rPr>
+          <w:fldChar w:fldCharType="end"/>
+        </w:r>
+      </w:hyperlink>
+    </w:p>
+    <w:p>
+      <w:pPr>
         <w:pStyle w:val="Spistreci1"/>
         <w:rPr>
           <w:rFonts w:asciiTheme="minorHAnsi" w:eastAsiaTheme="minorEastAsia" w:hAnsiTheme="minorHAnsi" w:cstheme="minorBidi"/>
@@ -1493,7 +1624,7 @@
           <w:lang w:eastAsia="pl-PL"/>
         </w:rPr>
       </w:pPr>
-      <w:hyperlink w:anchor="_Toc243029659" w:history="1">
+      <w:hyperlink w:anchor="_Toc243833270" w:history="1">
         <w:r>
           <w:rPr>
             <w:rStyle w:val="Hipercze"/>
@@ -1514,19 +1645,7 @@
           <w:rPr>
             <w:rStyle w:val="Hipercze"/>
           </w:rPr>
-          <w:t>Ściąga dla planis</w:t>
-        </w:r>
-        <w:r>
-          <w:rPr>
-            <w:rStyle w:val="Hipercze"/>
-          </w:rPr>
-          <w:t>t</w:t>
-        </w:r>
-        <w:r>
-          <w:rPr>
-            <w:rStyle w:val="Hipercze"/>
-          </w:rPr>
-          <w:t>ów: eKalendarze</w:t>
+          <w:t>Ściąga dla planistów: eKalendarze</w:t>
         </w:r>
         <w:r>
           <w:rPr>
@@ -1544,7 +1663,7 @@
           <w:rPr>
             <w:webHidden/>
           </w:rPr>
-          <w:instrText xml:space="preserve"> PAGEREF _Toc243029659 \h </w:instrText>
+          <w:instrText xml:space="preserve"> PAGEREF _Toc243833270 \h </w:instrText>
         </w:r>
         <w:r>
           <w:rPr>
@@ -1561,7 +1680,7 @@
           <w:rPr>
             <w:webHidden/>
           </w:rPr>
-          <w:t>30</w:t>
+          <w:t>31</w:t>
         </w:r>
         <w:r>
           <w:rPr>
@@ -1573,6 +1692,78 @@
     </w:p>
     <w:p>
       <w:pPr>
+        <w:pStyle w:val="Spistreci2"/>
+        <w:tabs>
+          <w:tab w:val="right" w:leader="dot" w:pos="9062"/>
+        </w:tabs>
+        <w:rPr>
+          <w:rFonts w:asciiTheme="minorHAnsi" w:eastAsiaTheme="minorEastAsia" w:hAnsiTheme="minorHAnsi" w:cstheme="minorBidi"/>
+          <w:noProof/>
+          <w:sz w:val="22"/>
+          <w:szCs w:val="22"/>
+          <w:lang w:eastAsia="pl-PL"/>
+        </w:rPr>
+      </w:pPr>
+      <w:hyperlink w:anchor="_Toc243833271" w:history="1">
+        <w:r>
+          <w:rPr>
+            <w:rStyle w:val="Hipercze"/>
+            <w:noProof/>
+          </w:rPr>
+          <w:t>2.1 Link do strony sprawdzania statusu publikacji kalendarzy Google: zmiana URL (październik 2026)</w:t>
+        </w:r>
+        <w:r>
+          <w:rPr>
+            <w:noProof/>
+            <w:webHidden/>
+          </w:rPr>
+          <w:tab/>
+        </w:r>
+        <w:r>
+          <w:rPr>
+            <w:noProof/>
+            <w:webHidden/>
+          </w:rPr>
+          <w:fldChar w:fldCharType="begin"/>
+        </w:r>
+        <w:r>
+          <w:rPr>
+            <w:noProof/>
+            <w:webHidden/>
+          </w:rPr>
+          <w:instrText xml:space="preserve"> PAGEREF _Toc243833271 \h </w:instrText>
+        </w:r>
+        <w:r>
+          <w:rPr>
+            <w:noProof/>
+            <w:webHidden/>
+          </w:rPr>
+        </w:r>
+        <w:r>
+          <w:rPr>
+            <w:noProof/>
+            <w:webHidden/>
+          </w:rPr>
+          <w:fldChar w:fldCharType="separate"/>
+        </w:r>
+        <w:r>
+          <w:rPr>
+            <w:noProof/>
+            <w:webHidden/>
+          </w:rPr>
+          <w:t>37</w:t>
+        </w:r>
+        <w:r>
+          <w:rPr>
+            <w:noProof/>
+            <w:webHidden/>
+          </w:rPr>
+          <w:fldChar w:fldCharType="end"/>
+        </w:r>
+      </w:hyperlink>
+    </w:p>
+    <w:p>
+      <w:pPr>
         <w:pStyle w:val="Spistreci1"/>
         <w:rPr>
           <w:rFonts w:asciiTheme="minorHAnsi" w:eastAsiaTheme="minorEastAsia" w:hAnsiTheme="minorHAnsi" w:cstheme="minorBidi"/>
@@ -1582,7 +1773,7 @@
           <w:lang w:eastAsia="pl-PL"/>
         </w:rPr>
       </w:pPr>
-      <w:hyperlink w:anchor="_Toc243029660" w:history="1">
+      <w:hyperlink w:anchor="_Toc243833272" w:history="1">
         <w:r>
           <w:rPr>
             <w:rStyle w:val="Hipercze"/>
@@ -1621,7 +1812,7 @@
           <w:rPr>
             <w:webHidden/>
           </w:rPr>
-          <w:instrText xml:space="preserve"> PAGEREF _Toc243029660 \h </w:instrText>
+          <w:instrText xml:space="preserve"> PAGEREF _Toc243833272 \h </w:instrText>
         </w:r>
         <w:r>
           <w:rPr>
@@ -1638,7 +1829,7 @@
           <w:rPr>
             <w:webHidden/>
           </w:rPr>
-          <w:t>36</w:t>
+          <w:t>37</w:t>
         </w:r>
         <w:r>
           <w:rPr>
@@ -1659,7 +1850,7 @@
           <w:lang w:eastAsia="pl-PL"/>
         </w:rPr>
       </w:pPr>
-      <w:hyperlink w:anchor="_Toc243029661" w:history="1">
+      <w:hyperlink w:anchor="_Toc243833273" w:history="1">
         <w:r>
           <w:rPr>
             <w:rStyle w:val="Hipercze"/>
@@ -1680,19 +1871,7 @@
           <w:rPr>
             <w:rStyle w:val="Hipercze"/>
           </w:rPr>
-          <w:t>Załącznik: eKalend</w:t>
-        </w:r>
-        <w:r>
-          <w:rPr>
-            <w:rStyle w:val="Hipercze"/>
-          </w:rPr>
-          <w:t>a</w:t>
-        </w:r>
-        <w:r>
-          <w:rPr>
-            <w:rStyle w:val="Hipercze"/>
-          </w:rPr>
-          <w:t>rze: Rozwiązywanie problemów</w:t>
+          <w:t>Załącznik: eKalendarze: Rozwiązywanie problemów</w:t>
         </w:r>
         <w:r>
           <w:rPr>
@@ -1710,7 +1889,7 @@
           <w:rPr>
             <w:webHidden/>
           </w:rPr>
-          <w:instrText xml:space="preserve"> PAGEREF _Toc243029661 \h </w:instrText>
+          <w:instrText xml:space="preserve"> PAGEREF _Toc243833273 \h </w:instrText>
         </w:r>
         <w:r>
           <w:rPr>
@@ -1727,7 +1906,7 @@
           <w:rPr>
             <w:webHidden/>
           </w:rPr>
-          <w:t>38</w:t>
+          <w:t>40</w:t>
         </w:r>
         <w:r>
           <w:rPr>
@@ -1751,7 +1930,7 @@
           <w:lang w:eastAsia="pl-PL"/>
         </w:rPr>
       </w:pPr>
-      <w:hyperlink w:anchor="_Toc243029662" w:history="1">
+      <w:hyperlink w:anchor="_Toc243833274" w:history="1">
         <w:r>
           <w:rPr>
             <w:rStyle w:val="Hipercze"/>
@@ -1778,7 +1957,7 @@
             <w:noProof/>
             <w:webHidden/>
           </w:rPr>
-          <w:instrText xml:space="preserve"> PAGEREF _Toc243029662 \h </w:instrText>
+          <w:instrText xml:space="preserve"> PAGEREF _Toc243833274 \h </w:instrText>
         </w:r>
         <w:r>
           <w:rPr>
@@ -1798,7 +1977,7 @@
             <w:noProof/>
             <w:webHidden/>
           </w:rPr>
-          <w:t>38</w:t>
+          <w:t>40</w:t>
         </w:r>
         <w:r>
           <w:rPr>
@@ -1823,7 +2002,7 @@
           <w:lang w:eastAsia="pl-PL"/>
         </w:rPr>
       </w:pPr>
-      <w:hyperlink w:anchor="_Toc243029663" w:history="1">
+      <w:hyperlink w:anchor="_Toc243833275" w:history="1">
         <w:r>
           <w:rPr>
             <w:rStyle w:val="Hipercze"/>
@@ -1850,7 +2029,7 @@
             <w:noProof/>
             <w:webHidden/>
           </w:rPr>
-          <w:instrText xml:space="preserve"> PAGEREF _Toc243029663 \h </w:instrText>
+          <w:instrText xml:space="preserve"> PAGEREF _Toc243833275 \h </w:instrText>
         </w:r>
         <w:r>
           <w:rPr>
@@ -1870,7 +2049,7 @@
             <w:noProof/>
             <w:webHidden/>
           </w:rPr>
-          <w:t>39</w:t>
+          <w:t>41</w:t>
         </w:r>
         <w:r>
           <w:rPr>
@@ -1895,7 +2074,7 @@
           <w:lang w:eastAsia="pl-PL"/>
         </w:rPr>
       </w:pPr>
-      <w:hyperlink w:anchor="_Toc243029664" w:history="1">
+      <w:hyperlink w:anchor="_Toc243833276" w:history="1">
         <w:r>
           <w:rPr>
             <w:rStyle w:val="Hipercze"/>
@@ -1922,7 +2101,7 @@
             <w:noProof/>
             <w:webHidden/>
           </w:rPr>
-          <w:instrText xml:space="preserve"> PAGEREF _Toc243029664 \h </w:instrText>
+          <w:instrText xml:space="preserve"> PAGEREF _Toc243833276 \h </w:instrText>
         </w:r>
         <w:r>
           <w:rPr>
@@ -1942,7 +2121,7 @@
             <w:noProof/>
             <w:webHidden/>
           </w:rPr>
-          <w:t>39</w:t>
+          <w:t>41</w:t>
         </w:r>
         <w:r>
           <w:rPr>
@@ -1964,7 +2143,7 @@
           <w:lang w:eastAsia="pl-PL"/>
         </w:rPr>
       </w:pPr>
-      <w:hyperlink w:anchor="_Toc243029665" w:history="1">
+      <w:hyperlink w:anchor="_Toc243833277" w:history="1">
         <w:r>
           <w:rPr>
             <w:rStyle w:val="Hipercze"/>
@@ -2003,7 +2182,7 @@
           <w:rPr>
             <w:webHidden/>
           </w:rPr>
-          <w:instrText xml:space="preserve"> PAGEREF _Toc243029665 \h </w:instrText>
+          <w:instrText xml:space="preserve"> PAGEREF _Toc243833277 \h </w:instrText>
         </w:r>
         <w:r>
           <w:rPr>
@@ -2020,7 +2199,7 @@
           <w:rPr>
             <w:webHidden/>
           </w:rPr>
-          <w:t>41</w:t>
+          <w:t>43</w:t>
         </w:r>
         <w:r>
           <w:rPr>
@@ -2048,13 +2227,13 @@
       <w:pPr>
         <w:pStyle w:val="Nagwek1"/>
       </w:pPr>
-      <w:bookmarkStart w:id="0" w:name="_Toc454998967"/>
-      <w:bookmarkStart w:id="1" w:name="_Toc482300271"/>
-      <w:bookmarkStart w:id="2" w:name="_Toc503604200"/>
-      <w:bookmarkStart w:id="3" w:name="_Toc101825950"/>
-      <w:bookmarkStart w:id="4" w:name="_Toc121951555"/>
-      <w:bookmarkStart w:id="5" w:name="_Toc454998968"/>
-      <w:bookmarkStart w:id="6" w:name="_Toc243029645"/>
+      <w:bookmarkStart w:id="1" w:name="_Toc454998967"/>
+      <w:bookmarkStart w:id="2" w:name="_Toc482300271"/>
+      <w:bookmarkStart w:id="3" w:name="_Toc503604200"/>
+      <w:bookmarkStart w:id="4" w:name="_Toc101825950"/>
+      <w:bookmarkStart w:id="5" w:name="_Toc121951555"/>
+      <w:bookmarkStart w:id="6" w:name="_Toc243833254"/>
+      <w:bookmarkStart w:id="7" w:name="_Toc454998968"/>
       <w:r>
         <w:t xml:space="preserve">Eksportowanie rozkładów zajęć do </w:t>
       </w:r>
@@ -2062,11 +2241,11 @@
       <w:r>
         <w:t>eKalendarz</w:t>
       </w:r>
-      <w:bookmarkEnd w:id="0"/>
       <w:bookmarkEnd w:id="1"/>
       <w:bookmarkEnd w:id="2"/>
       <w:bookmarkEnd w:id="3"/>
       <w:bookmarkEnd w:id="4"/>
+      <w:bookmarkEnd w:id="5"/>
       <w:bookmarkEnd w:id="6"/>
       <w:proofErr w:type="spellEnd"/>
     </w:p>
@@ -2350,8 +2529,19 @@
             <w:sz w:val="20"/>
             <w:szCs w:val="20"/>
           </w:rPr>
-          <w:t>http://plansoft.org/&lt;symbol uczelni&gt;/&lt;symbol Wydziału&gt;.html</w:t>
+          <w:t>http://plansoft.org/&lt;symbol uczelni&gt;/&lt;symbol Wydziału&gt;.</w:t>
         </w:r>
+        <w:proofErr w:type="spellStart"/>
+        <w:r>
+          <w:rPr>
+            <w:i/>
+            <w:color w:val="000000"/>
+            <w:sz w:val="20"/>
+            <w:szCs w:val="20"/>
+          </w:rPr>
+          <w:t>html</w:t>
+        </w:r>
+        <w:proofErr w:type="spellEnd"/>
       </w:hyperlink>
     </w:p>
     <w:p>
@@ -2706,11 +2896,93 @@
       <w:pPr>
         <w:pStyle w:val="Nagwek2"/>
       </w:pPr>
-      <w:bookmarkStart w:id="7" w:name="_Toc243029646"/>
+      <w:bookmarkStart w:id="8" w:name="_Toc243833255"/>
+      <w:r>
+        <w:t>Natychmiastowy podgląd spisu treści (wrzesień 2026)</w:t>
+      </w:r>
+      <w:bookmarkEnd w:id="8"/>
+    </w:p>
+    <w:p>
+      <w:r>
+        <w:t xml:space="preserve">Do tej pory spis treści wygenerowanej witryny lub eksportu do </w:t>
+      </w:r>
+      <w:proofErr w:type="spellStart"/>
+      <w:r>
+        <w:t>iKalendarza</w:t>
+      </w:r>
+      <w:proofErr w:type="spellEnd"/>
+      <w:r>
+        <w:t xml:space="preserve"> (plik index.xml) był wyświetlany w przeglądarce za pomocą technologii XSLT, którą przeglądarki internetowe (w tym Chrome) sukcesywnie wycofują. Aby zobaczyć poprawny spis treści, konieczne było </w:t>
+      </w:r>
+      <w:r>
+        <w:lastRenderedPageBreak/>
+        <w:t>umieszczenie wygenerowanych plików na serwerze WWW Uczelni - otwarcie ich lokalnie, na własnym komputerze, kończyło się pustą stroną.</w:t>
+      </w:r>
+    </w:p>
+    <w:p>
+      <w:r>
+        <w:t>Aplikacja generuje teraz, obok dotychczasowego pliku index.xml, dodatkowy plik index.html zawierający ten sam spis treści, niezależny od XSLT. Dzięki temu spis treści można obejrzeć od razu po wygenerowaniu, bezpośrednio na swoim komputerze, bez konieczności wcześniejszego umieszczania plików na serwerze Uczelni.</w:t>
+      </w:r>
+    </w:p>
+    <w:p/>
+    <w:p>
+      <w:pPr>
+        <w:pStyle w:val="Nagwek2"/>
+      </w:pPr>
+      <w:bookmarkStart w:id="9" w:name="_Toc243833256"/>
+      <w:r>
+        <w:t>Bezpieczne tworzenie dokumentów i eksportów (wrzesień 2026)</w:t>
+      </w:r>
+      <w:bookmarkEnd w:id="9"/>
+    </w:p>
+    <w:p>
+      <w:pPr>
+        <w:jc w:val="both"/>
+      </w:pPr>
+      <w:r>
+        <w:t>Do tej pory, jeżeli podczas tworzenia raportu, kalendarza (HTML/PDF) lub eksportu danych do Excela, Worda, pliku tekstowego bądź CSV, plik docelowy był akurat otwarty w innym programie (np. w przeglądarce, Excelu lub Wordzie), aplikacja mogła zgłosić niezrozumiały błąd techniczny albo w ogóle nie poinformować o problemie.</w:t>
+      </w:r>
+    </w:p>
+    <w:p>
+      <w:pPr>
+        <w:jc w:val="both"/>
+      </w:pPr>
+      <w:r>
+        <w:t>Ujednoliciliśmy obsługę tej sytuacji we wszystkich miejscach aplikacji, w których tworzone są dokumenty. Jeżeli plik docelowy jest w danym momencie używany przez inny program, pojawi się teraz czytelny komunikat:</w:t>
+      </w:r>
+    </w:p>
+    <w:p>
+      <w:pPr>
+        <w:ind w:left="708"/>
+        <w:jc w:val="both"/>
+        <w:rPr>
+          <w:i/>
+        </w:rPr>
+      </w:pPr>
+      <w:r>
+        <w:rPr>
+          <w:i/>
+        </w:rPr>
+        <w:t>„Nie można utworzyć dokumentu, ponieważ dokument jest aktualnie używany przez inny program. Zamknij inne programy i spróbuj ponownie”.</w:t>
+      </w:r>
+    </w:p>
+    <w:p>
+      <w:pPr>
+        <w:jc w:val="both"/>
+      </w:pPr>
+      <w:r>
+        <w:t>Wystarczy zamknąć dokument w innym programie (np. w przeglądarce, Excelu lub Wordzie) i ponowić operację w aplikacji Plansoft.org - dokument zostanie wtedy poprawnie utworzony.</w:t>
+      </w:r>
+    </w:p>
+    <w:p>
+      <w:pPr>
+        <w:pStyle w:val="Nagwek2"/>
+      </w:pPr>
+      <w:bookmarkStart w:id="10" w:name="_Toc243833257"/>
       <w:r>
         <w:t>Publikowanie zajęć podrzędnych i nadrzędnych</w:t>
       </w:r>
-      <w:bookmarkEnd w:id="7"/>
+      <w:bookmarkEnd w:id="10"/>
     </w:p>
     <w:p>
       <w:pPr>
@@ -2733,11 +3005,7 @@
       </w:r>
       <w:proofErr w:type="spellEnd"/>
       <w:r>
-        <w:t xml:space="preserve">). Student nie musi już </w:t>
-      </w:r>
-      <w:r>
-        <w:lastRenderedPageBreak/>
-        <w:t>pobierać kilku kalendarzy i nakładać ich na siebie. Zamiast tego wystarczy pobrać jeden (skonsolidowany) kalendarz elektroniczny.</w:t>
+        <w:t>). Student nie musi już pobierać kilku kalendarzy i nakładać ich na siebie. Zamiast tego wystarczy pobrać jeden (skonsolidowany) kalendarz elektroniczny.</w:t>
       </w:r>
     </w:p>
     <w:p>
@@ -3308,41 +3576,41 @@
       <w:pPr>
         <w:spacing w:line="276" w:lineRule="auto"/>
       </w:pPr>
-      <w:bookmarkStart w:id="8" w:name="_Toc482300277"/>
-      <w:bookmarkStart w:id="9" w:name="_Toc503604206"/>
-      <w:bookmarkEnd w:id="5"/>
+      <w:bookmarkStart w:id="11" w:name="_Toc482300277"/>
+      <w:bookmarkStart w:id="12" w:name="_Toc503604206"/>
+      <w:bookmarkEnd w:id="7"/>
     </w:p>
     <w:p>
       <w:pPr>
         <w:pStyle w:val="Nagwek2"/>
       </w:pPr>
-      <w:bookmarkStart w:id="10" w:name="_Toc101825953"/>
-      <w:bookmarkStart w:id="11" w:name="_Toc121951558"/>
-      <w:bookmarkStart w:id="12" w:name="_Toc243029647"/>
+      <w:bookmarkStart w:id="13" w:name="_Toc101825953"/>
+      <w:bookmarkStart w:id="14" w:name="_Toc121951558"/>
+      <w:bookmarkStart w:id="15" w:name="_Toc243833258"/>
       <w:r>
         <w:t>Publikacja rozkładów zajęć w Internecie</w:t>
       </w:r>
-      <w:bookmarkEnd w:id="8"/>
-      <w:bookmarkEnd w:id="9"/>
-      <w:bookmarkEnd w:id="10"/>
       <w:bookmarkEnd w:id="11"/>
       <w:bookmarkEnd w:id="12"/>
-    </w:p>
-    <w:p>
-      <w:pPr>
-        <w:pStyle w:val="Nagwek3"/>
-      </w:pPr>
-      <w:bookmarkStart w:id="13" w:name="_Toc454998969"/>
-      <w:bookmarkStart w:id="14" w:name="_Toc482300278"/>
-      <w:bookmarkStart w:id="15" w:name="_Toc503604207"/>
-      <w:bookmarkStart w:id="16" w:name="_Toc243029648"/>
-      <w:r>
-        <w:t>Co to jest Google Kalendarz</w:t>
-      </w:r>
       <w:bookmarkEnd w:id="13"/>
       <w:bookmarkEnd w:id="14"/>
       <w:bookmarkEnd w:id="15"/>
+    </w:p>
+    <w:p>
+      <w:pPr>
+        <w:pStyle w:val="Nagwek3"/>
+      </w:pPr>
+      <w:bookmarkStart w:id="16" w:name="_Toc454998969"/>
+      <w:bookmarkStart w:id="17" w:name="_Toc482300278"/>
+      <w:bookmarkStart w:id="18" w:name="_Toc503604207"/>
+      <w:bookmarkStart w:id="19" w:name="_Toc243833259"/>
+      <w:r>
+        <w:t>Co to jest Google Kalendarz</w:t>
+      </w:r>
       <w:bookmarkEnd w:id="16"/>
+      <w:bookmarkEnd w:id="17"/>
+      <w:bookmarkEnd w:id="18"/>
+      <w:bookmarkEnd w:id="19"/>
     </w:p>
     <w:p>
       <w:pPr>
@@ -3629,7 +3897,15 @@
         <w:jc w:val="both"/>
       </w:pPr>
       <w:r>
-        <w:t>Wyszukiwania spotkań za pomocą pełnokontekstowej wyszukiwarki</w:t>
+        <w:t xml:space="preserve">Wyszukiwania spotkań za pomocą </w:t>
+      </w:r>
+      <w:proofErr w:type="spellStart"/>
+      <w:r>
+        <w:t>pełnokontekstowej</w:t>
+      </w:r>
+      <w:proofErr w:type="spellEnd"/>
+      <w:r>
+        <w:t xml:space="preserve"> wyszukiwarki</w:t>
       </w:r>
     </w:p>
     <w:p>
@@ -3685,8 +3961,21 @@
         <w:jc w:val="both"/>
       </w:pPr>
       <w:r>
-        <w:t>Synchronizacja kalendarza z Plansoft.org, Microsoft Outlook, Apple iCal, Mozilla Sunbird</w:t>
-      </w:r>
+        <w:t xml:space="preserve">Synchronizacja kalendarza z Plansoft.org, Microsoft Outlook, Apple </w:t>
+      </w:r>
+      <w:proofErr w:type="spellStart"/>
+      <w:r>
+        <w:t>iCal</w:t>
+      </w:r>
+      <w:proofErr w:type="spellEnd"/>
+      <w:r>
+        <w:t xml:space="preserve">, Mozilla </w:t>
+      </w:r>
+      <w:proofErr w:type="spellStart"/>
+      <w:r>
+        <w:t>Sunbird</w:t>
+      </w:r>
+      <w:proofErr w:type="spellEnd"/>
     </w:p>
     <w:p>
       <w:pPr>
@@ -3713,8 +4002,13 @@
         <w:jc w:val="both"/>
       </w:pPr>
       <w:r>
-        <w:t>Integracja Google Kalendarz z innymi aplikacjami Google, np. Google Maps</w:t>
-      </w:r>
+        <w:t xml:space="preserve">Integracja Google Kalendarz z innymi aplikacjami Google, np. Google </w:t>
+      </w:r>
+      <w:proofErr w:type="spellStart"/>
+      <w:r>
+        <w:t>Maps</w:t>
+      </w:r>
+      <w:proofErr w:type="spellEnd"/>
     </w:p>
     <w:p>
       <w:pPr>
@@ -3743,85 +4037,85 @@
       <w:pPr>
         <w:pStyle w:val="Nagwek3"/>
       </w:pPr>
-      <w:bookmarkStart w:id="17" w:name="_Toc454998973"/>
-      <w:bookmarkStart w:id="18" w:name="_Toc482300279"/>
-      <w:bookmarkStart w:id="19" w:name="_Toc503604208"/>
-      <w:bookmarkStart w:id="20" w:name="_Toc243029649"/>
+      <w:bookmarkStart w:id="20" w:name="_Toc454998973"/>
+      <w:bookmarkStart w:id="21" w:name="_Toc482300279"/>
+      <w:bookmarkStart w:id="22" w:name="_Toc503604208"/>
+      <w:bookmarkStart w:id="23" w:name="_Toc243833260"/>
       <w:r>
         <w:lastRenderedPageBreak/>
         <w:t>Publikowanie rozkładów zajęć</w:t>
       </w:r>
-      <w:bookmarkEnd w:id="17"/>
-      <w:bookmarkEnd w:id="18"/>
-      <w:bookmarkEnd w:id="19"/>
       <w:bookmarkEnd w:id="20"/>
-    </w:p>
-    <w:p>
-      <w:pPr>
-        <w:spacing w:line="276" w:lineRule="auto"/>
-      </w:pPr>
-      <w:r>
-        <w:t>No dobrze, wszystko wygląda wspaniale, ale co w takim razie zrobić, żeby mieć taki kalendarz Google? Lub co zrobić, aby mieć kalendarz w Outlooku, a najlepiej, żeby kalendarz odświeżał się automatycznie, informował o zmianach i wysyłał przypomnienia?</w:t>
-      </w:r>
-    </w:p>
-    <w:p>
-      <w:pPr>
-        <w:spacing w:line="276" w:lineRule="auto"/>
-      </w:pPr>
-    </w:p>
-    <w:p>
-      <w:pPr>
-        <w:spacing w:line="276" w:lineRule="auto"/>
-      </w:pPr>
-      <w:r>
-        <w:t>Plansoft.org opracował specjalną Aplikację Cello, która wykonuje całą tę ciężką pracę za nas.</w:t>
-      </w:r>
-    </w:p>
-    <w:p>
-      <w:pPr>
-        <w:spacing w:line="276" w:lineRule="auto"/>
-      </w:pPr>
-      <w:r>
-        <w:t>Aplikacja łączy się z kalendarzem Google, tworzy odpowiednie kalendarze (każda grupa ma oddzielny kalendarz, podobnie jak wykładowca i zasób i robi to w sposób inteligentny, to znaczy usuwa zbędne zapisy i tworzy brakujące, resztę pozostawiając bez zmian.</w:t>
-      </w:r>
-    </w:p>
-    <w:p>
-      <w:pPr>
-        <w:spacing w:line="276" w:lineRule="auto"/>
-      </w:pPr>
-    </w:p>
-    <w:p>
-      <w:pPr>
-        <w:spacing w:line="276" w:lineRule="auto"/>
-      </w:pPr>
-      <w:r>
-        <w:t>Sposób uruchomienia programu Cello opisano w sekcji technicznej na końcu tego rozdziału.</w:t>
-      </w:r>
-    </w:p>
-    <w:p>
-      <w:pPr>
-        <w:spacing w:line="276" w:lineRule="auto"/>
-      </w:pPr>
-      <w:r>
-        <w:t>Tymczasem przyjmij, że cała praca już została wykonana i spokojnie przeczytaj dokumentację do końca.</w:t>
-      </w:r>
-    </w:p>
-    <w:p>
-      <w:pPr>
-        <w:pStyle w:val="Nagwek4"/>
-      </w:pPr>
-      <w:bookmarkStart w:id="21" w:name="_Toc454998974"/>
-      <w:bookmarkStart w:id="22" w:name="_Toc482300280"/>
-      <w:bookmarkStart w:id="23" w:name="_Toc243029650"/>
-      <w:r>
-        <w:t xml:space="preserve">Udostępnianie kalendarzy </w:t>
-      </w:r>
       <w:bookmarkEnd w:id="21"/>
-      <w:r>
-        <w:t>studentom i wykładowcom</w:t>
-      </w:r>
       <w:bookmarkEnd w:id="22"/>
       <w:bookmarkEnd w:id="23"/>
+    </w:p>
+    <w:p>
+      <w:pPr>
+        <w:spacing w:line="276" w:lineRule="auto"/>
+      </w:pPr>
+      <w:r>
+        <w:t>No dobrze, wszystko wygląda wspaniale, ale co w takim razie zrobić, żeby mieć taki kalendarz Google? Lub co zrobić, aby mieć kalendarz w Outlooku, a najlepiej, żeby kalendarz odświeżał się automatycznie, informował o zmianach i wysyłał przypomnienia?</w:t>
+      </w:r>
+    </w:p>
+    <w:p>
+      <w:pPr>
+        <w:spacing w:line="276" w:lineRule="auto"/>
+      </w:pPr>
+    </w:p>
+    <w:p>
+      <w:pPr>
+        <w:spacing w:line="276" w:lineRule="auto"/>
+      </w:pPr>
+      <w:r>
+        <w:t>Plansoft.org opracował specjalną Aplikację Cello, która wykonuje całą tę ciężką pracę za nas.</w:t>
+      </w:r>
+    </w:p>
+    <w:p>
+      <w:pPr>
+        <w:spacing w:line="276" w:lineRule="auto"/>
+      </w:pPr>
+      <w:r>
+        <w:t>Aplikacja łączy się z kalendarzem Google, tworzy odpowiednie kalendarze (każda grupa ma oddzielny kalendarz, podobnie jak wykładowca i zasób i robi to w sposób inteligentny, to znaczy usuwa zbędne zapisy i tworzy brakujące, resztę pozostawiając bez zmian.</w:t>
+      </w:r>
+    </w:p>
+    <w:p>
+      <w:pPr>
+        <w:spacing w:line="276" w:lineRule="auto"/>
+      </w:pPr>
+    </w:p>
+    <w:p>
+      <w:pPr>
+        <w:spacing w:line="276" w:lineRule="auto"/>
+      </w:pPr>
+      <w:r>
+        <w:t>Sposób uruchomienia programu Cello opisano w sekcji technicznej na końcu tego rozdziału.</w:t>
+      </w:r>
+    </w:p>
+    <w:p>
+      <w:pPr>
+        <w:spacing w:line="276" w:lineRule="auto"/>
+      </w:pPr>
+      <w:r>
+        <w:t>Tymczasem przyjmij, że cała praca już została wykonana i spokojnie przeczytaj dokumentację do końca.</w:t>
+      </w:r>
+    </w:p>
+    <w:p>
+      <w:pPr>
+        <w:pStyle w:val="Nagwek4"/>
+      </w:pPr>
+      <w:bookmarkStart w:id="24" w:name="_Toc454998974"/>
+      <w:bookmarkStart w:id="25" w:name="_Toc482300280"/>
+      <w:bookmarkStart w:id="26" w:name="_Toc243833261"/>
+      <w:r>
+        <w:t xml:space="preserve">Udostępnianie kalendarzy </w:t>
+      </w:r>
+      <w:bookmarkEnd w:id="24"/>
+      <w:r>
+        <w:t>studentom i wykładowcom</w:t>
+      </w:r>
+      <w:bookmarkEnd w:id="25"/>
+      <w:bookmarkEnd w:id="26"/>
     </w:p>
     <w:p>
       <w:pPr>
@@ -4356,11 +4650,11 @@
         <w:pStyle w:val="Nagwek6"/>
         <w:spacing w:line="276" w:lineRule="auto"/>
       </w:pPr>
-      <w:bookmarkStart w:id="24" w:name="_Toc482300281"/>
+      <w:bookmarkStart w:id="27" w:name="_Toc482300281"/>
       <w:r>
         <w:t>Google</w:t>
       </w:r>
-      <w:bookmarkEnd w:id="24"/>
+      <w:bookmarkEnd w:id="27"/>
     </w:p>
     <w:p>
       <w:pPr>
@@ -4429,11 +4723,11 @@
       <w:pPr>
         <w:pStyle w:val="Nagwek5"/>
       </w:pPr>
-      <w:bookmarkStart w:id="25" w:name="_Toc482300282"/>
+      <w:bookmarkStart w:id="28" w:name="_Toc482300282"/>
       <w:r>
         <w:t>Outlook</w:t>
       </w:r>
-      <w:bookmarkEnd w:id="25"/>
+      <w:bookmarkEnd w:id="28"/>
     </w:p>
     <w:p>
       <w:pPr>
@@ -4578,7 +4872,15 @@
         </w:drawing>
       </w:r>
       <w:r>
-        <w:t xml:space="preserve"> w programie outlook spowoduje odświeżenie kalendarza.</w:t>
+        <w:t xml:space="preserve"> w programie </w:t>
+      </w:r>
+      <w:proofErr w:type="spellStart"/>
+      <w:r>
+        <w:t>outlook</w:t>
+      </w:r>
+      <w:proofErr w:type="spellEnd"/>
+      <w:r>
+        <w:t xml:space="preserve"> spowoduje odświeżenie kalendarza.</w:t>
       </w:r>
     </w:p>
     <w:p>
@@ -4614,11 +4916,11 @@
       <w:pPr>
         <w:pStyle w:val="Nagwek5"/>
       </w:pPr>
-      <w:bookmarkStart w:id="26" w:name="_Toc482300283"/>
+      <w:bookmarkStart w:id="29" w:name="_Toc482300283"/>
       <w:r>
         <w:t>RSS</w:t>
       </w:r>
-      <w:bookmarkEnd w:id="26"/>
+      <w:bookmarkEnd w:id="29"/>
     </w:p>
     <w:p>
       <w:pPr>
@@ -4810,11 +5112,13 @@
       <w:pPr>
         <w:pStyle w:val="Nagwek5"/>
       </w:pPr>
-      <w:bookmarkStart w:id="27" w:name="_Toc482300284"/>
+      <w:bookmarkStart w:id="30" w:name="_Toc482300284"/>
+      <w:proofErr w:type="spellStart"/>
       <w:r>
         <w:t>Html</w:t>
       </w:r>
-      <w:bookmarkEnd w:id="27"/>
+      <w:bookmarkEnd w:id="30"/>
+      <w:proofErr w:type="spellEnd"/>
     </w:p>
     <w:p>
       <w:pPr>
@@ -4977,19 +5281,19 @@
       <w:pPr>
         <w:pStyle w:val="Nagwek2"/>
       </w:pPr>
-      <w:bookmarkStart w:id="28" w:name="_Toc482300285"/>
-      <w:bookmarkStart w:id="29" w:name="_Toc503604209"/>
-      <w:bookmarkStart w:id="30" w:name="_Toc101825954"/>
-      <w:bookmarkStart w:id="31" w:name="_Toc121951559"/>
-      <w:bookmarkStart w:id="32" w:name="_Toc243029651"/>
+      <w:bookmarkStart w:id="31" w:name="_Toc482300285"/>
+      <w:bookmarkStart w:id="32" w:name="_Toc503604209"/>
+      <w:bookmarkStart w:id="33" w:name="_Toc101825954"/>
+      <w:bookmarkStart w:id="34" w:name="_Toc121951559"/>
+      <w:bookmarkStart w:id="35" w:name="_Toc243833262"/>
       <w:r>
         <w:t>Cello – opis dla Informatyków</w:t>
       </w:r>
-      <w:bookmarkEnd w:id="28"/>
-      <w:bookmarkEnd w:id="29"/>
-      <w:bookmarkEnd w:id="30"/>
       <w:bookmarkEnd w:id="31"/>
       <w:bookmarkEnd w:id="32"/>
+      <w:bookmarkEnd w:id="33"/>
+      <w:bookmarkEnd w:id="34"/>
+      <w:bookmarkEnd w:id="35"/>
     </w:p>
     <w:p>
       <w:pPr>
@@ -5038,7 +5342,27 @@
           <w:szCs w:val="24"/>
           <w:lang w:eastAsia="ko-KR"/>
         </w:rPr>
-        <w:t>_&lt;nazwa wydziału, która będzie ograniczała dostęp do wykładowców, grup i sal.</w:t>
+        <w:t xml:space="preserve">_&lt;nazwa wydziału, która będzie ograniczała dostęp do wykładowców, grup i </w:t>
+      </w:r>
+      <w:proofErr w:type="spellStart"/>
+      <w:r>
+        <w:rPr>
+          <w:rFonts w:ascii="Times New Roman" w:eastAsia="Times New Roman" w:hAnsi="Times New Roman"/>
+          <w:sz w:val="24"/>
+          <w:szCs w:val="24"/>
+          <w:lang w:eastAsia="ko-KR"/>
+        </w:rPr>
+        <w:t>sal</w:t>
+      </w:r>
+      <w:proofErr w:type="spellEnd"/>
+      <w:r>
+        <w:rPr>
+          <w:rFonts w:ascii="Times New Roman" w:eastAsia="Times New Roman" w:hAnsi="Times New Roman"/>
+          <w:sz w:val="24"/>
+          <w:szCs w:val="24"/>
+          <w:lang w:eastAsia="ko-KR"/>
+        </w:rPr>
+        <w:t>.</w:t>
       </w:r>
     </w:p>
     <w:p>
@@ -5456,7 +5780,47 @@
           <w:szCs w:val="24"/>
           <w:lang w:eastAsia="ko-KR"/>
         </w:rPr>
-        <w:t>. Możesz zainstalować Java Azul (jest to darmowa wersja oprogramowania java), za pomocą tego linku</w:t>
+        <w:t xml:space="preserve">. Możesz zainstalować Java </w:t>
+      </w:r>
+      <w:proofErr w:type="spellStart"/>
+      <w:r>
+        <w:rPr>
+          <w:rFonts w:ascii="Times New Roman" w:eastAsia="Times New Roman" w:hAnsi="Times New Roman"/>
+          <w:sz w:val="24"/>
+          <w:szCs w:val="24"/>
+          <w:lang w:eastAsia="ko-KR"/>
+        </w:rPr>
+        <w:t>Azul</w:t>
+      </w:r>
+      <w:proofErr w:type="spellEnd"/>
+      <w:r>
+        <w:rPr>
+          <w:rFonts w:ascii="Times New Roman" w:eastAsia="Times New Roman" w:hAnsi="Times New Roman"/>
+          <w:sz w:val="24"/>
+          <w:szCs w:val="24"/>
+          <w:lang w:eastAsia="ko-KR"/>
+        </w:rPr>
+        <w:t xml:space="preserve"> (jest to darmowa wersja oprogramowania </w:t>
+      </w:r>
+      <w:proofErr w:type="spellStart"/>
+      <w:r>
+        <w:rPr>
+          <w:rFonts w:ascii="Times New Roman" w:eastAsia="Times New Roman" w:hAnsi="Times New Roman"/>
+          <w:sz w:val="24"/>
+          <w:szCs w:val="24"/>
+          <w:lang w:eastAsia="ko-KR"/>
+        </w:rPr>
+        <w:t>java</w:t>
+      </w:r>
+      <w:proofErr w:type="spellEnd"/>
+      <w:r>
+        <w:rPr>
+          <w:rFonts w:ascii="Times New Roman" w:eastAsia="Times New Roman" w:hAnsi="Times New Roman"/>
+          <w:sz w:val="24"/>
+          <w:szCs w:val="24"/>
+          <w:lang w:eastAsia="ko-KR"/>
+        </w:rPr>
+        <w:t>), za pomocą tego linku</w:t>
       </w:r>
     </w:p>
     <w:p>
@@ -5819,7 +6183,107 @@
                 <w:szCs w:val="24"/>
                 <w:lang w:eastAsia="ko-KR"/>
               </w:rPr>
-              <w:t>"C:\Users\Maciek\Documents\GitHub\Plansoft.org\exe\plansoft.org\planowanie.exe" planner 07EA5FEBXDCX20FBX97E18F92F536999 127.0.0.1:1521/xe "inifile=C:\Users\Maciek\Desktop\tests\publikacja.ini"</w:t>
+              <w:t xml:space="preserve">"C:\Users\Maciek\Documents\GitHub\Plansoft.org\exe\plansoft.org\planowanie.exe" </w:t>
+            </w:r>
+            <w:proofErr w:type="spellStart"/>
+            <w:r>
+              <w:rPr>
+                <w:rFonts w:ascii="Times New Roman" w:eastAsia="Times New Roman" w:hAnsi="Times New Roman"/>
+                <w:sz w:val="24"/>
+                <w:szCs w:val="24"/>
+                <w:lang w:eastAsia="ko-KR"/>
+              </w:rPr>
+              <w:t>planner</w:t>
+            </w:r>
+            <w:proofErr w:type="spellEnd"/>
+            <w:r>
+              <w:rPr>
+                <w:rFonts w:ascii="Times New Roman" w:eastAsia="Times New Roman" w:hAnsi="Times New Roman"/>
+                <w:sz w:val="24"/>
+                <w:szCs w:val="24"/>
+                <w:lang w:eastAsia="ko-KR"/>
+              </w:rPr>
+              <w:t xml:space="preserve"> 07EA5FEBXDCX20FBX97E18F92F536999 127.0.0.1:1521/</w:t>
+            </w:r>
+            <w:proofErr w:type="spellStart"/>
+            <w:r>
+              <w:rPr>
+                <w:rFonts w:ascii="Times New Roman" w:eastAsia="Times New Roman" w:hAnsi="Times New Roman"/>
+                <w:sz w:val="24"/>
+                <w:szCs w:val="24"/>
+                <w:lang w:eastAsia="ko-KR"/>
+              </w:rPr>
+              <w:t>xe</w:t>
+            </w:r>
+            <w:proofErr w:type="spellEnd"/>
+            <w:r>
+              <w:rPr>
+                <w:rFonts w:ascii="Times New Roman" w:eastAsia="Times New Roman" w:hAnsi="Times New Roman"/>
+                <w:sz w:val="24"/>
+                <w:szCs w:val="24"/>
+                <w:lang w:eastAsia="ko-KR"/>
+              </w:rPr>
+              <w:t xml:space="preserve"> "</w:t>
+            </w:r>
+            <w:proofErr w:type="spellStart"/>
+            <w:r>
+              <w:rPr>
+                <w:rFonts w:ascii="Times New Roman" w:eastAsia="Times New Roman" w:hAnsi="Times New Roman"/>
+                <w:sz w:val="24"/>
+                <w:szCs w:val="24"/>
+                <w:lang w:eastAsia="ko-KR"/>
+              </w:rPr>
+              <w:t>inifile</w:t>
+            </w:r>
+            <w:proofErr w:type="spellEnd"/>
+            <w:r>
+              <w:rPr>
+                <w:rFonts w:ascii="Times New Roman" w:eastAsia="Times New Roman" w:hAnsi="Times New Roman"/>
+                <w:sz w:val="24"/>
+                <w:szCs w:val="24"/>
+                <w:lang w:eastAsia="ko-KR"/>
+              </w:rPr>
+              <w:t>=C:\</w:t>
+            </w:r>
+            <w:proofErr w:type="spellStart"/>
+            <w:r>
+              <w:rPr>
+                <w:rFonts w:ascii="Times New Roman" w:eastAsia="Times New Roman" w:hAnsi="Times New Roman"/>
+                <w:sz w:val="24"/>
+                <w:szCs w:val="24"/>
+                <w:lang w:eastAsia="ko-KR"/>
+              </w:rPr>
+              <w:t>Users</w:t>
+            </w:r>
+            <w:proofErr w:type="spellEnd"/>
+            <w:r>
+              <w:rPr>
+                <w:rFonts w:ascii="Times New Roman" w:eastAsia="Times New Roman" w:hAnsi="Times New Roman"/>
+                <w:sz w:val="24"/>
+                <w:szCs w:val="24"/>
+                <w:lang w:eastAsia="ko-KR"/>
+              </w:rPr>
+              <w:t>\Maciek\Desktop\</w:t>
+            </w:r>
+            <w:proofErr w:type="spellStart"/>
+            <w:r>
+              <w:rPr>
+                <w:rFonts w:ascii="Times New Roman" w:eastAsia="Times New Roman" w:hAnsi="Times New Roman"/>
+                <w:sz w:val="24"/>
+                <w:szCs w:val="24"/>
+                <w:lang w:eastAsia="ko-KR"/>
+              </w:rPr>
+              <w:t>tests</w:t>
+            </w:r>
+            <w:proofErr w:type="spellEnd"/>
+            <w:r>
+              <w:rPr>
+                <w:rFonts w:ascii="Times New Roman" w:eastAsia="Times New Roman" w:hAnsi="Times New Roman"/>
+                <w:sz w:val="24"/>
+                <w:szCs w:val="24"/>
+                <w:lang w:eastAsia="ko-KR"/>
+              </w:rPr>
+              <w:t>\publikacja.ini"</w:t>
             </w:r>
           </w:p>
         </w:tc>
@@ -5910,7 +6374,47 @@
           <w:szCs w:val="24"/>
           <w:lang w:eastAsia="ko-KR"/>
         </w:rPr>
-        <w:t>) i utwórz projekt PlansoftOrg, włącz API Google kalendarza, a następnie dane logowania (ID Klienta OAuth, inne).</w:t>
+        <w:t xml:space="preserve">) i utwórz projekt </w:t>
+      </w:r>
+      <w:proofErr w:type="spellStart"/>
+      <w:r>
+        <w:rPr>
+          <w:rFonts w:ascii="Times New Roman" w:eastAsia="Times New Roman" w:hAnsi="Times New Roman"/>
+          <w:sz w:val="24"/>
+          <w:szCs w:val="24"/>
+          <w:lang w:eastAsia="ko-KR"/>
+        </w:rPr>
+        <w:t>PlansoftOrg</w:t>
+      </w:r>
+      <w:proofErr w:type="spellEnd"/>
+      <w:r>
+        <w:rPr>
+          <w:rFonts w:ascii="Times New Roman" w:eastAsia="Times New Roman" w:hAnsi="Times New Roman"/>
+          <w:sz w:val="24"/>
+          <w:szCs w:val="24"/>
+          <w:lang w:eastAsia="ko-KR"/>
+        </w:rPr>
+        <w:t xml:space="preserve">, włącz API Google kalendarza, a następnie dane logowania (ID Klienta </w:t>
+      </w:r>
+      <w:proofErr w:type="spellStart"/>
+      <w:r>
+        <w:rPr>
+          <w:rFonts w:ascii="Times New Roman" w:eastAsia="Times New Roman" w:hAnsi="Times New Roman"/>
+          <w:sz w:val="24"/>
+          <w:szCs w:val="24"/>
+          <w:lang w:eastAsia="ko-KR"/>
+        </w:rPr>
+        <w:t>OAuth</w:t>
+      </w:r>
+      <w:proofErr w:type="spellEnd"/>
+      <w:r>
+        <w:rPr>
+          <w:rFonts w:ascii="Times New Roman" w:eastAsia="Times New Roman" w:hAnsi="Times New Roman"/>
+          <w:sz w:val="24"/>
+          <w:szCs w:val="24"/>
+          <w:lang w:eastAsia="ko-KR"/>
+        </w:rPr>
+        <w:t>, inne).</w:t>
       </w:r>
     </w:p>
     <w:p>
@@ -6082,7 +6586,17 @@
           <w:szCs w:val="24"/>
           <w:lang w:eastAsia="ko-KR"/>
         </w:rPr>
-        <w:t>Pobierz plik</w:t>
+        <w:t xml:space="preserve">Pobierz </w:t>
+      </w:r>
+      <w:proofErr w:type="spellStart"/>
+      <w:r>
+        <w:rPr>
+          <w:rFonts w:ascii="Times New Roman" w:eastAsia="Times New Roman" w:hAnsi="Times New Roman"/>
+          <w:sz w:val="24"/>
+          <w:szCs w:val="24"/>
+          <w:lang w:eastAsia="ko-KR"/>
+        </w:rPr>
+        <w:t>plik</w:t>
       </w:r>
       <w:r>
         <w:rPr>
@@ -6094,6 +6608,7 @@
         </w:rPr>
         <w:t>.json</w:t>
       </w:r>
+      <w:proofErr w:type="spellEnd"/>
       <w:r>
         <w:rPr>
           <w:rFonts w:ascii="Times New Roman" w:eastAsia="Times New Roman" w:hAnsi="Times New Roman"/>
@@ -6173,7 +6688,39 @@
           <w:rFonts w:ascii="Times New Roman" w:hAnsi="Times New Roman"/>
           <w:lang w:eastAsia="ko-KR"/>
         </w:rPr>
-        <w:t>Zmieniasz plik zawartość pliku .json (np. testujesz oprogramowanie używając różnych kont google), a logowanie nie udaje się lub logowanie jest wciąż na to samo konto? Skasuj ten plik:</w:t>
+        <w:t>Zmieniasz plik zawartość pliku .</w:t>
+      </w:r>
+      <w:proofErr w:type="spellStart"/>
+      <w:r>
+        <w:rPr>
+          <w:rFonts w:ascii="Times New Roman" w:hAnsi="Times New Roman"/>
+          <w:lang w:eastAsia="ko-KR"/>
+        </w:rPr>
+        <w:t>json</w:t>
+      </w:r>
+      <w:proofErr w:type="spellEnd"/>
+      <w:r>
+        <w:rPr>
+          <w:rFonts w:ascii="Times New Roman" w:hAnsi="Times New Roman"/>
+          <w:lang w:eastAsia="ko-KR"/>
+        </w:rPr>
+        <w:t xml:space="preserve"> (np. testujesz oprogramowanie używając różnych kont </w:t>
+      </w:r>
+      <w:proofErr w:type="spellStart"/>
+      <w:r>
+        <w:rPr>
+          <w:rFonts w:ascii="Times New Roman" w:hAnsi="Times New Roman"/>
+          <w:lang w:eastAsia="ko-KR"/>
+        </w:rPr>
+        <w:t>google</w:t>
+      </w:r>
+      <w:proofErr w:type="spellEnd"/>
+      <w:r>
+        <w:rPr>
+          <w:rFonts w:ascii="Times New Roman" w:hAnsi="Times New Roman"/>
+          <w:lang w:eastAsia="ko-KR"/>
+        </w:rPr>
+        <w:t>), a logowanie nie udaje się lub logowanie jest wciąż na to samo konto? Skasuj ten plik:</w:t>
       </w:r>
     </w:p>
     <w:p>
@@ -6272,7 +6819,15 @@
         <w:ind w:left="360"/>
       </w:pPr>
       <w:r>
-        <w:t>Cello to program napisany w technologii Java, który przeprowadza synchronizację zawartości katalogu z plikami *.ics oraz konta Google.</w:t>
+        <w:t>Cello to program napisany w technologii Java, który przeprowadza synchronizację zawartości katalogu z plikami *.</w:t>
+      </w:r>
+      <w:proofErr w:type="spellStart"/>
+      <w:r>
+        <w:t>ics</w:t>
+      </w:r>
+      <w:proofErr w:type="spellEnd"/>
+      <w:r>
+        <w:t xml:space="preserve"> oraz konta Google.</w:t>
       </w:r>
     </w:p>
     <w:p>
@@ -6511,7 +7066,23 @@
                 <w:rFonts w:ascii="Times New Roman" w:hAnsi="Times New Roman"/>
                 <w:lang w:eastAsia="ko-KR"/>
               </w:rPr>
-              <w:t>Skasowanie plików ics nie spowoduje usunięcia kalendarzy z Google (i całe szczęście). Kalendarze możesz usuwać ręcznie lub za pomocą polecenia poniżej</w:t>
+              <w:t xml:space="preserve">Skasowanie plików </w:t>
+            </w:r>
+            <w:proofErr w:type="spellStart"/>
+            <w:r>
+              <w:rPr>
+                <w:rFonts w:ascii="Times New Roman" w:hAnsi="Times New Roman"/>
+                <w:lang w:eastAsia="ko-KR"/>
+              </w:rPr>
+              <w:t>ics</w:t>
+            </w:r>
+            <w:proofErr w:type="spellEnd"/>
+            <w:r>
+              <w:rPr>
+                <w:rFonts w:ascii="Times New Roman" w:hAnsi="Times New Roman"/>
+                <w:lang w:eastAsia="ko-KR"/>
+              </w:rPr>
+              <w:t xml:space="preserve"> nie spowoduje usunięcia kalendarzy z Google (i całe szczęście). Kalendarze możesz usuwać ręcznie lub za pomocą polecenia poniżej</w:t>
             </w:r>
           </w:p>
           <w:p>
@@ -7022,12 +7593,21 @@
                 <w:lang w:eastAsia="pl-PL"/>
               </w:rPr>
             </w:pPr>
+            <w:proofErr w:type="spellStart"/>
             <w:r>
               <w:rPr>
                 <w:rFonts w:eastAsia="Times New Roman"/>
                 <w:lang w:eastAsia="pl-PL"/>
               </w:rPr>
-              <w:t>icsCreation: 18.00</w:t>
+              <w:t>icsCreation</w:t>
+            </w:r>
+            <w:proofErr w:type="spellEnd"/>
+            <w:r>
+              <w:rPr>
+                <w:rFonts w:eastAsia="Times New Roman"/>
+                <w:lang w:eastAsia="pl-PL"/>
+              </w:rPr>
+              <w:t>: 18.00</w:t>
             </w:r>
           </w:p>
           <w:p>
@@ -7038,12 +7618,21 @@
                 <w:lang w:eastAsia="pl-PL"/>
               </w:rPr>
             </w:pPr>
+            <w:proofErr w:type="spellStart"/>
             <w:r>
               <w:rPr>
                 <w:rFonts w:eastAsia="Times New Roman"/>
                 <w:lang w:eastAsia="pl-PL"/>
               </w:rPr>
-              <w:t>iscPublication (cello): od 21.00 do 5.00 co dwie godziny</w:t>
+              <w:t>iscPublication</w:t>
+            </w:r>
+            <w:proofErr w:type="spellEnd"/>
+            <w:r>
+              <w:rPr>
+                <w:rFonts w:eastAsia="Times New Roman"/>
+                <w:lang w:eastAsia="pl-PL"/>
+              </w:rPr>
+              <w:t xml:space="preserve"> (cello): od 21.00 do 5.00 co dwie godziny</w:t>
             </w:r>
           </w:p>
           <w:p>
@@ -7275,7 +7864,27 @@
           <w:szCs w:val="24"/>
           <w:lang w:eastAsia="ko-KR"/>
         </w:rPr>
-        <w:t>Uruchomienie programu Cello powoduje zsynchronizowanie jednego pliku .ics. Jeżeli posiadasz wiele plików (a zapewne tak właśnie jest), uruchom plik Cello wielokrotnie.</w:t>
+        <w:t>Uruchomienie programu Cello powoduje zsynchronizowanie jednego pliku .</w:t>
+      </w:r>
+      <w:proofErr w:type="spellStart"/>
+      <w:r>
+        <w:rPr>
+          <w:rFonts w:ascii="Times New Roman" w:eastAsia="Batang" w:hAnsi="Times New Roman"/>
+          <w:sz w:val="24"/>
+          <w:szCs w:val="24"/>
+          <w:lang w:eastAsia="ko-KR"/>
+        </w:rPr>
+        <w:t>ics</w:t>
+      </w:r>
+      <w:proofErr w:type="spellEnd"/>
+      <w:r>
+        <w:rPr>
+          <w:rFonts w:ascii="Times New Roman" w:eastAsia="Batang" w:hAnsi="Times New Roman"/>
+          <w:sz w:val="24"/>
+          <w:szCs w:val="24"/>
+          <w:lang w:eastAsia="ko-KR"/>
+        </w:rPr>
+        <w:t>. Jeżeli posiadasz wiele plików (a zapewne tak właśnie jest), uruchom plik Cello wielokrotnie.</w:t>
       </w:r>
     </w:p>
     <w:p>
@@ -7299,7 +7908,127 @@
           <w:szCs w:val="24"/>
           <w:lang w:eastAsia="ko-KR"/>
         </w:rPr>
-        <w:t>Po poprawnym opublikowaniu w kalendarzu Google plik .ics przenoszony jest do podfolderu o nazwie \processed i w ten sposób nie jest przetwarzany przy kolejnym uruchomieniu. Jeżeli w międzyczanie wygenerowane zostaną ponownie pliki, to sprawdzane jest, czy w folderze /processed jest już taki sam plik (taka sama nazwa i suma kontrolna CRC). Jeżeli tak to plik nie jest ponownie synchronizowany (bo nie ma takiej potrzeby), zostaje usunięty i sprawdzany jest kolejny plik .ics.</w:t>
+        <w:t>Po poprawnym opublikowaniu w kalendarzu Google plik .</w:t>
+      </w:r>
+      <w:proofErr w:type="spellStart"/>
+      <w:r>
+        <w:rPr>
+          <w:rFonts w:ascii="Times New Roman" w:eastAsia="Batang" w:hAnsi="Times New Roman"/>
+          <w:sz w:val="24"/>
+          <w:szCs w:val="24"/>
+          <w:lang w:eastAsia="ko-KR"/>
+        </w:rPr>
+        <w:t>ics</w:t>
+      </w:r>
+      <w:proofErr w:type="spellEnd"/>
+      <w:r>
+        <w:rPr>
+          <w:rFonts w:ascii="Times New Roman" w:eastAsia="Batang" w:hAnsi="Times New Roman"/>
+          <w:sz w:val="24"/>
+          <w:szCs w:val="24"/>
+          <w:lang w:eastAsia="ko-KR"/>
+        </w:rPr>
+        <w:t xml:space="preserve"> przenoszony jest do </w:t>
+      </w:r>
+      <w:proofErr w:type="spellStart"/>
+      <w:r>
+        <w:rPr>
+          <w:rFonts w:ascii="Times New Roman" w:eastAsia="Batang" w:hAnsi="Times New Roman"/>
+          <w:sz w:val="24"/>
+          <w:szCs w:val="24"/>
+          <w:lang w:eastAsia="ko-KR"/>
+        </w:rPr>
+        <w:t>podfolderu</w:t>
+      </w:r>
+      <w:proofErr w:type="spellEnd"/>
+      <w:r>
+        <w:rPr>
+          <w:rFonts w:ascii="Times New Roman" w:eastAsia="Batang" w:hAnsi="Times New Roman"/>
+          <w:sz w:val="24"/>
+          <w:szCs w:val="24"/>
+          <w:lang w:eastAsia="ko-KR"/>
+        </w:rPr>
+        <w:t xml:space="preserve"> o nazwie \</w:t>
+      </w:r>
+      <w:proofErr w:type="spellStart"/>
+      <w:r>
+        <w:rPr>
+          <w:rFonts w:ascii="Times New Roman" w:eastAsia="Batang" w:hAnsi="Times New Roman"/>
+          <w:sz w:val="24"/>
+          <w:szCs w:val="24"/>
+          <w:lang w:eastAsia="ko-KR"/>
+        </w:rPr>
+        <w:t>processed</w:t>
+      </w:r>
+      <w:proofErr w:type="spellEnd"/>
+      <w:r>
+        <w:rPr>
+          <w:rFonts w:ascii="Times New Roman" w:eastAsia="Batang" w:hAnsi="Times New Roman"/>
+          <w:sz w:val="24"/>
+          <w:szCs w:val="24"/>
+          <w:lang w:eastAsia="ko-KR"/>
+        </w:rPr>
+        <w:t xml:space="preserve"> i w ten sposób nie jest przetwarzany przy kolejnym uruchomieniu. Jeżeli w </w:t>
+      </w:r>
+      <w:proofErr w:type="spellStart"/>
+      <w:r>
+        <w:rPr>
+          <w:rFonts w:ascii="Times New Roman" w:eastAsia="Batang" w:hAnsi="Times New Roman"/>
+          <w:sz w:val="24"/>
+          <w:szCs w:val="24"/>
+          <w:lang w:eastAsia="ko-KR"/>
+        </w:rPr>
+        <w:t>międzyczanie</w:t>
+      </w:r>
+      <w:proofErr w:type="spellEnd"/>
+      <w:r>
+        <w:rPr>
+          <w:rFonts w:ascii="Times New Roman" w:eastAsia="Batang" w:hAnsi="Times New Roman"/>
+          <w:sz w:val="24"/>
+          <w:szCs w:val="24"/>
+          <w:lang w:eastAsia="ko-KR"/>
+        </w:rPr>
+        <w:t xml:space="preserve"> wygenerowane zostaną ponownie pliki, to sprawdzane jest, czy w folderze /</w:t>
+      </w:r>
+      <w:proofErr w:type="spellStart"/>
+      <w:r>
+        <w:rPr>
+          <w:rFonts w:ascii="Times New Roman" w:eastAsia="Batang" w:hAnsi="Times New Roman"/>
+          <w:sz w:val="24"/>
+          <w:szCs w:val="24"/>
+          <w:lang w:eastAsia="ko-KR"/>
+        </w:rPr>
+        <w:t>processed</w:t>
+      </w:r>
+      <w:proofErr w:type="spellEnd"/>
+      <w:r>
+        <w:rPr>
+          <w:rFonts w:ascii="Times New Roman" w:eastAsia="Batang" w:hAnsi="Times New Roman"/>
+          <w:sz w:val="24"/>
+          <w:szCs w:val="24"/>
+          <w:lang w:eastAsia="ko-KR"/>
+        </w:rPr>
+        <w:t xml:space="preserve"> jest już taki sam plik (taka sama nazwa i suma kontrolna CRC). Jeżeli tak to plik nie jest ponownie synchronizowany (bo nie ma takiej potrzeby), zostaje usunięty i sprawdzany jest kolejny plik .</w:t>
+      </w:r>
+      <w:proofErr w:type="spellStart"/>
+      <w:r>
+        <w:rPr>
+          <w:rFonts w:ascii="Times New Roman" w:eastAsia="Batang" w:hAnsi="Times New Roman"/>
+          <w:sz w:val="24"/>
+          <w:szCs w:val="24"/>
+          <w:lang w:eastAsia="ko-KR"/>
+        </w:rPr>
+        <w:t>ics</w:t>
+      </w:r>
+      <w:proofErr w:type="spellEnd"/>
+      <w:r>
+        <w:rPr>
+          <w:rFonts w:ascii="Times New Roman" w:eastAsia="Batang" w:hAnsi="Times New Roman"/>
+          <w:sz w:val="24"/>
+          <w:szCs w:val="24"/>
+          <w:lang w:eastAsia="ko-KR"/>
+        </w:rPr>
+        <w:t>.</w:t>
       </w:r>
     </w:p>
     <w:p>
@@ -7323,23 +8052,63 @@
           <w:szCs w:val="24"/>
           <w:lang w:eastAsia="ko-KR"/>
         </w:rPr>
-        <w:t>Spis utworzonych kalendarzy zawiera wszystkie kalendarze znajdujące się w folderze processed. Jeżeli kasujesz kalendarz to pamiętaj, żeby plik skasować też z folderu processed.</w:t>
+        <w:t xml:space="preserve">Spis utworzonych kalendarzy zawiera wszystkie kalendarze znajdujące się w folderze </w:t>
+      </w:r>
+      <w:proofErr w:type="spellStart"/>
+      <w:r>
+        <w:rPr>
+          <w:rFonts w:ascii="Times New Roman" w:eastAsia="Batang" w:hAnsi="Times New Roman"/>
+          <w:sz w:val="24"/>
+          <w:szCs w:val="24"/>
+          <w:lang w:eastAsia="ko-KR"/>
+        </w:rPr>
+        <w:t>processed</w:t>
+      </w:r>
+      <w:proofErr w:type="spellEnd"/>
+      <w:r>
+        <w:rPr>
+          <w:rFonts w:ascii="Times New Roman" w:eastAsia="Batang" w:hAnsi="Times New Roman"/>
+          <w:sz w:val="24"/>
+          <w:szCs w:val="24"/>
+          <w:lang w:eastAsia="ko-KR"/>
+        </w:rPr>
+        <w:t xml:space="preserve">. Jeżeli kasujesz kalendarz to pamiętaj, żeby plik skasować też z folderu </w:t>
+      </w:r>
+      <w:proofErr w:type="spellStart"/>
+      <w:r>
+        <w:rPr>
+          <w:rFonts w:ascii="Times New Roman" w:eastAsia="Batang" w:hAnsi="Times New Roman"/>
+          <w:sz w:val="24"/>
+          <w:szCs w:val="24"/>
+          <w:lang w:eastAsia="ko-KR"/>
+        </w:rPr>
+        <w:t>processed</w:t>
+      </w:r>
+      <w:proofErr w:type="spellEnd"/>
+      <w:r>
+        <w:rPr>
+          <w:rFonts w:ascii="Times New Roman" w:eastAsia="Batang" w:hAnsi="Times New Roman"/>
+          <w:sz w:val="24"/>
+          <w:szCs w:val="24"/>
+          <w:lang w:eastAsia="ko-KR"/>
+        </w:rPr>
+        <w:t>.</w:t>
       </w:r>
     </w:p>
     <w:p>
       <w:pPr>
         <w:pStyle w:val="Nagwek2"/>
       </w:pPr>
-      <w:bookmarkStart w:id="33" w:name="_Toc454998976"/>
-      <w:bookmarkStart w:id="34" w:name="_Toc482300273"/>
-      <w:bookmarkStart w:id="35" w:name="_Toc503604202"/>
-      <w:bookmarkStart w:id="36" w:name="_Toc101825952"/>
-      <w:bookmarkStart w:id="37" w:name="_Toc121951557"/>
-      <w:bookmarkStart w:id="38" w:name="_Toc482300286"/>
-      <w:bookmarkStart w:id="39" w:name="_Toc503604210"/>
-      <w:bookmarkStart w:id="40" w:name="_Toc101825955"/>
-      <w:bookmarkStart w:id="41" w:name="_Toc121951560"/>
-      <w:bookmarkStart w:id="42" w:name="_Toc243029652"/>
+      <w:bookmarkStart w:id="36" w:name="_Toc454998976"/>
+      <w:bookmarkStart w:id="37" w:name="_Toc482300273"/>
+      <w:bookmarkStart w:id="38" w:name="_Toc503604202"/>
+      <w:bookmarkStart w:id="39" w:name="_Toc101825952"/>
+      <w:bookmarkStart w:id="40" w:name="_Toc121951557"/>
+      <w:bookmarkStart w:id="41" w:name="_Toc243833263"/>
+      <w:bookmarkStart w:id="42" w:name="_Toc482300286"/>
+      <w:bookmarkStart w:id="43" w:name="_Toc503604210"/>
+      <w:bookmarkStart w:id="44" w:name="_Toc101825955"/>
+      <w:bookmarkStart w:id="45" w:name="_Toc121951560"/>
       <w:r>
         <w:t xml:space="preserve">Konfiguracja </w:t>
       </w:r>
@@ -7350,12 +8119,12 @@
       <w:r>
         <w:t>a</w:t>
       </w:r>
-      <w:bookmarkEnd w:id="33"/>
-      <w:bookmarkEnd w:id="34"/>
-      <w:bookmarkEnd w:id="35"/>
       <w:bookmarkEnd w:id="36"/>
       <w:bookmarkEnd w:id="37"/>
-      <w:bookmarkEnd w:id="42"/>
+      <w:bookmarkEnd w:id="38"/>
+      <w:bookmarkEnd w:id="39"/>
+      <w:bookmarkEnd w:id="40"/>
+      <w:bookmarkEnd w:id="41"/>
       <w:proofErr w:type="spellEnd"/>
     </w:p>
     <w:p>
@@ -7735,15 +8504,15 @@
       <w:pPr>
         <w:pStyle w:val="Nagwek3"/>
       </w:pPr>
-      <w:bookmarkStart w:id="43" w:name="_Toc482300274"/>
-      <w:bookmarkStart w:id="44" w:name="_Toc503604203"/>
-      <w:bookmarkStart w:id="45" w:name="_Toc243029653"/>
+      <w:bookmarkStart w:id="46" w:name="_Toc482300274"/>
+      <w:bookmarkStart w:id="47" w:name="_Toc503604203"/>
+      <w:bookmarkStart w:id="48" w:name="_Toc243833264"/>
       <w:r>
         <w:t>Co eksportować?</w:t>
       </w:r>
-      <w:bookmarkEnd w:id="43"/>
-      <w:bookmarkEnd w:id="44"/>
-      <w:bookmarkEnd w:id="45"/>
+      <w:bookmarkEnd w:id="46"/>
+      <w:bookmarkEnd w:id="47"/>
+      <w:bookmarkEnd w:id="48"/>
     </w:p>
     <w:p>
       <w:pPr>
@@ -7833,20 +8602,20 @@
       <w:pPr>
         <w:pStyle w:val="Nagwek3"/>
       </w:pPr>
-      <w:bookmarkStart w:id="46" w:name="_Toc454998977"/>
-      <w:bookmarkStart w:id="47" w:name="_Toc482300275"/>
-      <w:bookmarkStart w:id="48" w:name="_Toc503604204"/>
-      <w:bookmarkStart w:id="49" w:name="_Toc243029654"/>
+      <w:bookmarkStart w:id="49" w:name="_Toc454998977"/>
+      <w:bookmarkStart w:id="50" w:name="_Toc482300275"/>
+      <w:bookmarkStart w:id="51" w:name="_Toc503604204"/>
+      <w:bookmarkStart w:id="52" w:name="_Toc243833265"/>
       <w:r>
         <w:t>Godziny</w:t>
       </w:r>
-      <w:bookmarkEnd w:id="46"/>
+      <w:bookmarkEnd w:id="49"/>
       <w:r>
         <w:t xml:space="preserve"> zajęć</w:t>
       </w:r>
-      <w:bookmarkEnd w:id="47"/>
-      <w:bookmarkEnd w:id="48"/>
-      <w:bookmarkEnd w:id="49"/>
+      <w:bookmarkEnd w:id="50"/>
+      <w:bookmarkEnd w:id="51"/>
+      <w:bookmarkEnd w:id="52"/>
     </w:p>
     <w:p>
       <w:pPr>
@@ -8624,17 +9393,17 @@
           <w:tab w:val="clear" w:pos="5681"/>
         </w:tabs>
       </w:pPr>
-      <w:bookmarkStart w:id="50" w:name="_Toc454998978"/>
-      <w:bookmarkStart w:id="51" w:name="_Toc482300276"/>
-      <w:bookmarkStart w:id="52" w:name="_Toc503604205"/>
-      <w:bookmarkStart w:id="53" w:name="_Toc243029655"/>
+      <w:bookmarkStart w:id="53" w:name="_Toc454998978"/>
+      <w:bookmarkStart w:id="54" w:name="_Toc482300276"/>
+      <w:bookmarkStart w:id="55" w:name="_Toc503604205"/>
+      <w:bookmarkStart w:id="56" w:name="_Toc243833266"/>
       <w:r>
         <w:t>Wprowadzanie lokalizacji zasobów</w:t>
       </w:r>
-      <w:bookmarkEnd w:id="50"/>
-      <w:bookmarkEnd w:id="51"/>
-      <w:bookmarkEnd w:id="52"/>
       <w:bookmarkEnd w:id="53"/>
+      <w:bookmarkEnd w:id="54"/>
+      <w:bookmarkEnd w:id="55"/>
+      <w:bookmarkEnd w:id="56"/>
     </w:p>
     <w:p>
       <w:pPr>
@@ -9163,11 +9932,11 @@
       <w:pPr>
         <w:pStyle w:val="Nagwek3"/>
       </w:pPr>
-      <w:bookmarkStart w:id="54" w:name="_Toc243029656"/>
+      <w:bookmarkStart w:id="57" w:name="_Toc243833267"/>
       <w:r>
         <w:t>Scalanie komórek</w:t>
       </w:r>
-      <w:bookmarkEnd w:id="54"/>
+      <w:bookmarkEnd w:id="57"/>
     </w:p>
     <w:p>
       <w:pPr>
@@ -9256,11 +10025,11 @@
       <w:pPr>
         <w:pStyle w:val="Nagwek2"/>
       </w:pPr>
-      <w:bookmarkStart w:id="55" w:name="_Toc243029657"/>
+      <w:bookmarkStart w:id="58" w:name="_Toc243833268"/>
       <w:r>
         <w:t>Bezpieczeństwo rozwiązania</w:t>
       </w:r>
-      <w:bookmarkEnd w:id="55"/>
+      <w:bookmarkEnd w:id="58"/>
     </w:p>
     <w:p>
       <w:pPr>
@@ -9292,7 +10061,21 @@
         <w:rPr>
           <w:rStyle w:val="fontstyle01"/>
         </w:rPr>
-        <w:t>Oprogramowanie Java jest używane w trybie uruchamiania batchowego. Oprogramowanie nie jest udostępniane w</w:t>
+        <w:t xml:space="preserve">Oprogramowanie Java jest używane w trybie uruchamiania </w:t>
+      </w:r>
+      <w:proofErr w:type="spellStart"/>
+      <w:r>
+        <w:rPr>
+          <w:rStyle w:val="fontstyle01"/>
+        </w:rPr>
+        <w:t>batchowego</w:t>
+      </w:r>
+      <w:proofErr w:type="spellEnd"/>
+      <w:r>
+        <w:rPr>
+          <w:rStyle w:val="fontstyle01"/>
+        </w:rPr>
+        <w:t>. Oprogramowanie nie jest udostępniane w</w:t>
       </w:r>
       <w:r>
         <w:rPr>
@@ -9477,15 +10260,15 @@
       <w:pPr>
         <w:pStyle w:val="Nagwek2"/>
       </w:pPr>
-      <w:bookmarkStart w:id="56" w:name="_Toc243029658"/>
+      <w:bookmarkStart w:id="59" w:name="_Toc243833269"/>
       <w:r>
         <w:t>Dla dociekliwych</w:t>
       </w:r>
-      <w:bookmarkEnd w:id="38"/>
-      <w:bookmarkEnd w:id="39"/>
-      <w:bookmarkEnd w:id="40"/>
-      <w:bookmarkEnd w:id="41"/>
-      <w:bookmarkEnd w:id="56"/>
+      <w:bookmarkEnd w:id="42"/>
+      <w:bookmarkEnd w:id="43"/>
+      <w:bookmarkEnd w:id="44"/>
+      <w:bookmarkEnd w:id="45"/>
+      <w:bookmarkEnd w:id="59"/>
     </w:p>
     <w:p>
       <w:pPr>
@@ -9929,7 +10712,23 @@
         <w:t xml:space="preserve"> - </w:t>
       </w:r>
       <w:r>
-        <w:t xml:space="preserve">Archiwizacja i e-Discovery w Google Apps. Vault to </w:t>
+        <w:t xml:space="preserve">Archiwizacja i e-Discovery w Google </w:t>
+      </w:r>
+      <w:proofErr w:type="spellStart"/>
+      <w:r>
+        <w:t>Apps</w:t>
+      </w:r>
+      <w:proofErr w:type="spellEnd"/>
+      <w:r>
+        <w:t xml:space="preserve">. </w:t>
+      </w:r>
+      <w:proofErr w:type="spellStart"/>
+      <w:r>
+        <w:t>Vault</w:t>
+      </w:r>
+      <w:proofErr w:type="spellEnd"/>
+      <w:r>
+        <w:t xml:space="preserve"> to </w:t>
       </w:r>
       <w:r>
         <w:rPr>
@@ -10158,10 +10957,10 @@
           <w:rFonts w:ascii="Times New Roman" w:hAnsi="Times New Roman" w:cs="Times New Roman"/>
         </w:rPr>
       </w:pPr>
-      <w:bookmarkStart w:id="57" w:name="_Toc503604374"/>
-      <w:bookmarkStart w:id="58" w:name="_Toc101826078"/>
-      <w:bookmarkStart w:id="59" w:name="_Toc162707397"/>
-      <w:bookmarkStart w:id="60" w:name="_Toc243029659"/>
+      <w:bookmarkStart w:id="60" w:name="_Toc503604374"/>
+      <w:bookmarkStart w:id="61" w:name="_Toc101826078"/>
+      <w:bookmarkStart w:id="62" w:name="_Toc162707397"/>
+      <w:bookmarkStart w:id="63" w:name="_Toc243833270"/>
       <w:r>
         <w:rPr>
           <w:rFonts w:ascii="Times New Roman" w:hAnsi="Times New Roman" w:cs="Times New Roman"/>
@@ -10181,10 +10980,10 @@
         </w:rPr>
         <w:t>e</w:t>
       </w:r>
-      <w:bookmarkEnd w:id="57"/>
-      <w:bookmarkEnd w:id="58"/>
-      <w:bookmarkEnd w:id="59"/>
       <w:bookmarkEnd w:id="60"/>
+      <w:bookmarkEnd w:id="61"/>
+      <w:bookmarkEnd w:id="62"/>
+      <w:bookmarkEnd w:id="63"/>
       <w:proofErr w:type="spellEnd"/>
       <w:r>
         <w:rPr>
@@ -10209,8 +11008,18 @@
           <w:sz w:val="32"/>
           <w:szCs w:val="32"/>
         </w:rPr>
-        <w:t>Jak zarządzać kalendarzami wykładowców, grup lub sal</w:t>
-      </w:r>
+        <w:t xml:space="preserve">Jak zarządzać kalendarzami wykładowców, grup lub </w:t>
+      </w:r>
+      <w:proofErr w:type="spellStart"/>
+      <w:r>
+        <w:rPr>
+          <w:b/>
+          <w:sz w:val="32"/>
+          <w:szCs w:val="32"/>
+        </w:rPr>
+        <w:t>sal</w:t>
+      </w:r>
+      <w:proofErr w:type="spellEnd"/>
     </w:p>
     <w:p>
       <w:pPr>
@@ -11098,7 +11907,7 @@
           <w:lang w:eastAsia="pl-PL"/>
         </w:rPr>
       </w:pPr>
-      <w:bookmarkStart w:id="61" w:name="_Toc9496076"/>
+      <w:bookmarkStart w:id="64" w:name="_Toc9496076"/>
       <w:r>
         <w:rPr>
           <w:b/>
@@ -11163,7 +11972,7 @@
         </w:rPr>
         <w:t>Kasowanie kalendarzy</w:t>
       </w:r>
-      <w:bookmarkEnd w:id="61"/>
+      <w:bookmarkEnd w:id="64"/>
       <w:r>
         <w:rPr>
           <w:b/>
@@ -11176,7 +11985,39 @@
         <w:spacing w:line="276" w:lineRule="auto"/>
       </w:pPr>
       <w:r>
-        <w:t xml:space="preserve">Kalendarze, które zostały skasowane w Google kalendarz nie są uwzględniane w spisie treści, nawet gdy plik .ics nadal znajduje się w folderze processed.  Generowany jest plik ListOfCalendars.js.err zawierający takie kalendarze (pliki ics). </w:t>
+        <w:t>Kalendarze, które zostały skasowane w Google kalendarz nie są uwzględniane w spisie treści, nawet gdy plik .</w:t>
+      </w:r>
+      <w:proofErr w:type="spellStart"/>
+      <w:r>
+        <w:t>ics</w:t>
+      </w:r>
+      <w:proofErr w:type="spellEnd"/>
+      <w:r>
+        <w:t xml:space="preserve"> nadal znajduje się w folderze </w:t>
+      </w:r>
+      <w:proofErr w:type="spellStart"/>
+      <w:r>
+        <w:t>processed</w:t>
+      </w:r>
+      <w:proofErr w:type="spellEnd"/>
+      <w:r>
+        <w:t xml:space="preserve">.  Generowany jest plik </w:t>
+      </w:r>
+      <w:proofErr w:type="spellStart"/>
+      <w:r>
+        <w:t>ListOfCalendars.js.err</w:t>
+      </w:r>
+      <w:proofErr w:type="spellEnd"/>
+      <w:r>
+        <w:t xml:space="preserve"> zawierający takie kalendarze (pliki </w:t>
+      </w:r>
+      <w:proofErr w:type="spellStart"/>
+      <w:r>
+        <w:t>ics</w:t>
+      </w:r>
+      <w:proofErr w:type="spellEnd"/>
+      <w:r>
+        <w:t xml:space="preserve">). </w:t>
       </w:r>
     </w:p>
     <w:p>
@@ -11317,10 +12158,18 @@
         <w:spacing w:line="276" w:lineRule="auto"/>
       </w:pPr>
       <w:r>
-        <w:t xml:space="preserve">- skasować plik *.ics z serwera z folderu </w:t>
+        <w:t>- skasować plik *.</w:t>
       </w:r>
       <w:proofErr w:type="spellStart"/>
       <w:r>
+        <w:t>ics</w:t>
+      </w:r>
+      <w:proofErr w:type="spellEnd"/>
+      <w:r>
+        <w:t xml:space="preserve"> z serwera z folderu </w:t>
+      </w:r>
+      <w:proofErr w:type="spellStart"/>
+      <w:r>
         <w:t>processed</w:t>
       </w:r>
       <w:proofErr w:type="spellEnd"/>
@@ -11333,7 +12182,15 @@
         <w:spacing w:line="276" w:lineRule="auto"/>
       </w:pPr>
       <w:r>
-        <w:t>Można łatwo zidentyfikować poprzednie kalendarze (do usunięcia) poprzez sprawdzenie daty ostatniej aktualizacji plików ics, jeżeli plik nie było aktualizowany od dawna, oznacza to, że należy go usunąć</w:t>
+        <w:t xml:space="preserve">Można łatwo zidentyfikować poprzednie kalendarze (do usunięcia) poprzez sprawdzenie daty ostatniej aktualizacji plików </w:t>
+      </w:r>
+      <w:proofErr w:type="spellStart"/>
+      <w:r>
+        <w:t>ics</w:t>
+      </w:r>
+      <w:proofErr w:type="spellEnd"/>
+      <w:r>
+        <w:t>, jeżeli plik nie było aktualizowany od dawna, oznacza to, że należy go usunąć</w:t>
       </w:r>
     </w:p>
     <w:p>
@@ -11455,16 +12312,252 @@
     </w:p>
     <w:p>
       <w:pPr>
+        <w:pStyle w:val="Nagwek2"/>
+      </w:pPr>
+      <w:bookmarkStart w:id="65" w:name="_Toc243833271"/>
+      <w:r>
+        <w:t>Link do strony sprawdzania statusu publikacji kalendarzy Google: zmiana URL (październik 2026)</w:t>
+      </w:r>
+      <w:bookmarkEnd w:id="65"/>
+    </w:p>
+    <w:p>
+      <w:bookmarkStart w:id="66" w:name="_Toc503604375"/>
+      <w:bookmarkStart w:id="67" w:name="_Toc101826079"/>
+      <w:bookmarkStart w:id="68" w:name="_Toc162707398"/>
+    </w:p>
+    <w:p>
+      <w:pPr>
+        <w:rPr>
+          <w:rFonts w:ascii="Segoe UI" w:hAnsi="Segoe UI" w:cs="Segoe UI"/>
+          <w:color w:val="000000"/>
+          <w:sz w:val="20"/>
+          <w:szCs w:val="20"/>
+        </w:rPr>
+      </w:pPr>
+      <w:r>
+        <w:rPr>
+          <w:rFonts w:ascii="Segoe UI" w:hAnsi="Segoe UI" w:cs="Segoe UI"/>
+          <w:color w:val="000000"/>
+          <w:sz w:val="20"/>
+          <w:szCs w:val="20"/>
+        </w:rPr>
+        <w:t xml:space="preserve">Oto nowy link to strony do sprawdzania statusu publikacji kalendarzy Google.  </w:t>
+      </w:r>
+      <w:hyperlink r:id="rId78" w:tgtFrame="_blank" w:history="1">
+        <w:r>
+          <w:rPr>
+            <w:rStyle w:val="Hipercze"/>
+            <w:rFonts w:ascii="Segoe UI" w:hAnsi="Segoe UI" w:cs="Segoe UI"/>
+            <w:color w:val="3C61AA"/>
+            <w:sz w:val="20"/>
+            <w:szCs w:val="20"/>
+          </w:rPr>
+          <w:t>https://www.plansoft.org/wat/status.</w:t>
+        </w:r>
+        <w:r>
+          <w:rPr>
+            <w:rStyle w:val="Hipercze"/>
+            <w:rFonts w:ascii="Segoe UI" w:hAnsi="Segoe UI" w:cs="Segoe UI"/>
+            <w:b/>
+            <w:color w:val="3C61AA"/>
+            <w:sz w:val="20"/>
+            <w:szCs w:val="20"/>
+          </w:rPr>
+          <w:t>html</w:t>
+        </w:r>
+      </w:hyperlink>
+    </w:p>
+    <w:p>
+      <w:pPr>
+        <w:rPr>
+          <w:rFonts w:ascii="Segoe UI" w:hAnsi="Segoe UI" w:cs="Segoe UI"/>
+          <w:color w:val="000000"/>
+          <w:sz w:val="20"/>
+          <w:szCs w:val="20"/>
+        </w:rPr>
+      </w:pPr>
+      <w:r>
+        <w:rPr>
+          <w:rFonts w:ascii="Segoe UI" w:hAnsi="Segoe UI" w:cs="Segoe UI"/>
+          <w:color w:val="000000"/>
+          <w:sz w:val="20"/>
+          <w:szCs w:val="20"/>
+        </w:rPr>
+        <w:t> </w:t>
+      </w:r>
+    </w:p>
+    <w:p>
+      <w:pPr>
+        <w:rPr>
+          <w:rFonts w:ascii="Segoe UI" w:hAnsi="Segoe UI" w:cs="Segoe UI"/>
+          <w:color w:val="000000"/>
+          <w:sz w:val="20"/>
+          <w:szCs w:val="20"/>
+        </w:rPr>
+      </w:pPr>
+      <w:r>
+        <w:rPr>
+          <w:rFonts w:ascii="Segoe UI" w:hAnsi="Segoe UI" w:cs="Segoe UI"/>
+          <w:color w:val="000000"/>
+          <w:sz w:val="20"/>
+          <w:szCs w:val="20"/>
+        </w:rPr>
+        <w:t>Dlaczego zmiana?</w:t>
+      </w:r>
+    </w:p>
+    <w:p>
+      <w:pPr>
+        <w:rPr>
+          <w:rFonts w:ascii="Segoe UI" w:hAnsi="Segoe UI" w:cs="Segoe UI"/>
+          <w:color w:val="000000"/>
+          <w:sz w:val="20"/>
+          <w:szCs w:val="20"/>
+        </w:rPr>
+      </w:pPr>
+      <w:r>
+        <w:rPr>
+          <w:rFonts w:ascii="Segoe UI" w:hAnsi="Segoe UI" w:cs="Segoe UI"/>
+          <w:color w:val="000000"/>
+          <w:sz w:val="20"/>
+          <w:szCs w:val="20"/>
+        </w:rPr>
+        <w:t xml:space="preserve">Link </w:t>
+      </w:r>
+      <w:hyperlink r:id="rId79" w:tgtFrame="_blank" w:history="1">
+        <w:r>
+          <w:rPr>
+            <w:rStyle w:val="Hipercze"/>
+            <w:rFonts w:ascii="Segoe UI" w:hAnsi="Segoe UI" w:cs="Segoe UI"/>
+            <w:color w:val="3C61AA"/>
+            <w:sz w:val="20"/>
+            <w:szCs w:val="20"/>
+          </w:rPr>
+          <w:t>https://www.plansoft.org/wat/status.</w:t>
+        </w:r>
+        <w:r>
+          <w:rPr>
+            <w:rStyle w:val="Hipercze"/>
+            <w:rFonts w:ascii="Segoe UI" w:hAnsi="Segoe UI" w:cs="Segoe UI"/>
+            <w:b/>
+            <w:color w:val="3C61AA"/>
+            <w:sz w:val="20"/>
+            <w:szCs w:val="20"/>
+          </w:rPr>
+          <w:t>xml</w:t>
+        </w:r>
+      </w:hyperlink>
+      <w:r>
+        <w:rPr>
+          <w:rFonts w:ascii="Segoe UI" w:hAnsi="Segoe UI" w:cs="Segoe UI"/>
+          <w:color w:val="000000"/>
+          <w:sz w:val="20"/>
+          <w:szCs w:val="20"/>
+        </w:rPr>
+        <w:t xml:space="preserve"> jeszcze działa, ale wkrótce przestanie działać, ponieważ przeglądarka Google Chrome nie wspiera już technologii XSLT, z której korzysta strona status.xml.</w:t>
+      </w:r>
+    </w:p>
+    <w:p>
+      <w:pPr>
+        <w:rPr>
+          <w:rFonts w:ascii="Segoe UI" w:hAnsi="Segoe UI" w:cs="Segoe UI"/>
+          <w:color w:val="000000"/>
+          <w:sz w:val="20"/>
+          <w:szCs w:val="20"/>
+        </w:rPr>
+      </w:pPr>
+    </w:p>
+    <w:p>
+      <w:pPr>
+        <w:rPr>
+          <w:rFonts w:ascii="Segoe UI" w:hAnsi="Segoe UI" w:cs="Segoe UI"/>
+          <w:color w:val="000000"/>
+          <w:sz w:val="20"/>
+          <w:szCs w:val="20"/>
+        </w:rPr>
+      </w:pPr>
+      <w:r>
+        <w:rPr>
+          <w:rFonts w:ascii="Segoe UI" w:hAnsi="Segoe UI" w:cs="Segoe UI"/>
+          <w:color w:val="000000"/>
+          <w:sz w:val="20"/>
+          <w:szCs w:val="20"/>
+        </w:rPr>
+        <w:t>Opis techniczny:</w:t>
+      </w:r>
+    </w:p>
+    <w:tbl>
+      <w:tblPr>
+        <w:tblStyle w:val="Tabela-Siatka"/>
+        <w:tblW w:w="0" w:type="auto"/>
+        <w:tblLook w:val="04A0" w:firstRow="1" w:lastRow="0" w:firstColumn="1" w:lastColumn="0" w:noHBand="0" w:noVBand="1"/>
+      </w:tblPr>
+      <w:tblGrid>
+        <w:gridCol w:w="9288"/>
+      </w:tblGrid>
+      <w:tr>
+        <w:tc>
+          <w:tcPr>
+            <w:tcW w:w="9920" w:type="dxa"/>
+          </w:tcPr>
+          <w:p>
+            <w:pPr>
+              <w:rPr>
+                <w:b/>
+              </w:rPr>
+            </w:pPr>
+            <w:r>
+              <w:rPr>
+                <w:b/>
+              </w:rPr>
+              <w:t>Strona statusu publikacji rozkładów zajęć bez XSLT</w:t>
+            </w:r>
+          </w:p>
+          <w:p>
+            <w:pPr>
+              <w:jc w:val="both"/>
+            </w:pPr>
+            <w:r>
+              <w:t xml:space="preserve">Do tej pory strona „Status publikacji rozkładów zajęć” (plik status.xml, tworzony przez program </w:t>
+            </w:r>
+            <w:proofErr w:type="spellStart"/>
+            <w:r>
+              <w:t>Synchronizer</w:t>
+            </w:r>
+            <w:proofErr w:type="spellEnd"/>
+            <w:r>
+              <w:t xml:space="preserve"> podczas publikacji kalendarzy) była wyświetlana w przeglądarce za pomocą technologii XSLT, którą przeglądarki internetowe (w tym Chrome) sukcesywnie wycofują.</w:t>
+            </w:r>
+          </w:p>
+          <w:p>
+            <w:pPr>
+              <w:jc w:val="both"/>
+            </w:pPr>
+            <w:r>
+              <w:t>Program tworzy teraz, obok dotychczasowego pliku status.xml, dodatkowy plik status.html z tą samą tabelą statusu (folder, liczba plików przetworzonych i nieprzetworzonych, ikona stanu), niezależny od XSLT. Plik status.xml jest nadal tworzony bez zmian, dlatego dotychczasowe odnośniki działają jak wcześniej. Zalecamy, aby odnośniki do strony statusu wskazywały na plik status.html.</w:t>
+            </w:r>
+          </w:p>
+        </w:tc>
+      </w:tr>
+    </w:tbl>
+    <w:p>
+      <w:pPr>
+        <w:rPr>
+          <w:rFonts w:ascii="Segoe UI" w:hAnsi="Segoe UI" w:cs="Segoe UI"/>
+          <w:color w:val="000000"/>
+          <w:sz w:val="20"/>
+          <w:szCs w:val="20"/>
+        </w:rPr>
+      </w:pPr>
+    </w:p>
+    <w:p>
+      <w:pPr>
         <w:pStyle w:val="Nagwek1"/>
         <w:spacing w:line="276" w:lineRule="auto"/>
         <w:rPr>
           <w:rFonts w:ascii="Times New Roman" w:hAnsi="Times New Roman" w:cs="Times New Roman"/>
         </w:rPr>
       </w:pPr>
-      <w:bookmarkStart w:id="62" w:name="_Toc503604375"/>
-      <w:bookmarkStart w:id="63" w:name="_Toc101826079"/>
-      <w:bookmarkStart w:id="64" w:name="_Toc162707398"/>
-      <w:bookmarkStart w:id="65" w:name="_Toc243029660"/>
+      <w:bookmarkStart w:id="69" w:name="_Toc243833272"/>
       <w:r>
         <w:rPr>
           <w:rFonts w:ascii="Times New Roman" w:hAnsi="Times New Roman" w:cs="Times New Roman"/>
@@ -11484,10 +12577,10 @@
         </w:rPr>
         <w:t>e</w:t>
       </w:r>
-      <w:bookmarkEnd w:id="62"/>
-      <w:bookmarkEnd w:id="63"/>
-      <w:bookmarkEnd w:id="64"/>
-      <w:bookmarkEnd w:id="65"/>
+      <w:bookmarkEnd w:id="66"/>
+      <w:bookmarkEnd w:id="67"/>
+      <w:bookmarkEnd w:id="68"/>
+      <w:bookmarkEnd w:id="69"/>
       <w:proofErr w:type="spellEnd"/>
       <w:r>
         <w:rPr>
@@ -11545,7 +12638,7 @@
           <w:szCs w:val="27"/>
         </w:rPr>
       </w:pPr>
-      <w:hyperlink r:id="rId78" w:history="1">
+      <w:hyperlink r:id="rId80" w:history="1">
         <w:r>
           <w:rPr>
             <w:rStyle w:val="Hipercze"/>
@@ -11635,6 +12728,7 @@
           <w:sz w:val="18"/>
           <w:lang w:eastAsia="pl-PL"/>
         </w:rPr>
+        <w:lastRenderedPageBreak/>
         <w:drawing>
           <wp:inline distT="0" distB="0" distL="0" distR="0" wp14:anchorId="2F397CB2" wp14:editId="4B717D5F">
             <wp:extent cx="2976168" cy="2477459"/>
@@ -11747,7 +12841,7 @@
           <w:u w:val="single"/>
         </w:rPr>
       </w:pPr>
-      <w:hyperlink r:id="rId79" w:history="1">
+      <w:hyperlink r:id="rId81" w:history="1">
         <w:r>
           <w:rPr>
             <w:rStyle w:val="Hipercze"/>
@@ -11928,6 +13022,7 @@
           <w:sz w:val="18"/>
           <w:lang w:eastAsia="pl-PL"/>
         </w:rPr>
+        <w:lastRenderedPageBreak/>
         <w:drawing>
           <wp:inline distT="0" distB="0" distL="0" distR="0" wp14:anchorId="311F9ED1" wp14:editId="251C7B4A">
             <wp:extent cx="4304030" cy="3334385"/>
@@ -11946,7 +13041,7 @@
                     </pic:cNvPicPr>
                   </pic:nvPicPr>
                   <pic:blipFill>
-                    <a:blip r:embed="rId80">
+                    <a:blip r:embed="rId82">
                       <a:extLst>
                         <a:ext uri="{28A0092B-C50C-407E-A947-70E740481C1C}">
                           <a14:useLocalDpi xmlns:a14="http://schemas.microsoft.com/office/drawing/2010/main" val="0"/>
@@ -12113,11 +13208,9 @@
           <w:rFonts w:ascii="Times New Roman" w:hAnsi="Times New Roman" w:cs="Times New Roman"/>
         </w:rPr>
       </w:pPr>
-      <w:bookmarkStart w:id="66" w:name="_Toc101826080"/>
-      <w:bookmarkStart w:id="67" w:name="_Toc162707399"/>
-      <w:bookmarkStart w:id="68" w:name="_Toc243029661"/>
-      <w:bookmarkStart w:id="69" w:name="_GoBack"/>
-      <w:bookmarkEnd w:id="69"/>
+      <w:bookmarkStart w:id="70" w:name="_Toc101826080"/>
+      <w:bookmarkStart w:id="71" w:name="_Toc162707399"/>
+      <w:bookmarkStart w:id="72" w:name="_Toc243833273"/>
       <w:r>
         <w:rPr>
           <w:rFonts w:ascii="Times New Roman" w:hAnsi="Times New Roman" w:cs="Times New Roman"/>
@@ -12143,31 +13236,31 @@
           <w:rFonts w:ascii="Times New Roman" w:hAnsi="Times New Roman" w:cs="Times New Roman"/>
         </w:rPr>
         <w:t>: Rozwiązywanie problemów</w:t>
-      </w:r>
-      <w:bookmarkEnd w:id="66"/>
-      <w:bookmarkEnd w:id="67"/>
-      <w:bookmarkEnd w:id="68"/>
-    </w:p>
-    <w:p>
-      <w:pPr>
-        <w:pStyle w:val="Nagwek2"/>
-        <w:spacing w:line="276" w:lineRule="auto"/>
-        <w:rPr>
-          <w:rFonts w:ascii="Times New Roman" w:hAnsi="Times New Roman" w:cs="Times New Roman"/>
-        </w:rPr>
-      </w:pPr>
-      <w:bookmarkStart w:id="70" w:name="_Toc101826081"/>
-      <w:bookmarkStart w:id="71" w:name="_Toc162707400"/>
-      <w:bookmarkStart w:id="72" w:name="_Toc243029662"/>
-      <w:r>
-        <w:rPr>
-          <w:rFonts w:ascii="Times New Roman" w:hAnsi="Times New Roman" w:cs="Times New Roman"/>
-        </w:rPr>
-        <w:t>Kalendarz nie pojawia się po naciśnięciu przycisku Otwórz</w:t>
       </w:r>
       <w:bookmarkEnd w:id="70"/>
       <w:bookmarkEnd w:id="71"/>
       <w:bookmarkEnd w:id="72"/>
+    </w:p>
+    <w:p>
+      <w:pPr>
+        <w:pStyle w:val="Nagwek2"/>
+        <w:spacing w:line="276" w:lineRule="auto"/>
+        <w:rPr>
+          <w:rFonts w:ascii="Times New Roman" w:hAnsi="Times New Roman" w:cs="Times New Roman"/>
+        </w:rPr>
+      </w:pPr>
+      <w:bookmarkStart w:id="73" w:name="_Toc101826081"/>
+      <w:bookmarkStart w:id="74" w:name="_Toc162707400"/>
+      <w:bookmarkStart w:id="75" w:name="_Toc243833274"/>
+      <w:r>
+        <w:rPr>
+          <w:rFonts w:ascii="Times New Roman" w:hAnsi="Times New Roman" w:cs="Times New Roman"/>
+        </w:rPr>
+        <w:t>Kalendarz nie pojawia się po naciśnięciu przycisku Otwórz</w:t>
+      </w:r>
+      <w:bookmarkEnd w:id="73"/>
+      <w:bookmarkEnd w:id="74"/>
+      <w:bookmarkEnd w:id="75"/>
       <w:r>
         <w:rPr>
           <w:rFonts w:ascii="Times New Roman" w:hAnsi="Times New Roman" w:cs="Times New Roman"/>
@@ -12206,204 +13299,6 @@
             <wp:extent cx="5972810" cy="2181860"/>
             <wp:effectExtent l="0" t="0" r="8890" b="8890"/>
             <wp:docPr id="161" name="Obraz 161"/>
-            <wp:cNvGraphicFramePr>
-              <a:graphicFrameLocks xmlns:a="http://schemas.openxmlformats.org/drawingml/2006/main" noChangeAspect="1"/>
-            </wp:cNvGraphicFramePr>
-            <a:graphic xmlns:a="http://schemas.openxmlformats.org/drawingml/2006/main">
-              <a:graphicData uri="http://schemas.openxmlformats.org/drawingml/2006/picture">
-                <pic:pic xmlns:pic="http://schemas.openxmlformats.org/drawingml/2006/picture">
-                  <pic:nvPicPr>
-                    <pic:cNvPr id="0" name=""/>
-                    <pic:cNvPicPr/>
-                  </pic:nvPicPr>
-                  <pic:blipFill>
-                    <a:blip r:embed="rId81"/>
-                    <a:stretch>
-                      <a:fillRect/>
-                    </a:stretch>
-                  </pic:blipFill>
-                  <pic:spPr>
-                    <a:xfrm>
-                      <a:off x="0" y="0"/>
-                      <a:ext cx="5972810" cy="2181860"/>
-                    </a:xfrm>
-                    <a:prstGeom prst="rect">
-                      <a:avLst/>
-                    </a:prstGeom>
-                  </pic:spPr>
-                </pic:pic>
-              </a:graphicData>
-            </a:graphic>
-          </wp:inline>
-        </w:drawing>
-      </w:r>
-    </w:p>
-    <w:p>
-      <w:pPr>
-        <w:spacing w:line="276" w:lineRule="auto"/>
-      </w:pPr>
-    </w:p>
-    <w:p>
-      <w:pPr>
-        <w:spacing w:line="276" w:lineRule="auto"/>
-      </w:pPr>
-      <w:r>
-        <w:t>…zamiast kalendarza, pojawia się prośba o zalogowanie do konta Google lub poniższy ekran.</w:t>
-      </w:r>
-    </w:p>
-    <w:p>
-      <w:pPr>
-        <w:spacing w:line="276" w:lineRule="auto"/>
-      </w:pPr>
-    </w:p>
-    <w:p>
-      <w:pPr>
-        <w:spacing w:line="276" w:lineRule="auto"/>
-      </w:pPr>
-      <w:r>
-        <w:rPr>
-          <w:noProof/>
-          <w:lang w:eastAsia="pl-PL"/>
-        </w:rPr>
-        <w:drawing>
-          <wp:inline distT="0" distB="0" distL="0" distR="0" wp14:anchorId="58BB3799" wp14:editId="2150C904">
-            <wp:extent cx="5534025" cy="666750"/>
-            <wp:effectExtent l="0" t="0" r="9525" b="0"/>
-            <wp:docPr id="163" name="Obraz 163"/>
-            <wp:cNvGraphicFramePr>
-              <a:graphicFrameLocks xmlns:a="http://schemas.openxmlformats.org/drawingml/2006/main" noChangeAspect="1"/>
-            </wp:cNvGraphicFramePr>
-            <a:graphic xmlns:a="http://schemas.openxmlformats.org/drawingml/2006/main">
-              <a:graphicData uri="http://schemas.openxmlformats.org/drawingml/2006/picture">
-                <pic:pic xmlns:pic="http://schemas.openxmlformats.org/drawingml/2006/picture">
-                  <pic:nvPicPr>
-                    <pic:cNvPr id="0" name=""/>
-                    <pic:cNvPicPr/>
-                  </pic:nvPicPr>
-                  <pic:blipFill>
-                    <a:blip r:embed="rId82"/>
-                    <a:stretch>
-                      <a:fillRect/>
-                    </a:stretch>
-                  </pic:blipFill>
-                  <pic:spPr>
-                    <a:xfrm>
-                      <a:off x="0" y="0"/>
-                      <a:ext cx="5534025" cy="666750"/>
-                    </a:xfrm>
-                    <a:prstGeom prst="rect">
-                      <a:avLst/>
-                    </a:prstGeom>
-                  </pic:spPr>
-                </pic:pic>
-              </a:graphicData>
-            </a:graphic>
-          </wp:inline>
-        </w:drawing>
-      </w:r>
-    </w:p>
-    <w:p>
-      <w:pPr>
-        <w:spacing w:line="276" w:lineRule="auto"/>
-        <w:rPr>
-          <w:b/>
-        </w:rPr>
-      </w:pPr>
-    </w:p>
-    <w:p>
-      <w:pPr>
-        <w:spacing w:line="276" w:lineRule="auto"/>
-        <w:rPr>
-          <w:b/>
-        </w:rPr>
-      </w:pPr>
-      <w:r>
-        <w:rPr>
-          <w:b/>
-        </w:rPr>
-        <w:t>Rozwiązanie</w:t>
-      </w:r>
-    </w:p>
-    <w:p>
-      <w:pPr>
-        <w:spacing w:line="276" w:lineRule="auto"/>
-      </w:pPr>
-    </w:p>
-    <w:p>
-      <w:pPr>
-        <w:pStyle w:val="Akapitzlist"/>
-        <w:numPr>
-          <w:ilvl w:val="0"/>
-          <w:numId w:val="99"/>
-        </w:numPr>
-        <w:rPr>
-          <w:rFonts w:ascii="Times New Roman" w:eastAsia="Batang" w:hAnsi="Times New Roman"/>
-          <w:sz w:val="24"/>
-          <w:szCs w:val="24"/>
-          <w:lang w:eastAsia="ko-KR"/>
-        </w:rPr>
-      </w:pPr>
-      <w:r>
-        <w:rPr>
-          <w:rFonts w:ascii="Times New Roman" w:eastAsia="Batang" w:hAnsi="Times New Roman"/>
-          <w:sz w:val="24"/>
-          <w:szCs w:val="24"/>
-          <w:lang w:eastAsia="ko-KR"/>
-        </w:rPr>
-        <w:t>Zaloguj się do konta Google używanego do publikacji rozkładów zajęć.</w:t>
-      </w:r>
-    </w:p>
-    <w:p>
-      <w:pPr>
-        <w:pStyle w:val="Akapitzlist"/>
-        <w:numPr>
-          <w:ilvl w:val="0"/>
-          <w:numId w:val="99"/>
-        </w:numPr>
-        <w:rPr>
-          <w:rFonts w:ascii="Times New Roman" w:eastAsia="Batang" w:hAnsi="Times New Roman"/>
-          <w:sz w:val="24"/>
-          <w:szCs w:val="24"/>
-          <w:lang w:eastAsia="ko-KR"/>
-        </w:rPr>
-      </w:pPr>
-      <w:r>
-        <w:rPr>
-          <w:rFonts w:ascii="Times New Roman" w:eastAsia="Batang" w:hAnsi="Times New Roman"/>
-          <w:sz w:val="24"/>
-          <w:szCs w:val="24"/>
-          <w:lang w:eastAsia="ko-KR"/>
-        </w:rPr>
-        <w:t>Znajdź kalendarz i przejdź do ustawień kalendarza.</w:t>
-      </w:r>
-    </w:p>
-    <w:p>
-      <w:pPr>
-        <w:pStyle w:val="Akapitzlist"/>
-        <w:rPr>
-          <w:rFonts w:ascii="Times New Roman" w:hAnsi="Times New Roman"/>
-        </w:rPr>
-      </w:pPr>
-    </w:p>
-    <w:p>
-      <w:pPr>
-        <w:pStyle w:val="Akapitzlist"/>
-        <w:rPr>
-          <w:rFonts w:ascii="Times New Roman" w:hAnsi="Times New Roman"/>
-        </w:rPr>
-      </w:pPr>
-      <w:r>
-        <w:rPr>
-          <w:rFonts w:ascii="Times New Roman" w:hAnsi="Times New Roman"/>
-          <w:noProof/>
-          <w:lang w:eastAsia="pl-PL"/>
-        </w:rPr>
-        <w:lastRenderedPageBreak/>
-        <w:drawing>
-          <wp:inline distT="0" distB="0" distL="0" distR="0" wp14:anchorId="333C6F87" wp14:editId="308F560D">
-            <wp:extent cx="5972810" cy="3867785"/>
-            <wp:effectExtent l="0" t="0" r="8890" b="0"/>
-            <wp:docPr id="164" name="Obraz 164"/>
             <wp:cNvGraphicFramePr>
               <a:graphicFrameLocks xmlns:a="http://schemas.openxmlformats.org/drawingml/2006/main" noChangeAspect="1"/>
             </wp:cNvGraphicFramePr>
@@ -12423,6 +13318,204 @@
                   <pic:spPr>
                     <a:xfrm>
                       <a:off x="0" y="0"/>
+                      <a:ext cx="5972810" cy="2181860"/>
+                    </a:xfrm>
+                    <a:prstGeom prst="rect">
+                      <a:avLst/>
+                    </a:prstGeom>
+                  </pic:spPr>
+                </pic:pic>
+              </a:graphicData>
+            </a:graphic>
+          </wp:inline>
+        </w:drawing>
+      </w:r>
+    </w:p>
+    <w:p>
+      <w:pPr>
+        <w:spacing w:line="276" w:lineRule="auto"/>
+      </w:pPr>
+    </w:p>
+    <w:p>
+      <w:pPr>
+        <w:spacing w:line="276" w:lineRule="auto"/>
+      </w:pPr>
+      <w:r>
+        <w:t>…zamiast kalendarza, pojawia się prośba o zalogowanie do konta Google lub poniższy ekran.</w:t>
+      </w:r>
+    </w:p>
+    <w:p>
+      <w:pPr>
+        <w:spacing w:line="276" w:lineRule="auto"/>
+      </w:pPr>
+    </w:p>
+    <w:p>
+      <w:pPr>
+        <w:spacing w:line="276" w:lineRule="auto"/>
+      </w:pPr>
+      <w:r>
+        <w:rPr>
+          <w:noProof/>
+          <w:lang w:eastAsia="pl-PL"/>
+        </w:rPr>
+        <w:drawing>
+          <wp:inline distT="0" distB="0" distL="0" distR="0" wp14:anchorId="58BB3799" wp14:editId="2150C904">
+            <wp:extent cx="5534025" cy="666750"/>
+            <wp:effectExtent l="0" t="0" r="9525" b="0"/>
+            <wp:docPr id="163" name="Obraz 163"/>
+            <wp:cNvGraphicFramePr>
+              <a:graphicFrameLocks xmlns:a="http://schemas.openxmlformats.org/drawingml/2006/main" noChangeAspect="1"/>
+            </wp:cNvGraphicFramePr>
+            <a:graphic xmlns:a="http://schemas.openxmlformats.org/drawingml/2006/main">
+              <a:graphicData uri="http://schemas.openxmlformats.org/drawingml/2006/picture">
+                <pic:pic xmlns:pic="http://schemas.openxmlformats.org/drawingml/2006/picture">
+                  <pic:nvPicPr>
+                    <pic:cNvPr id="0" name=""/>
+                    <pic:cNvPicPr/>
+                  </pic:nvPicPr>
+                  <pic:blipFill>
+                    <a:blip r:embed="rId84"/>
+                    <a:stretch>
+                      <a:fillRect/>
+                    </a:stretch>
+                  </pic:blipFill>
+                  <pic:spPr>
+                    <a:xfrm>
+                      <a:off x="0" y="0"/>
+                      <a:ext cx="5534025" cy="666750"/>
+                    </a:xfrm>
+                    <a:prstGeom prst="rect">
+                      <a:avLst/>
+                    </a:prstGeom>
+                  </pic:spPr>
+                </pic:pic>
+              </a:graphicData>
+            </a:graphic>
+          </wp:inline>
+        </w:drawing>
+      </w:r>
+    </w:p>
+    <w:p>
+      <w:pPr>
+        <w:spacing w:line="276" w:lineRule="auto"/>
+        <w:rPr>
+          <w:b/>
+        </w:rPr>
+      </w:pPr>
+    </w:p>
+    <w:p>
+      <w:pPr>
+        <w:spacing w:line="276" w:lineRule="auto"/>
+        <w:rPr>
+          <w:b/>
+        </w:rPr>
+      </w:pPr>
+      <w:r>
+        <w:rPr>
+          <w:b/>
+        </w:rPr>
+        <w:t>Rozwiązanie</w:t>
+      </w:r>
+    </w:p>
+    <w:p>
+      <w:pPr>
+        <w:spacing w:line="276" w:lineRule="auto"/>
+      </w:pPr>
+    </w:p>
+    <w:p>
+      <w:pPr>
+        <w:pStyle w:val="Akapitzlist"/>
+        <w:numPr>
+          <w:ilvl w:val="0"/>
+          <w:numId w:val="99"/>
+        </w:numPr>
+        <w:rPr>
+          <w:rFonts w:ascii="Times New Roman" w:eastAsia="Batang" w:hAnsi="Times New Roman"/>
+          <w:sz w:val="24"/>
+          <w:szCs w:val="24"/>
+          <w:lang w:eastAsia="ko-KR"/>
+        </w:rPr>
+      </w:pPr>
+      <w:r>
+        <w:rPr>
+          <w:rFonts w:ascii="Times New Roman" w:eastAsia="Batang" w:hAnsi="Times New Roman"/>
+          <w:sz w:val="24"/>
+          <w:szCs w:val="24"/>
+          <w:lang w:eastAsia="ko-KR"/>
+        </w:rPr>
+        <w:t>Zaloguj się do konta Google używanego do publikacji rozkładów zajęć.</w:t>
+      </w:r>
+    </w:p>
+    <w:p>
+      <w:pPr>
+        <w:pStyle w:val="Akapitzlist"/>
+        <w:numPr>
+          <w:ilvl w:val="0"/>
+          <w:numId w:val="99"/>
+        </w:numPr>
+        <w:rPr>
+          <w:rFonts w:ascii="Times New Roman" w:eastAsia="Batang" w:hAnsi="Times New Roman"/>
+          <w:sz w:val="24"/>
+          <w:szCs w:val="24"/>
+          <w:lang w:eastAsia="ko-KR"/>
+        </w:rPr>
+      </w:pPr>
+      <w:r>
+        <w:rPr>
+          <w:rFonts w:ascii="Times New Roman" w:eastAsia="Batang" w:hAnsi="Times New Roman"/>
+          <w:sz w:val="24"/>
+          <w:szCs w:val="24"/>
+          <w:lang w:eastAsia="ko-KR"/>
+        </w:rPr>
+        <w:t>Znajdź kalendarz i przejdź do ustawień kalendarza.</w:t>
+      </w:r>
+    </w:p>
+    <w:p>
+      <w:pPr>
+        <w:pStyle w:val="Akapitzlist"/>
+        <w:rPr>
+          <w:rFonts w:ascii="Times New Roman" w:hAnsi="Times New Roman"/>
+        </w:rPr>
+      </w:pPr>
+    </w:p>
+    <w:p>
+      <w:pPr>
+        <w:pStyle w:val="Akapitzlist"/>
+        <w:rPr>
+          <w:rFonts w:ascii="Times New Roman" w:hAnsi="Times New Roman"/>
+        </w:rPr>
+      </w:pPr>
+      <w:r>
+        <w:rPr>
+          <w:rFonts w:ascii="Times New Roman" w:hAnsi="Times New Roman"/>
+          <w:noProof/>
+          <w:lang w:eastAsia="pl-PL"/>
+        </w:rPr>
+        <w:lastRenderedPageBreak/>
+        <w:drawing>
+          <wp:inline distT="0" distB="0" distL="0" distR="0" wp14:anchorId="333C6F87" wp14:editId="308F560D">
+            <wp:extent cx="5972810" cy="3867785"/>
+            <wp:effectExtent l="0" t="0" r="8890" b="0"/>
+            <wp:docPr id="164" name="Obraz 164"/>
+            <wp:cNvGraphicFramePr>
+              <a:graphicFrameLocks xmlns:a="http://schemas.openxmlformats.org/drawingml/2006/main" noChangeAspect="1"/>
+            </wp:cNvGraphicFramePr>
+            <a:graphic xmlns:a="http://schemas.openxmlformats.org/drawingml/2006/main">
+              <a:graphicData uri="http://schemas.openxmlformats.org/drawingml/2006/picture">
+                <pic:pic xmlns:pic="http://schemas.openxmlformats.org/drawingml/2006/picture">
+                  <pic:nvPicPr>
+                    <pic:cNvPr id="0" name=""/>
+                    <pic:cNvPicPr/>
+                  </pic:nvPicPr>
+                  <pic:blipFill>
+                    <a:blip r:embed="rId85"/>
+                    <a:stretch>
+                      <a:fillRect/>
+                    </a:stretch>
+                  </pic:blipFill>
+                  <pic:spPr>
+                    <a:xfrm>
+                      <a:off x="0" y="0"/>
                       <a:ext cx="5972810" cy="3867785"/>
                     </a:xfrm>
                     <a:prstGeom prst="rect">
@@ -12496,9 +13589,9 @@
         <w:pStyle w:val="Nagwek2"/>
         <w:spacing w:line="276" w:lineRule="auto"/>
       </w:pPr>
-      <w:bookmarkStart w:id="73" w:name="_Toc101826082"/>
-      <w:bookmarkStart w:id="74" w:name="_Toc162707401"/>
-      <w:bookmarkStart w:id="75" w:name="_Toc243029663"/>
+      <w:bookmarkStart w:id="76" w:name="_Toc243833275"/>
+      <w:bookmarkStart w:id="77" w:name="_Toc101826082"/>
+      <w:bookmarkStart w:id="78" w:name="_Toc162707401"/>
       <w:proofErr w:type="spellStart"/>
       <w:r>
         <w:t>Calendar</w:t>
@@ -12527,7 +13620,7 @@
       <w:r>
         <w:t>exceeded</w:t>
       </w:r>
-      <w:bookmarkEnd w:id="75"/>
+      <w:bookmarkEnd w:id="76"/>
       <w:proofErr w:type="spellEnd"/>
     </w:p>
     <w:p>
@@ -12578,16 +13671,16 @@
           <w:rFonts w:ascii="Times New Roman" w:hAnsi="Times New Roman" w:cs="Times New Roman"/>
         </w:rPr>
       </w:pPr>
-      <w:bookmarkStart w:id="76" w:name="_Toc243029664"/>
+      <w:bookmarkStart w:id="79" w:name="_Toc243833276"/>
       <w:r>
         <w:rPr>
           <w:rFonts w:ascii="Times New Roman" w:hAnsi="Times New Roman" w:cs="Times New Roman"/>
         </w:rPr>
         <w:t>Powiadomienia nie są wysyłane</w:t>
       </w:r>
-      <w:bookmarkEnd w:id="73"/>
-      <w:bookmarkEnd w:id="74"/>
-      <w:bookmarkEnd w:id="76"/>
+      <w:bookmarkEnd w:id="77"/>
+      <w:bookmarkEnd w:id="78"/>
+      <w:bookmarkEnd w:id="79"/>
     </w:p>
     <w:p>
       <w:pPr>
@@ -12656,120 +13749,6 @@
             <wp:extent cx="5943600" cy="2303780"/>
             <wp:effectExtent l="0" t="0" r="0" b="1270"/>
             <wp:docPr id="179" name="Picture 5"/>
-            <wp:cNvGraphicFramePr>
-              <a:graphicFrameLocks xmlns:a="http://schemas.openxmlformats.org/drawingml/2006/main" noChangeAspect="1"/>
-            </wp:cNvGraphicFramePr>
-            <a:graphic xmlns:a="http://schemas.openxmlformats.org/drawingml/2006/main">
-              <a:graphicData uri="http://schemas.openxmlformats.org/drawingml/2006/picture">
-                <pic:pic xmlns:pic="http://schemas.openxmlformats.org/drawingml/2006/picture">
-                  <pic:nvPicPr>
-                    <pic:cNvPr id="1" name=""/>
-                    <pic:cNvPicPr/>
-                  </pic:nvPicPr>
-                  <pic:blipFill>
-                    <a:blip r:embed="rId84"/>
-                    <a:stretch>
-                      <a:fillRect/>
-                    </a:stretch>
-                  </pic:blipFill>
-                  <pic:spPr>
-                    <a:xfrm>
-                      <a:off x="0" y="0"/>
-                      <a:ext cx="5943600" cy="2303780"/>
-                    </a:xfrm>
-                    <a:prstGeom prst="rect">
-                      <a:avLst/>
-                    </a:prstGeom>
-                  </pic:spPr>
-                </pic:pic>
-              </a:graphicData>
-            </a:graphic>
-          </wp:inline>
-        </w:drawing>
-      </w:r>
-    </w:p>
-    <w:p>
-      <w:pPr>
-        <w:spacing w:line="276" w:lineRule="auto"/>
-      </w:pPr>
-    </w:p>
-    <w:p>
-      <w:pPr>
-        <w:spacing w:line="276" w:lineRule="auto"/>
-        <w:rPr>
-          <w:sz w:val="8"/>
-          <w:szCs w:val="8"/>
-        </w:rPr>
-      </w:pPr>
-      <w:r>
-        <w:rPr>
-          <w:sz w:val="8"/>
-          <w:szCs w:val="8"/>
-        </w:rPr>
-        <w:t>Za pomocą tego liku możesz edytować diagram</w:t>
-      </w:r>
-    </w:p>
-    <w:p>
-      <w:pPr>
-        <w:spacing w:line="276" w:lineRule="auto"/>
-        <w:rPr>
-          <w:sz w:val="10"/>
-        </w:rPr>
-      </w:pPr>
-      <w:hyperlink r:id="rId85" w:history="1">
-        <w:r>
-          <w:rPr>
-            <w:rStyle w:val="Hipercze"/>
-            <w:sz w:val="10"/>
-          </w:rPr>
-          <w:t>https://www.planttext.com/?text=bPPDRzim38RFqw_WRccH1KYFwM4DrXwATLsmRYZG6sCfgInBD2mPXlthHoLsx2nEs-KaMFpIyr9KRdp08fGs4sAt4a9lOFAjgQ71L2LQWVR1QPKgg62PPzfWacfOPUWyRSACYkq5X5VbOF8RpOKGmByOucUeg6Z0OAQSH5wfJ9bGaDD9u-gTMSpIxtTvlfx6wsAk21mcshDTeajeKnnCSagnqWYUgpPaIyV51Y1OPqes-f_0dHCi7b5YsXT2bUv3GfaN75Cv3Yl91vMN_TvzHuPaeTOE1swE0WQ3N2u4JXcKnN1zs5QPLp1XtxwCtlNZ_BhVc5hZXprowpBzQUfWg69QGA5eQekPq6v3XMMf-N20hioeGiV8TsdEWEo9FlkczXmJKkK3zqtE9q5foidb_EBwn65Fut58uqEnhiPYEQatuyTz3tg7uoagBfif98nLOgXPtY-IJeqhyCfoKKMZuFxxyk7kyNRvw-NKZjOgjMMAi6iboIYZNAPG_bsGBzkCFFiHjx0zZGomb5Oxrhp0G4Nit2U6fMmvOZhvmLT7fV342YUS_x-LM54ymE2e8qOjF5R9nOvIV50WCuCvn1letXFizCiPGVTpOI3fqPmuah2W34VriGZb_auxJMumYix9SbwE3yZm1lvHx1rkBlzSUtqOzXwY62p5qMrOt58SWUqC-NmjMgi7jUMLE7S5uNA-0F62kQeS9xTnJ78f4L25ii54RQaDYf2LQ_1CUBfRzSQKQm-I9MeDPo2U8Q29h7mTojrpKnv6r1GC8uuNo9ThRufwpRcomPZSZx2I1vUi-Cgn62Z9QfvUk13psQV35nM94NY3VZZSk5Gga5-LgzadMPHRDXgwy2u_179eFnDl4BfYGYlkYSR6fuaP3ywYbPq1uwi3fbFsucwr7DnaA6DjmN0ZjSqsXNKDN4024JRvP0eyTVfGm6_K558qyLk5IG-aFduuabSkzyv9QBNbLvzo8MvupNy2_W80</w:t>
-        </w:r>
-      </w:hyperlink>
-    </w:p>
-    <w:p>
-      <w:pPr>
-        <w:spacing w:line="276" w:lineRule="auto"/>
-      </w:pPr>
-    </w:p>
-    <w:p>
-      <w:pPr>
-        <w:spacing w:line="276" w:lineRule="auto"/>
-        <w:rPr>
-          <w:sz w:val="8"/>
-          <w:szCs w:val="8"/>
-        </w:rPr>
-      </w:pPr>
-    </w:p>
-    <w:p>
-      <w:pPr>
-        <w:spacing w:line="276" w:lineRule="auto"/>
-        <w:rPr>
-          <w:b/>
-          <w:bCs/>
-        </w:rPr>
-      </w:pPr>
-      <w:r>
-        <w:rPr>
-          <w:b/>
-          <w:bCs/>
-        </w:rPr>
-        <w:t>Strona do wyszukiwania kalendarzy elektronicznych</w:t>
-      </w:r>
-    </w:p>
-    <w:p>
-      <w:pPr>
-        <w:spacing w:line="276" w:lineRule="auto"/>
-      </w:pPr>
-      <w:r>
-        <w:rPr>
-          <w:noProof/>
-          <w:lang w:eastAsia="pl-PL"/>
-        </w:rPr>
-        <w:drawing>
-          <wp:inline distT="0" distB="0" distL="0" distR="0" wp14:anchorId="787642C1" wp14:editId="6BEBD262">
-            <wp:extent cx="4450042" cy="3649415"/>
-            <wp:effectExtent l="0" t="0" r="8255" b="8255"/>
-            <wp:docPr id="180" name="Picture 2"/>
             <wp:cNvGraphicFramePr>
               <a:graphicFrameLocks xmlns:a="http://schemas.openxmlformats.org/drawingml/2006/main" noChangeAspect="1"/>
             </wp:cNvGraphicFramePr>
@@ -12789,6 +13768,120 @@
                   <pic:spPr>
                     <a:xfrm>
                       <a:off x="0" y="0"/>
+                      <a:ext cx="5943600" cy="2303780"/>
+                    </a:xfrm>
+                    <a:prstGeom prst="rect">
+                      <a:avLst/>
+                    </a:prstGeom>
+                  </pic:spPr>
+                </pic:pic>
+              </a:graphicData>
+            </a:graphic>
+          </wp:inline>
+        </w:drawing>
+      </w:r>
+    </w:p>
+    <w:p>
+      <w:pPr>
+        <w:spacing w:line="276" w:lineRule="auto"/>
+      </w:pPr>
+    </w:p>
+    <w:p>
+      <w:pPr>
+        <w:spacing w:line="276" w:lineRule="auto"/>
+        <w:rPr>
+          <w:sz w:val="8"/>
+          <w:szCs w:val="8"/>
+        </w:rPr>
+      </w:pPr>
+      <w:r>
+        <w:rPr>
+          <w:sz w:val="8"/>
+          <w:szCs w:val="8"/>
+        </w:rPr>
+        <w:t>Za pomocą tego liku możesz edytować diagram</w:t>
+      </w:r>
+    </w:p>
+    <w:p>
+      <w:pPr>
+        <w:spacing w:line="276" w:lineRule="auto"/>
+        <w:rPr>
+          <w:sz w:val="10"/>
+        </w:rPr>
+      </w:pPr>
+      <w:hyperlink r:id="rId87" w:history="1">
+        <w:r>
+          <w:rPr>
+            <w:rStyle w:val="Hipercze"/>
+            <w:sz w:val="10"/>
+          </w:rPr>
+          <w:t>https://www.planttext.com/?text=bPPDRzim38RFqw_WRccH1KYFwM4DrXwATLsmRYZG6sCfgInBD2mPXlthHoLsx2nEs-KaMFpIyr9KRdp08fGs4sAt4a9lOFAjgQ71L2LQWVR1QPKgg62PPzfWacfOPUWyRSACYkq5X5VbOF8RpOKGmByOucUeg6Z0OAQSH5wfJ9bGaDD9u-gTMSpIxtTvlfx6wsAk21mcshDTeajeKnnCSagnqWYUgpPaIyV51Y1OPqes-f_0dHCi7b5YsXT2bUv3GfaN75Cv3Yl91vMN_TvzHuPaeTOE1swE0WQ3N2u4JXcKnN1zs5QPLp1XtxwCtlNZ_BhVc5hZXprowpBzQUfWg69QGA5eQekPq6v3XMMf-N20hioeGiV8TsdEWEo9FlkczXmJKkK3zqtE9q5foidb_EBwn65Fut58uqEnhiPYEQatuyTz3tg7uoagBfif98nLOgXPtY-IJeqhyCfoKKMZuFxxyk7kyNRvw-NKZjOgjMMAi6iboIYZNAPG_bsGBzkCFFiHjx0zZGomb5Oxrhp0G4Nit2U6fMmvOZhvmLT7fV342YUS_x-LM54ymE2e8qOjF5R9nOvIV50WCuCvn1letXFizCiPGVTpOI3fqPmuah2W34VriGZb_auxJMumYix9SbwE3yZm1lvHx1rkBlzSUtqOzXwY62p5qMrOt58SWUqC-NmjMgi7jUMLE7S5uNA-0F62kQeS9xTnJ78f4L25ii54RQaDYf2LQ_1CUBfRzSQKQm-I9MeDPo2U8Q29h7mTojrpKnv6r1GC8uuNo9ThRufwpRcomPZSZx2I1vUi-Cgn62Z9QfvUk13psQV35nM94NY3VZZSk5Gga5-LgzadMPHRDXgwy2u_179eFnDl4BfYGYlkYSR6fuaP3ywYbPq1uwi3fbFsucwr7DnaA6DjmN0ZjSqsXNKDN4024JRvP0eyTVfGm6_K558qyLk5IG-aFduuabSkzyv9QBNbLvzo8MvupNy2_W80</w:t>
+        </w:r>
+      </w:hyperlink>
+    </w:p>
+    <w:p>
+      <w:pPr>
+        <w:spacing w:line="276" w:lineRule="auto"/>
+      </w:pPr>
+    </w:p>
+    <w:p>
+      <w:pPr>
+        <w:spacing w:line="276" w:lineRule="auto"/>
+        <w:rPr>
+          <w:sz w:val="8"/>
+          <w:szCs w:val="8"/>
+        </w:rPr>
+      </w:pPr>
+    </w:p>
+    <w:p>
+      <w:pPr>
+        <w:spacing w:line="276" w:lineRule="auto"/>
+        <w:rPr>
+          <w:b/>
+          <w:bCs/>
+        </w:rPr>
+      </w:pPr>
+      <w:r>
+        <w:rPr>
+          <w:b/>
+          <w:bCs/>
+        </w:rPr>
+        <w:t>Strona do wyszukiwania kalendarzy elektronicznych</w:t>
+      </w:r>
+    </w:p>
+    <w:p>
+      <w:pPr>
+        <w:spacing w:line="276" w:lineRule="auto"/>
+      </w:pPr>
+      <w:r>
+        <w:rPr>
+          <w:noProof/>
+          <w:lang w:eastAsia="pl-PL"/>
+        </w:rPr>
+        <w:drawing>
+          <wp:inline distT="0" distB="0" distL="0" distR="0" wp14:anchorId="787642C1" wp14:editId="6BEBD262">
+            <wp:extent cx="4450042" cy="3649415"/>
+            <wp:effectExtent l="0" t="0" r="8255" b="8255"/>
+            <wp:docPr id="180" name="Picture 2"/>
+            <wp:cNvGraphicFramePr>
+              <a:graphicFrameLocks xmlns:a="http://schemas.openxmlformats.org/drawingml/2006/main" noChangeAspect="1"/>
+            </wp:cNvGraphicFramePr>
+            <a:graphic xmlns:a="http://schemas.openxmlformats.org/drawingml/2006/main">
+              <a:graphicData uri="http://schemas.openxmlformats.org/drawingml/2006/picture">
+                <pic:pic xmlns:pic="http://schemas.openxmlformats.org/drawingml/2006/picture">
+                  <pic:nvPicPr>
+                    <pic:cNvPr id="1" name=""/>
+                    <pic:cNvPicPr/>
+                  </pic:nvPicPr>
+                  <pic:blipFill>
+                    <a:blip r:embed="rId88"/>
+                    <a:stretch>
+                      <a:fillRect/>
+                    </a:stretch>
+                  </pic:blipFill>
+                  <pic:spPr>
+                    <a:xfrm>
+                      <a:off x="0" y="0"/>
                       <a:ext cx="4453236" cy="3652034"/>
                     </a:xfrm>
                     <a:prstGeom prst="rect">
@@ -12846,7 +13939,7 @@
                     </pic:cNvPicPr>
                   </pic:nvPicPr>
                   <pic:blipFill>
-                    <a:blip r:embed="rId87" cstate="print">
+                    <a:blip r:embed="rId89" cstate="print">
                       <a:extLst>
                         <a:ext uri="{28A0092B-C50C-407E-A947-70E740481C1C}">
                           <a14:useLocalDpi xmlns:a14="http://schemas.microsoft.com/office/drawing/2010/main" val="0"/>
@@ -12895,11 +13988,11 @@
       <w:pPr>
         <w:pStyle w:val="Nagwek1"/>
       </w:pPr>
-      <w:bookmarkStart w:id="77" w:name="_Toc243029665"/>
+      <w:bookmarkStart w:id="80" w:name="_Toc243833277"/>
       <w:r>
         <w:t>FAQ</w:t>
       </w:r>
-      <w:bookmarkEnd w:id="77"/>
+      <w:bookmarkEnd w:id="80"/>
     </w:p>
     <w:p>
       <w:r>
@@ -12945,7 +14038,7 @@
                     <pic:cNvPicPr/>
                   </pic:nvPicPr>
                   <pic:blipFill>
-                    <a:blip r:embed="rId88"/>
+                    <a:blip r:embed="rId90"/>
                     <a:stretch>
                       <a:fillRect/>
                     </a:stretch>
@@ -12967,9 +14060,9 @@
       </w:r>
     </w:p>
     <w:sectPr>
-      <w:headerReference w:type="default" r:id="rId89"/>
-      <w:footerReference w:type="even" r:id="rId90"/>
-      <w:footerReference w:type="default" r:id="rId91"/>
+      <w:headerReference w:type="default" r:id="rId91"/>
+      <w:footerReference w:type="even" r:id="rId92"/>
+      <w:footerReference w:type="default" r:id="rId93"/>
       <w:pgSz w:w="11906" w:h="16838"/>
       <w:pgMar w:top="883" w:right="1417" w:bottom="1417" w:left="1417" w:header="708" w:footer="708" w:gutter="0"/>
       <w:pgNumType w:start="1"/>
@@ -13070,7 +14163,7 @@
         <w:rStyle w:val="Numerstrony"/>
         <w:noProof/>
       </w:rPr>
-      <w:t>2</w:t>
+      <w:t>43</w:t>
     </w:r>
     <w:r>
       <w:rPr>
@@ -28163,7 +29256,7 @@
 </file>
 
 <file path=customXml/itemProps1.xml><?xml version="1.0" encoding="utf-8"?>
-<ds:datastoreItem xmlns:ds="http://schemas.openxmlformats.org/officeDocument/2006/customXml" ds:itemID="{76AB2278-E616-4C9D-90C1-F8876DDD5223}">
+<ds:datastoreItem xmlns:ds="http://schemas.openxmlformats.org/officeDocument/2006/customXml" ds:itemID="{1192FA50-69AB-4E28-ADCB-986733F201B7}">
   <ds:schemaRefs>
     <ds:schemaRef ds:uri="http://schemas.openxmlformats.org/officeDocument/2006/bibliography"/>
   </ds:schemaRefs>
